--- a/final_dc/MintStack_Teknik_Dokumantasyon_v2_1.docx
+++ b/final_dc/MintStack_Teknik_Dokumantasyon_v2_1.docx
@@ -1286,7 +1286,7 @@
         <w:tc>
           <w:tcPr>
             <w:tcW w:type="dxa" w:w="1134"/>
-            <w:shd w:fill="FFFFFF"/>
+            <w:shd w:fill="E7F2EE"/>
             <w:tcBorders>
               <w:top w:val="single" w:sz="4" w:color="C9D5DD"/>
               <w:left w:val="single" w:sz="4" w:color="C9D5DD"/>
@@ -1316,7 +1316,7 @@
         <w:tc>
           <w:tcPr>
             <w:tcW w:type="dxa" w:w="7937"/>
-            <w:shd w:fill="FFFFFF"/>
+            <w:shd w:fill="E7F2EE"/>
             <w:tcBorders>
               <w:top w:val="single" w:sz="4" w:color="C9D5DD"/>
               <w:left w:val="single" w:sz="4" w:color="C9D5DD"/>
@@ -1339,7 +1339,7 @@
                 <w:color w:val="263B53"/>
                 <w:sz w:val="20"/>
               </w:rPr>
-              <w:t>Riskler, Teknik Borç ve Production Kapıları</w:t>
+              <w:t>Operasyon Rehberi</w:t>
             </w:r>
           </w:p>
         </w:tc>
@@ -1351,7 +1351,7 @@
         <w:tc>
           <w:tcPr>
             <w:tcW w:type="dxa" w:w="1134"/>
-            <w:shd w:fill="E7F2EE"/>
+            <w:shd w:fill="FFFFFF"/>
             <w:tcBorders>
               <w:top w:val="single" w:sz="4" w:color="C9D5DD"/>
               <w:left w:val="single" w:sz="4" w:color="C9D5DD"/>
@@ -1375,71 +1375,6 @@
                 <w:sz w:val="20"/>
               </w:rPr>
               <w:t>13</w:t>
-            </w:r>
-          </w:p>
-        </w:tc>
-        <w:tc>
-          <w:tcPr>
-            <w:tcW w:type="dxa" w:w="7937"/>
-            <w:shd w:fill="E7F2EE"/>
-            <w:tcBorders>
-              <w:top w:val="single" w:sz="4" w:color="C9D5DD"/>
-              <w:left w:val="single" w:sz="4" w:color="C9D5DD"/>
-              <w:bottom w:val="single" w:sz="4" w:color="C9D5DD"/>
-              <w:right w:val="single" w:sz="4" w:color="C9D5DD"/>
-              <w:insideH w:val="single" w:sz="4" w:color="C9D5DD"/>
-              <w:insideV w:val="single" w:sz="4" w:color="C9D5DD"/>
-            </w:tcBorders>
-            <w:tcMar>
-              <w:top w:w="90" w:type="dxa"/>
-              <w:start w:w="110" w:type="dxa"/>
-              <w:bottom w:w="90" w:type="dxa"/>
-              <w:end w:w="110" w:type="dxa"/>
-            </w:tcMar>
-            <w:vAlign w:val="center"/>
-          </w:tcPr>
-          <w:p>
-            <w:r>
-              <w:rPr>
-                <w:color w:val="263B53"/>
-                <w:sz w:val="20"/>
-              </w:rPr>
-              <w:t>Operasyon Rehberi</w:t>
-            </w:r>
-          </w:p>
-        </w:tc>
-      </w:tr>
-      <w:tr>
-        <w:trPr>
-          <w:cantSplit w:val="true"/>
-        </w:trPr>
-        <w:tc>
-          <w:tcPr>
-            <w:tcW w:type="dxa" w:w="1134"/>
-            <w:shd w:fill="FFFFFF"/>
-            <w:tcBorders>
-              <w:top w:val="single" w:sz="4" w:color="C9D5DD"/>
-              <w:left w:val="single" w:sz="4" w:color="C9D5DD"/>
-              <w:bottom w:val="single" w:sz="4" w:color="C9D5DD"/>
-              <w:right w:val="single" w:sz="4" w:color="C9D5DD"/>
-              <w:insideH w:val="single" w:sz="4" w:color="C9D5DD"/>
-              <w:insideV w:val="single" w:sz="4" w:color="C9D5DD"/>
-            </w:tcBorders>
-            <w:tcMar>
-              <w:top w:w="90" w:type="dxa"/>
-              <w:start w:w="110" w:type="dxa"/>
-              <w:bottom w:w="90" w:type="dxa"/>
-              <w:end w:w="110" w:type="dxa"/>
-            </w:tcMar>
-            <w:vAlign w:val="center"/>
-          </w:tcPr>
-          <w:p>
-            <w:r>
-              <w:rPr>
-                <w:color w:val="263B53"/>
-                <w:sz w:val="20"/>
-              </w:rPr>
-              <w:t>14</w:t>
             </w:r>
           </w:p>
         </w:tc>
@@ -9767,1030 +9702,6 @@
     </w:p>
     <w:p>
       <w:pPr>
-        <w:pStyle w:val="Heading2"/>
-        <w:keepNext/>
-      </w:pPr>
-      <w:r>
-        <w:t>5.4 Backend Teknik Borçları</w:t>
-      </w:r>
-    </w:p>
-    <w:tbl>
-      <w:tblPr>
-        <w:tblW w:type="auto" w:w="0"/>
-        <w:jc w:val="center"/>
-        <w:tblLayout w:type="autofit"/>
-        <w:tblLook w:firstColumn="1" w:firstRow="1" w:lastColumn="0" w:lastRow="0" w:noHBand="0" w:noVBand="1" w:val="04A0"/>
-      </w:tblPr>
-      <w:tblGrid>
-        <w:gridCol w:w="2523"/>
-        <w:gridCol w:w="2523"/>
-        <w:gridCol w:w="2523"/>
-        <w:gridCol w:w="2523"/>
-      </w:tblGrid>
-      <w:tr>
-        <w:trPr>
-          <w:tblHeader w:val="true"/>
-          <w:cantSplit w:val="true"/>
-        </w:trPr>
-        <w:tc>
-          <w:tcPr>
-            <w:tcW w:type="dxa" w:w="2523"/>
-            <w:shd w:fill="0B3F33"/>
-            <w:tcBorders>
-              <w:top w:val="single" w:sz="4" w:color="C9D5DD"/>
-              <w:left w:val="single" w:sz="4" w:color="C9D5DD"/>
-              <w:bottom w:val="single" w:sz="4" w:color="C9D5DD"/>
-              <w:right w:val="single" w:sz="4" w:color="C9D5DD"/>
-              <w:insideH w:val="single" w:sz="4" w:color="C9D5DD"/>
-              <w:insideV w:val="single" w:sz="4" w:color="C9D5DD"/>
-            </w:tcBorders>
-            <w:tcMar>
-              <w:top w:w="90" w:type="dxa"/>
-              <w:start w:w="110" w:type="dxa"/>
-              <w:bottom w:w="90" w:type="dxa"/>
-              <w:end w:w="110" w:type="dxa"/>
-            </w:tcMar>
-          </w:tcPr>
-          <w:p>
-            <w:r>
-              <w:rPr>
-                <w:b/>
-                <w:color w:val="FFFFFF"/>
-                <w:sz w:val="19"/>
-              </w:rPr>
-              <w:t>Öncelik</w:t>
-            </w:r>
-          </w:p>
-        </w:tc>
-        <w:tc>
-          <w:tcPr>
-            <w:tcW w:type="dxa" w:w="2523"/>
-            <w:shd w:fill="0B3F33"/>
-            <w:tcBorders>
-              <w:top w:val="single" w:sz="4" w:color="C9D5DD"/>
-              <w:left w:val="single" w:sz="4" w:color="C9D5DD"/>
-              <w:bottom w:val="single" w:sz="4" w:color="C9D5DD"/>
-              <w:right w:val="single" w:sz="4" w:color="C9D5DD"/>
-              <w:insideH w:val="single" w:sz="4" w:color="C9D5DD"/>
-              <w:insideV w:val="single" w:sz="4" w:color="C9D5DD"/>
-            </w:tcBorders>
-            <w:tcMar>
-              <w:top w:w="90" w:type="dxa"/>
-              <w:start w:w="110" w:type="dxa"/>
-              <w:bottom w:w="90" w:type="dxa"/>
-              <w:end w:w="110" w:type="dxa"/>
-            </w:tcMar>
-          </w:tcPr>
-          <w:p>
-            <w:r>
-              <w:rPr>
-                <w:b/>
-                <w:color w:val="FFFFFF"/>
-                <w:sz w:val="19"/>
-              </w:rPr>
-              <w:t>Alan</w:t>
-            </w:r>
-          </w:p>
-        </w:tc>
-        <w:tc>
-          <w:tcPr>
-            <w:tcW w:type="dxa" w:w="2523"/>
-            <w:shd w:fill="0B3F33"/>
-            <w:tcBorders>
-              <w:top w:val="single" w:sz="4" w:color="C9D5DD"/>
-              <w:left w:val="single" w:sz="4" w:color="C9D5DD"/>
-              <w:bottom w:val="single" w:sz="4" w:color="C9D5DD"/>
-              <w:right w:val="single" w:sz="4" w:color="C9D5DD"/>
-              <w:insideH w:val="single" w:sz="4" w:color="C9D5DD"/>
-              <w:insideV w:val="single" w:sz="4" w:color="C9D5DD"/>
-            </w:tcBorders>
-            <w:tcMar>
-              <w:top w:w="90" w:type="dxa"/>
-              <w:start w:w="110" w:type="dxa"/>
-              <w:bottom w:w="90" w:type="dxa"/>
-              <w:end w:w="110" w:type="dxa"/>
-            </w:tcMar>
-          </w:tcPr>
-          <w:p>
-            <w:r>
-              <w:rPr>
-                <w:b/>
-                <w:color w:val="FFFFFF"/>
-                <w:sz w:val="19"/>
-              </w:rPr>
-              <w:t>Problem</w:t>
-            </w:r>
-          </w:p>
-        </w:tc>
-        <w:tc>
-          <w:tcPr>
-            <w:tcW w:type="dxa" w:w="2523"/>
-            <w:shd w:fill="0B3F33"/>
-            <w:tcBorders>
-              <w:top w:val="single" w:sz="4" w:color="C9D5DD"/>
-              <w:left w:val="single" w:sz="4" w:color="C9D5DD"/>
-              <w:bottom w:val="single" w:sz="4" w:color="C9D5DD"/>
-              <w:right w:val="single" w:sz="4" w:color="C9D5DD"/>
-              <w:insideH w:val="single" w:sz="4" w:color="C9D5DD"/>
-              <w:insideV w:val="single" w:sz="4" w:color="C9D5DD"/>
-            </w:tcBorders>
-            <w:tcMar>
-              <w:top w:w="90" w:type="dxa"/>
-              <w:start w:w="110" w:type="dxa"/>
-              <w:bottom w:w="90" w:type="dxa"/>
-              <w:end w:w="110" w:type="dxa"/>
-            </w:tcMar>
-          </w:tcPr>
-          <w:p>
-            <w:r>
-              <w:rPr>
-                <w:b/>
-                <w:color w:val="FFFFFF"/>
-                <w:sz w:val="19"/>
-              </w:rPr>
-              <w:t>Aksiyon</w:t>
-            </w:r>
-          </w:p>
-        </w:tc>
-      </w:tr>
-      <w:tr>
-        <w:trPr>
-          <w:cantSplit w:val="true"/>
-        </w:trPr>
-        <w:tc>
-          <w:tcPr>
-            <w:tcW w:type="dxa" w:w="2523"/>
-            <w:shd w:fill="E7F2EE"/>
-            <w:tcBorders>
-              <w:top w:val="single" w:sz="4" w:color="C9D5DD"/>
-              <w:left w:val="single" w:sz="4" w:color="C9D5DD"/>
-              <w:bottom w:val="single" w:sz="4" w:color="C9D5DD"/>
-              <w:right w:val="single" w:sz="4" w:color="C9D5DD"/>
-              <w:insideH w:val="single" w:sz="4" w:color="C9D5DD"/>
-              <w:insideV w:val="single" w:sz="4" w:color="C9D5DD"/>
-            </w:tcBorders>
-            <w:tcMar>
-              <w:top w:w="90" w:type="dxa"/>
-              <w:start w:w="110" w:type="dxa"/>
-              <w:bottom w:w="90" w:type="dxa"/>
-              <w:end w:w="110" w:type="dxa"/>
-            </w:tcMar>
-            <w:vAlign w:val="center"/>
-          </w:tcPr>
-          <w:p>
-            <w:r>
-              <w:rPr>
-                <w:color w:val="263B53"/>
-                <w:sz w:val="18"/>
-              </w:rPr>
-              <w:t>P1</w:t>
-            </w:r>
-          </w:p>
-        </w:tc>
-        <w:tc>
-          <w:tcPr>
-            <w:tcW w:type="dxa" w:w="2523"/>
-            <w:shd w:fill="E7F2EE"/>
-            <w:tcBorders>
-              <w:top w:val="single" w:sz="4" w:color="C9D5DD"/>
-              <w:left w:val="single" w:sz="4" w:color="C9D5DD"/>
-              <w:bottom w:val="single" w:sz="4" w:color="C9D5DD"/>
-              <w:right w:val="single" w:sz="4" w:color="C9D5DD"/>
-              <w:insideH w:val="single" w:sz="4" w:color="C9D5DD"/>
-              <w:insideV w:val="single" w:sz="4" w:color="C9D5DD"/>
-            </w:tcBorders>
-            <w:tcMar>
-              <w:top w:w="90" w:type="dxa"/>
-              <w:start w:w="110" w:type="dxa"/>
-              <w:bottom w:w="90" w:type="dxa"/>
-              <w:end w:w="110" w:type="dxa"/>
-            </w:tcMar>
-            <w:vAlign w:val="center"/>
-          </w:tcPr>
-          <w:p>
-            <w:r>
-              <w:rPr>
-                <w:color w:val="263B53"/>
-                <w:sz w:val="18"/>
-              </w:rPr>
-              <w:t>CI security</w:t>
-            </w:r>
-          </w:p>
-        </w:tc>
-        <w:tc>
-          <w:tcPr>
-            <w:tcW w:type="dxa" w:w="2523"/>
-            <w:shd w:fill="E7F2EE"/>
-            <w:tcBorders>
-              <w:top w:val="single" w:sz="4" w:color="C9D5DD"/>
-              <w:left w:val="single" w:sz="4" w:color="C9D5DD"/>
-              <w:bottom w:val="single" w:sz="4" w:color="C9D5DD"/>
-              <w:right w:val="single" w:sz="4" w:color="C9D5DD"/>
-              <w:insideH w:val="single" w:sz="4" w:color="C9D5DD"/>
-              <w:insideV w:val="single" w:sz="4" w:color="C9D5DD"/>
-            </w:tcBorders>
-            <w:tcMar>
-              <w:top w:w="90" w:type="dxa"/>
-              <w:start w:w="110" w:type="dxa"/>
-              <w:bottom w:w="90" w:type="dxa"/>
-              <w:end w:w="110" w:type="dxa"/>
-            </w:tcMar>
-            <w:vAlign w:val="center"/>
-          </w:tcPr>
-          <w:p>
-            <w:r>
-              <w:rPr>
-                <w:color w:val="263B53"/>
-                <w:sz w:val="18"/>
-              </w:rPr>
-              <w:t>OWASP Dependency Check non-blocking</w:t>
-            </w:r>
-          </w:p>
-        </w:tc>
-        <w:tc>
-          <w:tcPr>
-            <w:tcW w:type="dxa" w:w="2523"/>
-            <w:shd w:fill="E7F2EE"/>
-            <w:tcBorders>
-              <w:top w:val="single" w:sz="4" w:color="C9D5DD"/>
-              <w:left w:val="single" w:sz="4" w:color="C9D5DD"/>
-              <w:bottom w:val="single" w:sz="4" w:color="C9D5DD"/>
-              <w:right w:val="single" w:sz="4" w:color="C9D5DD"/>
-              <w:insideH w:val="single" w:sz="4" w:color="C9D5DD"/>
-              <w:insideV w:val="single" w:sz="4" w:color="C9D5DD"/>
-            </w:tcBorders>
-            <w:tcMar>
-              <w:top w:w="90" w:type="dxa"/>
-              <w:start w:w="110" w:type="dxa"/>
-              <w:bottom w:w="90" w:type="dxa"/>
-              <w:end w:w="110" w:type="dxa"/>
-            </w:tcMar>
-            <w:vAlign w:val="center"/>
-          </w:tcPr>
-          <w:p>
-            <w:r>
-              <w:rPr>
-                <w:color w:val="263B53"/>
-                <w:sz w:val="18"/>
-              </w:rPr>
-              <w:t>NVD mirror/API key sağla ve gate’i blocking yap</w:t>
-            </w:r>
-          </w:p>
-        </w:tc>
-      </w:tr>
-      <w:tr>
-        <w:trPr>
-          <w:cantSplit w:val="true"/>
-        </w:trPr>
-        <w:tc>
-          <w:tcPr>
-            <w:tcW w:type="dxa" w:w="2523"/>
-            <w:shd w:fill="FFFFFF"/>
-            <w:tcBorders>
-              <w:top w:val="single" w:sz="4" w:color="C9D5DD"/>
-              <w:left w:val="single" w:sz="4" w:color="C9D5DD"/>
-              <w:bottom w:val="single" w:sz="4" w:color="C9D5DD"/>
-              <w:right w:val="single" w:sz="4" w:color="C9D5DD"/>
-              <w:insideH w:val="single" w:sz="4" w:color="C9D5DD"/>
-              <w:insideV w:val="single" w:sz="4" w:color="C9D5DD"/>
-            </w:tcBorders>
-            <w:tcMar>
-              <w:top w:w="90" w:type="dxa"/>
-              <w:start w:w="110" w:type="dxa"/>
-              <w:bottom w:w="90" w:type="dxa"/>
-              <w:end w:w="110" w:type="dxa"/>
-            </w:tcMar>
-            <w:vAlign w:val="center"/>
-          </w:tcPr>
-          <w:p>
-            <w:r>
-              <w:rPr>
-                <w:color w:val="263B53"/>
-                <w:sz w:val="18"/>
-              </w:rPr>
-              <w:t>P0</w:t>
-            </w:r>
-          </w:p>
-        </w:tc>
-        <w:tc>
-          <w:tcPr>
-            <w:tcW w:type="dxa" w:w="2523"/>
-            <w:shd w:fill="FFFFFF"/>
-            <w:tcBorders>
-              <w:top w:val="single" w:sz="4" w:color="C9D5DD"/>
-              <w:left w:val="single" w:sz="4" w:color="C9D5DD"/>
-              <w:bottom w:val="single" w:sz="4" w:color="C9D5DD"/>
-              <w:right w:val="single" w:sz="4" w:color="C9D5DD"/>
-              <w:insideH w:val="single" w:sz="4" w:color="C9D5DD"/>
-              <w:insideV w:val="single" w:sz="4" w:color="C9D5DD"/>
-            </w:tcBorders>
-            <w:tcMar>
-              <w:top w:w="90" w:type="dxa"/>
-              <w:start w:w="110" w:type="dxa"/>
-              <w:bottom w:w="90" w:type="dxa"/>
-              <w:end w:w="110" w:type="dxa"/>
-            </w:tcMar>
-            <w:vAlign w:val="center"/>
-          </w:tcPr>
-          <w:p>
-            <w:r>
-              <w:rPr>
-                <w:color w:val="263B53"/>
-                <w:sz w:val="18"/>
-              </w:rPr>
-              <w:t>CORS</w:t>
-            </w:r>
-          </w:p>
-        </w:tc>
-        <w:tc>
-          <w:tcPr>
-            <w:tcW w:type="dxa" w:w="2523"/>
-            <w:shd w:fill="FFFFFF"/>
-            <w:tcBorders>
-              <w:top w:val="single" w:sz="4" w:color="C9D5DD"/>
-              <w:left w:val="single" w:sz="4" w:color="C9D5DD"/>
-              <w:bottom w:val="single" w:sz="4" w:color="C9D5DD"/>
-              <w:right w:val="single" w:sz="4" w:color="C9D5DD"/>
-              <w:insideH w:val="single" w:sz="4" w:color="C9D5DD"/>
-              <w:insideV w:val="single" w:sz="4" w:color="C9D5DD"/>
-            </w:tcBorders>
-            <w:tcMar>
-              <w:top w:w="90" w:type="dxa"/>
-              <w:start w:w="110" w:type="dxa"/>
-              <w:bottom w:w="90" w:type="dxa"/>
-              <w:end w:w="110" w:type="dxa"/>
-            </w:tcMar>
-            <w:vAlign w:val="center"/>
-          </w:tcPr>
-          <w:p>
-            <w:r>
-              <w:rPr>
-                <w:color w:val="263B53"/>
-                <w:sz w:val="18"/>
-              </w:rPr>
-              <w:t>SecurityConfig wildcard origin + credentials kullanıyor</w:t>
-            </w:r>
-          </w:p>
-        </w:tc>
-        <w:tc>
-          <w:tcPr>
-            <w:tcW w:type="dxa" w:w="2523"/>
-            <w:shd w:fill="FFFFFF"/>
-            <w:tcBorders>
-              <w:top w:val="single" w:sz="4" w:color="C9D5DD"/>
-              <w:left w:val="single" w:sz="4" w:color="C9D5DD"/>
-              <w:bottom w:val="single" w:sz="4" w:color="C9D5DD"/>
-              <w:right w:val="single" w:sz="4" w:color="C9D5DD"/>
-              <w:insideH w:val="single" w:sz="4" w:color="C9D5DD"/>
-              <w:insideV w:val="single" w:sz="4" w:color="C9D5DD"/>
-            </w:tcBorders>
-            <w:tcMar>
-              <w:top w:w="90" w:type="dxa"/>
-              <w:start w:w="110" w:type="dxa"/>
-              <w:bottom w:w="90" w:type="dxa"/>
-              <w:end w:w="110" w:type="dxa"/>
-            </w:tcMar>
-            <w:vAlign w:val="center"/>
-          </w:tcPr>
-          <w:p>
-            <w:r>
-              <w:rPr>
-                <w:color w:val="263B53"/>
-                <w:sz w:val="18"/>
-              </w:rPr>
-              <w:t>CorsProperties ile profile-aware exact origin uygula</w:t>
-            </w:r>
-          </w:p>
-        </w:tc>
-      </w:tr>
-      <w:tr>
-        <w:trPr>
-          <w:cantSplit w:val="true"/>
-        </w:trPr>
-        <w:tc>
-          <w:tcPr>
-            <w:tcW w:type="dxa" w:w="2523"/>
-            <w:shd w:fill="E7F2EE"/>
-            <w:tcBorders>
-              <w:top w:val="single" w:sz="4" w:color="C9D5DD"/>
-              <w:left w:val="single" w:sz="4" w:color="C9D5DD"/>
-              <w:bottom w:val="single" w:sz="4" w:color="C9D5DD"/>
-              <w:right w:val="single" w:sz="4" w:color="C9D5DD"/>
-              <w:insideH w:val="single" w:sz="4" w:color="C9D5DD"/>
-              <w:insideV w:val="single" w:sz="4" w:color="C9D5DD"/>
-            </w:tcBorders>
-            <w:tcMar>
-              <w:top w:w="90" w:type="dxa"/>
-              <w:start w:w="110" w:type="dxa"/>
-              <w:bottom w:w="90" w:type="dxa"/>
-              <w:end w:w="110" w:type="dxa"/>
-            </w:tcMar>
-            <w:vAlign w:val="center"/>
-          </w:tcPr>
-          <w:p>
-            <w:r>
-              <w:rPr>
-                <w:color w:val="263B53"/>
-                <w:sz w:val="18"/>
-              </w:rPr>
-              <w:t>P0</w:t>
-            </w:r>
-          </w:p>
-        </w:tc>
-        <w:tc>
-          <w:tcPr>
-            <w:tcW w:type="dxa" w:w="2523"/>
-            <w:shd w:fill="E7F2EE"/>
-            <w:tcBorders>
-              <w:top w:val="single" w:sz="4" w:color="C9D5DD"/>
-              <w:left w:val="single" w:sz="4" w:color="C9D5DD"/>
-              <w:bottom w:val="single" w:sz="4" w:color="C9D5DD"/>
-              <w:right w:val="single" w:sz="4" w:color="C9D5DD"/>
-              <w:insideH w:val="single" w:sz="4" w:color="C9D5DD"/>
-              <w:insideV w:val="single" w:sz="4" w:color="C9D5DD"/>
-            </w:tcBorders>
-            <w:tcMar>
-              <w:top w:w="90" w:type="dxa"/>
-              <w:start w:w="110" w:type="dxa"/>
-              <w:bottom w:w="90" w:type="dxa"/>
-              <w:end w:w="110" w:type="dxa"/>
-            </w:tcMar>
-            <w:vAlign w:val="center"/>
-          </w:tcPr>
-          <w:p>
-            <w:r>
-              <w:rPr>
-                <w:color w:val="263B53"/>
-                <w:sz w:val="18"/>
-              </w:rPr>
-              <w:t>Prod defaults</w:t>
-            </w:r>
-          </w:p>
-        </w:tc>
-        <w:tc>
-          <w:tcPr>
-            <w:tcW w:type="dxa" w:w="2523"/>
-            <w:shd w:fill="E7F2EE"/>
-            <w:tcBorders>
-              <w:top w:val="single" w:sz="4" w:color="C9D5DD"/>
-              <w:left w:val="single" w:sz="4" w:color="C9D5DD"/>
-              <w:bottom w:val="single" w:sz="4" w:color="C9D5DD"/>
-              <w:right w:val="single" w:sz="4" w:color="C9D5DD"/>
-              <w:insideH w:val="single" w:sz="4" w:color="C9D5DD"/>
-              <w:insideV w:val="single" w:sz="4" w:color="C9D5DD"/>
-            </w:tcBorders>
-            <w:tcMar>
-              <w:top w:w="90" w:type="dxa"/>
-              <w:start w:w="110" w:type="dxa"/>
-              <w:bottom w:w="90" w:type="dxa"/>
-              <w:end w:w="110" w:type="dxa"/>
-            </w:tcMar>
-            <w:vAlign w:val="center"/>
-          </w:tcPr>
-          <w:p>
-            <w:r>
-              <w:rPr>
-                <w:color w:val="263B53"/>
-                <w:sz w:val="18"/>
-              </w:rPr>
-              <w:t>Fintables açık, webhook signature kapalı varsayılan</w:t>
-            </w:r>
-          </w:p>
-        </w:tc>
-        <w:tc>
-          <w:tcPr>
-            <w:tcW w:type="dxa" w:w="2523"/>
-            <w:shd w:fill="E7F2EE"/>
-            <w:tcBorders>
-              <w:top w:val="single" w:sz="4" w:color="C9D5DD"/>
-              <w:left w:val="single" w:sz="4" w:color="C9D5DD"/>
-              <w:bottom w:val="single" w:sz="4" w:color="C9D5DD"/>
-              <w:right w:val="single" w:sz="4" w:color="C9D5DD"/>
-              <w:insideH w:val="single" w:sz="4" w:color="C9D5DD"/>
-              <w:insideV w:val="single" w:sz="4" w:color="C9D5DD"/>
-            </w:tcBorders>
-            <w:tcMar>
-              <w:top w:w="90" w:type="dxa"/>
-              <w:start w:w="110" w:type="dxa"/>
-              <w:bottom w:w="90" w:type="dxa"/>
-              <w:end w:w="110" w:type="dxa"/>
-            </w:tcMar>
-            <w:vAlign w:val="center"/>
-          </w:tcPr>
-          <w:p>
-            <w:r>
-              <w:rPr>
-                <w:color w:val="263B53"/>
-                <w:sz w:val="18"/>
-              </w:rPr>
-              <w:t>Compose defaultlarını güvenli hale getir</w:t>
-            </w:r>
-          </w:p>
-        </w:tc>
-      </w:tr>
-      <w:tr>
-        <w:trPr>
-          <w:cantSplit w:val="true"/>
-        </w:trPr>
-        <w:tc>
-          <w:tcPr>
-            <w:tcW w:type="dxa" w:w="2523"/>
-            <w:shd w:fill="FFFFFF"/>
-            <w:tcBorders>
-              <w:top w:val="single" w:sz="4" w:color="C9D5DD"/>
-              <w:left w:val="single" w:sz="4" w:color="C9D5DD"/>
-              <w:bottom w:val="single" w:sz="4" w:color="C9D5DD"/>
-              <w:right w:val="single" w:sz="4" w:color="C9D5DD"/>
-              <w:insideH w:val="single" w:sz="4" w:color="C9D5DD"/>
-              <w:insideV w:val="single" w:sz="4" w:color="C9D5DD"/>
-            </w:tcBorders>
-            <w:tcMar>
-              <w:top w:w="90" w:type="dxa"/>
-              <w:start w:w="110" w:type="dxa"/>
-              <w:bottom w:w="90" w:type="dxa"/>
-              <w:end w:w="110" w:type="dxa"/>
-            </w:tcMar>
-            <w:vAlign w:val="center"/>
-          </w:tcPr>
-          <w:p>
-            <w:r>
-              <w:rPr>
-                <w:color w:val="263B53"/>
-                <w:sz w:val="18"/>
-              </w:rPr>
-              <w:t>P1</w:t>
-            </w:r>
-          </w:p>
-        </w:tc>
-        <w:tc>
-          <w:tcPr>
-            <w:tcW w:type="dxa" w:w="2523"/>
-            <w:shd w:fill="FFFFFF"/>
-            <w:tcBorders>
-              <w:top w:val="single" w:sz="4" w:color="C9D5DD"/>
-              <w:left w:val="single" w:sz="4" w:color="C9D5DD"/>
-              <w:bottom w:val="single" w:sz="4" w:color="C9D5DD"/>
-              <w:right w:val="single" w:sz="4" w:color="C9D5DD"/>
-              <w:insideH w:val="single" w:sz="4" w:color="C9D5DD"/>
-              <w:insideV w:val="single" w:sz="4" w:color="C9D5DD"/>
-            </w:tcBorders>
-            <w:tcMar>
-              <w:top w:w="90" w:type="dxa"/>
-              <w:start w:w="110" w:type="dxa"/>
-              <w:bottom w:w="90" w:type="dxa"/>
-              <w:end w:w="110" w:type="dxa"/>
-            </w:tcMar>
-            <w:vAlign w:val="center"/>
-          </w:tcPr>
-          <w:p>
-            <w:r>
-              <w:rPr>
-                <w:color w:val="263B53"/>
-                <w:sz w:val="18"/>
-              </w:rPr>
-              <w:t>Service boyutu</w:t>
-            </w:r>
-          </w:p>
-        </w:tc>
-        <w:tc>
-          <w:tcPr>
-            <w:tcW w:type="dxa" w:w="2523"/>
-            <w:shd w:fill="FFFFFF"/>
-            <w:tcBorders>
-              <w:top w:val="single" w:sz="4" w:color="C9D5DD"/>
-              <w:left w:val="single" w:sz="4" w:color="C9D5DD"/>
-              <w:bottom w:val="single" w:sz="4" w:color="C9D5DD"/>
-              <w:right w:val="single" w:sz="4" w:color="C9D5DD"/>
-              <w:insideH w:val="single" w:sz="4" w:color="C9D5DD"/>
-              <w:insideV w:val="single" w:sz="4" w:color="C9D5DD"/>
-            </w:tcBorders>
-            <w:tcMar>
-              <w:top w:w="90" w:type="dxa"/>
-              <w:start w:w="110" w:type="dxa"/>
-              <w:bottom w:w="90" w:type="dxa"/>
-              <w:end w:w="110" w:type="dxa"/>
-            </w:tcMar>
-            <w:vAlign w:val="center"/>
-          </w:tcPr>
-          <w:p>
-            <w:r>
-              <w:rPr>
-                <w:color w:val="263B53"/>
-                <w:sz w:val="18"/>
-              </w:rPr>
-              <w:t>Market/portfolio/settings servislerinde yüksek sorumluluk</w:t>
-            </w:r>
-          </w:p>
-        </w:tc>
-        <w:tc>
-          <w:tcPr>
-            <w:tcW w:type="dxa" w:w="2523"/>
-            <w:shd w:fill="FFFFFF"/>
-            <w:tcBorders>
-              <w:top w:val="single" w:sz="4" w:color="C9D5DD"/>
-              <w:left w:val="single" w:sz="4" w:color="C9D5DD"/>
-              <w:bottom w:val="single" w:sz="4" w:color="C9D5DD"/>
-              <w:right w:val="single" w:sz="4" w:color="C9D5DD"/>
-              <w:insideH w:val="single" w:sz="4" w:color="C9D5DD"/>
-              <w:insideV w:val="single" w:sz="4" w:color="C9D5DD"/>
-            </w:tcBorders>
-            <w:tcMar>
-              <w:top w:w="90" w:type="dxa"/>
-              <w:start w:w="110" w:type="dxa"/>
-              <w:bottom w:w="90" w:type="dxa"/>
-              <w:end w:w="110" w:type="dxa"/>
-            </w:tcMar>
-            <w:vAlign w:val="center"/>
-          </w:tcPr>
-          <w:p>
-            <w:r>
-              <w:rPr>
-                <w:color w:val="263B53"/>
-                <w:sz w:val="18"/>
-              </w:rPr>
-              <w:t>Domain application service’lere ayır</w:t>
-            </w:r>
-          </w:p>
-        </w:tc>
-      </w:tr>
-      <w:tr>
-        <w:trPr>
-          <w:cantSplit w:val="true"/>
-        </w:trPr>
-        <w:tc>
-          <w:tcPr>
-            <w:tcW w:type="dxa" w:w="2523"/>
-            <w:shd w:fill="E7F2EE"/>
-            <w:tcBorders>
-              <w:top w:val="single" w:sz="4" w:color="C9D5DD"/>
-              <w:left w:val="single" w:sz="4" w:color="C9D5DD"/>
-              <w:bottom w:val="single" w:sz="4" w:color="C9D5DD"/>
-              <w:right w:val="single" w:sz="4" w:color="C9D5DD"/>
-              <w:insideH w:val="single" w:sz="4" w:color="C9D5DD"/>
-              <w:insideV w:val="single" w:sz="4" w:color="C9D5DD"/>
-            </w:tcBorders>
-            <w:tcMar>
-              <w:top w:w="90" w:type="dxa"/>
-              <w:start w:w="110" w:type="dxa"/>
-              <w:bottom w:w="90" w:type="dxa"/>
-              <w:end w:w="110" w:type="dxa"/>
-            </w:tcMar>
-            <w:vAlign w:val="center"/>
-          </w:tcPr>
-          <w:p>
-            <w:r>
-              <w:rPr>
-                <w:color w:val="263B53"/>
-                <w:sz w:val="18"/>
-              </w:rPr>
-              <w:t>P1</w:t>
-            </w:r>
-          </w:p>
-        </w:tc>
-        <w:tc>
-          <w:tcPr>
-            <w:tcW w:type="dxa" w:w="2523"/>
-            <w:shd w:fill="E7F2EE"/>
-            <w:tcBorders>
-              <w:top w:val="single" w:sz="4" w:color="C9D5DD"/>
-              <w:left w:val="single" w:sz="4" w:color="C9D5DD"/>
-              <w:bottom w:val="single" w:sz="4" w:color="C9D5DD"/>
-              <w:right w:val="single" w:sz="4" w:color="C9D5DD"/>
-              <w:insideH w:val="single" w:sz="4" w:color="C9D5DD"/>
-              <w:insideV w:val="single" w:sz="4" w:color="C9D5DD"/>
-            </w:tcBorders>
-            <w:tcMar>
-              <w:top w:w="90" w:type="dxa"/>
-              <w:start w:w="110" w:type="dxa"/>
-              <w:bottom w:w="90" w:type="dxa"/>
-              <w:end w:w="110" w:type="dxa"/>
-            </w:tcMar>
-            <w:vAlign w:val="center"/>
-          </w:tcPr>
-          <w:p>
-            <w:r>
-              <w:rPr>
-                <w:color w:val="263B53"/>
-                <w:sz w:val="18"/>
-              </w:rPr>
-              <w:t>External API</w:t>
-            </w:r>
-          </w:p>
-        </w:tc>
-        <w:tc>
-          <w:tcPr>
-            <w:tcW w:type="dxa" w:w="2523"/>
-            <w:shd w:fill="E7F2EE"/>
-            <w:tcBorders>
-              <w:top w:val="single" w:sz="4" w:color="C9D5DD"/>
-              <w:left w:val="single" w:sz="4" w:color="C9D5DD"/>
-              <w:bottom w:val="single" w:sz="4" w:color="C9D5DD"/>
-              <w:right w:val="single" w:sz="4" w:color="C9D5DD"/>
-              <w:insideH w:val="single" w:sz="4" w:color="C9D5DD"/>
-              <w:insideV w:val="single" w:sz="4" w:color="C9D5DD"/>
-            </w:tcBorders>
-            <w:tcMar>
-              <w:top w:w="90" w:type="dxa"/>
-              <w:start w:w="110" w:type="dxa"/>
-              <w:bottom w:w="90" w:type="dxa"/>
-              <w:end w:w="110" w:type="dxa"/>
-            </w:tcMar>
-            <w:vAlign w:val="center"/>
-          </w:tcPr>
-          <w:p>
-            <w:r>
-              <w:rPr>
-                <w:color w:val="263B53"/>
-                <w:sz w:val="18"/>
-              </w:rPr>
-              <w:t>Provider 404/rate-limit log gürültüsü</w:t>
-            </w:r>
-          </w:p>
-        </w:tc>
-        <w:tc>
-          <w:tcPr>
-            <w:tcW w:type="dxa" w:w="2523"/>
-            <w:shd w:fill="E7F2EE"/>
-            <w:tcBorders>
-              <w:top w:val="single" w:sz="4" w:color="C9D5DD"/>
-              <w:left w:val="single" w:sz="4" w:color="C9D5DD"/>
-              <w:bottom w:val="single" w:sz="4" w:color="C9D5DD"/>
-              <w:right w:val="single" w:sz="4" w:color="C9D5DD"/>
-              <w:insideH w:val="single" w:sz="4" w:color="C9D5DD"/>
-              <w:insideV w:val="single" w:sz="4" w:color="C9D5DD"/>
-            </w:tcBorders>
-            <w:tcMar>
-              <w:top w:w="90" w:type="dxa"/>
-              <w:start w:w="110" w:type="dxa"/>
-              <w:bottom w:w="90" w:type="dxa"/>
-              <w:end w:w="110" w:type="dxa"/>
-            </w:tcMar>
-            <w:vAlign w:val="center"/>
-          </w:tcPr>
-          <w:p>
-            <w:r>
-              <w:rPr>
-                <w:color w:val="263B53"/>
-                <w:sz w:val="18"/>
-              </w:rPr>
-              <w:t>Symbol eligibility + negatif cache + ölçümlü retry</w:t>
-            </w:r>
-          </w:p>
-        </w:tc>
-      </w:tr>
-      <w:tr>
-        <w:trPr>
-          <w:cantSplit w:val="true"/>
-        </w:trPr>
-        <w:tc>
-          <w:tcPr>
-            <w:tcW w:type="dxa" w:w="2523"/>
-            <w:shd w:fill="FFFFFF"/>
-            <w:tcBorders>
-              <w:top w:val="single" w:sz="4" w:color="C9D5DD"/>
-              <w:left w:val="single" w:sz="4" w:color="C9D5DD"/>
-              <w:bottom w:val="single" w:sz="4" w:color="C9D5DD"/>
-              <w:right w:val="single" w:sz="4" w:color="C9D5DD"/>
-              <w:insideH w:val="single" w:sz="4" w:color="C9D5DD"/>
-              <w:insideV w:val="single" w:sz="4" w:color="C9D5DD"/>
-            </w:tcBorders>
-            <w:tcMar>
-              <w:top w:w="90" w:type="dxa"/>
-              <w:start w:w="110" w:type="dxa"/>
-              <w:bottom w:w="90" w:type="dxa"/>
-              <w:end w:w="110" w:type="dxa"/>
-            </w:tcMar>
-            <w:vAlign w:val="center"/>
-          </w:tcPr>
-          <w:p>
-            <w:r>
-              <w:rPr>
-                <w:color w:val="263B53"/>
-                <w:sz w:val="18"/>
-              </w:rPr>
-              <w:t>P2</w:t>
-            </w:r>
-          </w:p>
-        </w:tc>
-        <w:tc>
-          <w:tcPr>
-            <w:tcW w:type="dxa" w:w="2523"/>
-            <w:shd w:fill="FFFFFF"/>
-            <w:tcBorders>
-              <w:top w:val="single" w:sz="4" w:color="C9D5DD"/>
-              <w:left w:val="single" w:sz="4" w:color="C9D5DD"/>
-              <w:bottom w:val="single" w:sz="4" w:color="C9D5DD"/>
-              <w:right w:val="single" w:sz="4" w:color="C9D5DD"/>
-              <w:insideH w:val="single" w:sz="4" w:color="C9D5DD"/>
-              <w:insideV w:val="single" w:sz="4" w:color="C9D5DD"/>
-            </w:tcBorders>
-            <w:tcMar>
-              <w:top w:w="90" w:type="dxa"/>
-              <w:start w:w="110" w:type="dxa"/>
-              <w:bottom w:w="90" w:type="dxa"/>
-              <w:end w:w="110" w:type="dxa"/>
-            </w:tcMar>
-            <w:vAlign w:val="center"/>
-          </w:tcPr>
-          <w:p>
-            <w:r>
-              <w:rPr>
-                <w:color w:val="263B53"/>
-                <w:sz w:val="18"/>
-              </w:rPr>
-              <w:t>Webhook</w:t>
-            </w:r>
-          </w:p>
-        </w:tc>
-        <w:tc>
-          <w:tcPr>
-            <w:tcW w:type="dxa" w:w="2523"/>
-            <w:shd w:fill="FFFFFF"/>
-            <w:tcBorders>
-              <w:top w:val="single" w:sz="4" w:color="C9D5DD"/>
-              <w:left w:val="single" w:sz="4" w:color="C9D5DD"/>
-              <w:bottom w:val="single" w:sz="4" w:color="C9D5DD"/>
-              <w:right w:val="single" w:sz="4" w:color="C9D5DD"/>
-              <w:insideH w:val="single" w:sz="4" w:color="C9D5DD"/>
-              <w:insideV w:val="single" w:sz="4" w:color="C9D5DD"/>
-            </w:tcBorders>
-            <w:tcMar>
-              <w:top w:w="90" w:type="dxa"/>
-              <w:start w:w="110" w:type="dxa"/>
-              <w:bottom w:w="90" w:type="dxa"/>
-              <w:end w:w="110" w:type="dxa"/>
-            </w:tcMar>
-            <w:vAlign w:val="center"/>
-          </w:tcPr>
-          <w:p>
-            <w:r>
-              <w:rPr>
-                <w:color w:val="263B53"/>
-                <w:sz w:val="18"/>
-              </w:rPr>
-              <w:t>Alertmanager native HMAC imzalayamıyor</w:t>
-            </w:r>
-          </w:p>
-        </w:tc>
-        <w:tc>
-          <w:tcPr>
-            <w:tcW w:type="dxa" w:w="2523"/>
-            <w:shd w:fill="FFFFFF"/>
-            <w:tcBorders>
-              <w:top w:val="single" w:sz="4" w:color="C9D5DD"/>
-              <w:left w:val="single" w:sz="4" w:color="C9D5DD"/>
-              <w:bottom w:val="single" w:sz="4" w:color="C9D5DD"/>
-              <w:right w:val="single" w:sz="4" w:color="C9D5DD"/>
-              <w:insideH w:val="single" w:sz="4" w:color="C9D5DD"/>
-              <w:insideV w:val="single" w:sz="4" w:color="C9D5DD"/>
-            </w:tcBorders>
-            <w:tcMar>
-              <w:top w:w="90" w:type="dxa"/>
-              <w:start w:w="110" w:type="dxa"/>
-              <w:bottom w:w="90" w:type="dxa"/>
-              <w:end w:w="110" w:type="dxa"/>
-            </w:tcMar>
-            <w:vAlign w:val="center"/>
-          </w:tcPr>
-          <w:p>
-            <w:r>
-              <w:rPr>
-                <w:color w:val="263B53"/>
-                <w:sz w:val="18"/>
-              </w:rPr>
-              <w:t>Signing proxy veya bearer token kontratı standardize et</w:t>
-            </w:r>
-          </w:p>
-        </w:tc>
-      </w:tr>
-      <w:tr>
-        <w:trPr>
-          <w:cantSplit w:val="true"/>
-        </w:trPr>
-        <w:tc>
-          <w:tcPr>
-            <w:tcW w:type="dxa" w:w="2523"/>
-            <w:shd w:fill="E7F2EE"/>
-            <w:tcBorders>
-              <w:top w:val="single" w:sz="4" w:color="C9D5DD"/>
-              <w:left w:val="single" w:sz="4" w:color="C9D5DD"/>
-              <w:bottom w:val="single" w:sz="4" w:color="C9D5DD"/>
-              <w:right w:val="single" w:sz="4" w:color="C9D5DD"/>
-              <w:insideH w:val="single" w:sz="4" w:color="C9D5DD"/>
-              <w:insideV w:val="single" w:sz="4" w:color="C9D5DD"/>
-            </w:tcBorders>
-            <w:tcMar>
-              <w:top w:w="90" w:type="dxa"/>
-              <w:start w:w="110" w:type="dxa"/>
-              <w:bottom w:w="90" w:type="dxa"/>
-              <w:end w:w="110" w:type="dxa"/>
-            </w:tcMar>
-            <w:vAlign w:val="center"/>
-          </w:tcPr>
-          <w:p>
-            <w:r>
-              <w:rPr>
-                <w:color w:val="263B53"/>
-                <w:sz w:val="18"/>
-              </w:rPr>
-              <w:t>P2</w:t>
-            </w:r>
-          </w:p>
-        </w:tc>
-        <w:tc>
-          <w:tcPr>
-            <w:tcW w:type="dxa" w:w="2523"/>
-            <w:shd w:fill="E7F2EE"/>
-            <w:tcBorders>
-              <w:top w:val="single" w:sz="4" w:color="C9D5DD"/>
-              <w:left w:val="single" w:sz="4" w:color="C9D5DD"/>
-              <w:bottom w:val="single" w:sz="4" w:color="C9D5DD"/>
-              <w:right w:val="single" w:sz="4" w:color="C9D5DD"/>
-              <w:insideH w:val="single" w:sz="4" w:color="C9D5DD"/>
-              <w:insideV w:val="single" w:sz="4" w:color="C9D5DD"/>
-            </w:tcBorders>
-            <w:tcMar>
-              <w:top w:w="90" w:type="dxa"/>
-              <w:start w:w="110" w:type="dxa"/>
-              <w:bottom w:w="90" w:type="dxa"/>
-              <w:end w:w="110" w:type="dxa"/>
-            </w:tcMar>
-            <w:vAlign w:val="center"/>
-          </w:tcPr>
-          <w:p>
-            <w:r>
-              <w:rPr>
-                <w:color w:val="263B53"/>
-                <w:sz w:val="18"/>
-              </w:rPr>
-              <w:t>Schema test</w:t>
-            </w:r>
-          </w:p>
-        </w:tc>
-        <w:tc>
-          <w:tcPr>
-            <w:tcW w:type="dxa" w:w="2523"/>
-            <w:shd w:fill="E7F2EE"/>
-            <w:tcBorders>
-              <w:top w:val="single" w:sz="4" w:color="C9D5DD"/>
-              <w:left w:val="single" w:sz="4" w:color="C9D5DD"/>
-              <w:bottom w:val="single" w:sz="4" w:color="C9D5DD"/>
-              <w:right w:val="single" w:sz="4" w:color="C9D5DD"/>
-              <w:insideH w:val="single" w:sz="4" w:color="C9D5DD"/>
-              <w:insideV w:val="single" w:sz="4" w:color="C9D5DD"/>
-            </w:tcBorders>
-            <w:tcMar>
-              <w:top w:w="90" w:type="dxa"/>
-              <w:start w:w="110" w:type="dxa"/>
-              <w:bottom w:w="90" w:type="dxa"/>
-              <w:end w:w="110" w:type="dxa"/>
-            </w:tcMar>
-            <w:vAlign w:val="center"/>
-          </w:tcPr>
-          <w:p>
-            <w:r>
-              <w:rPr>
-                <w:color w:val="263B53"/>
-                <w:sz w:val="18"/>
-              </w:rPr>
-              <w:t>Docker bulunmadığında Testcontainers test skip</w:t>
-            </w:r>
-          </w:p>
-        </w:tc>
-        <w:tc>
-          <w:tcPr>
-            <w:tcW w:type="dxa" w:w="2523"/>
-            <w:shd w:fill="E7F2EE"/>
-            <w:tcBorders>
-              <w:top w:val="single" w:sz="4" w:color="C9D5DD"/>
-              <w:left w:val="single" w:sz="4" w:color="C9D5DD"/>
-              <w:bottom w:val="single" w:sz="4" w:color="C9D5DD"/>
-              <w:right w:val="single" w:sz="4" w:color="C9D5DD"/>
-              <w:insideH w:val="single" w:sz="4" w:color="C9D5DD"/>
-              <w:insideV w:val="single" w:sz="4" w:color="C9D5DD"/>
-            </w:tcBorders>
-            <w:tcMar>
-              <w:top w:w="90" w:type="dxa"/>
-              <w:start w:w="110" w:type="dxa"/>
-              <w:bottom w:w="90" w:type="dxa"/>
-              <w:end w:w="110" w:type="dxa"/>
-            </w:tcMar>
-            <w:vAlign w:val="center"/>
-          </w:tcPr>
-          <w:p>
-            <w:r>
-              <w:rPr>
-                <w:color w:val="263B53"/>
-                <w:sz w:val="18"/>
-              </w:rPr>
-              <w:t>CI’da zorunlu PostgreSQL service migration gate’i koru</w:t>
-            </w:r>
-          </w:p>
-        </w:tc>
-      </w:tr>
-    </w:tbl>
-    <w:p>
-      <w:pPr>
         <w:spacing w:after="20"/>
       </w:pPr>
     </w:p>
@@ -16932,884 +15843,6 @@
     </w:p>
     <w:p>
       <w:pPr>
-        <w:pStyle w:val="Heading2"/>
-        <w:keepNext/>
-      </w:pPr>
-      <w:r>
-        <w:t>10.3 Test Öncelik Planı</w:t>
-      </w:r>
-    </w:p>
-    <w:tbl>
-      <w:tblPr>
-        <w:tblW w:type="auto" w:w="0"/>
-        <w:jc w:val="center"/>
-        <w:tblLayout w:type="autofit"/>
-        <w:tblLook w:firstColumn="1" w:firstRow="1" w:lastColumn="0" w:lastRow="0" w:noHBand="0" w:noVBand="1" w:val="04A0"/>
-      </w:tblPr>
-      <w:tblGrid>
-        <w:gridCol w:w="3364"/>
-        <w:gridCol w:w="3364"/>
-        <w:gridCol w:w="3364"/>
-      </w:tblGrid>
-      <w:tr>
-        <w:trPr>
-          <w:tblHeader w:val="true"/>
-          <w:cantSplit w:val="true"/>
-        </w:trPr>
-        <w:tc>
-          <w:tcPr>
-            <w:tcW w:type="dxa" w:w="3364"/>
-            <w:shd w:fill="0B3F33"/>
-            <w:tcBorders>
-              <w:top w:val="single" w:sz="4" w:color="C9D5DD"/>
-              <w:left w:val="single" w:sz="4" w:color="C9D5DD"/>
-              <w:bottom w:val="single" w:sz="4" w:color="C9D5DD"/>
-              <w:right w:val="single" w:sz="4" w:color="C9D5DD"/>
-              <w:insideH w:val="single" w:sz="4" w:color="C9D5DD"/>
-              <w:insideV w:val="single" w:sz="4" w:color="C9D5DD"/>
-            </w:tcBorders>
-            <w:tcMar>
-              <w:top w:w="90" w:type="dxa"/>
-              <w:start w:w="110" w:type="dxa"/>
-              <w:bottom w:w="90" w:type="dxa"/>
-              <w:end w:w="110" w:type="dxa"/>
-            </w:tcMar>
-          </w:tcPr>
-          <w:p>
-            <w:r>
-              <w:rPr>
-                <w:b/>
-                <w:color w:val="FFFFFF"/>
-                <w:sz w:val="19"/>
-              </w:rPr>
-              <w:t>Öncelik</w:t>
-            </w:r>
-          </w:p>
-        </w:tc>
-        <w:tc>
-          <w:tcPr>
-            <w:tcW w:type="dxa" w:w="3364"/>
-            <w:shd w:fill="0B3F33"/>
-            <w:tcBorders>
-              <w:top w:val="single" w:sz="4" w:color="C9D5DD"/>
-              <w:left w:val="single" w:sz="4" w:color="C9D5DD"/>
-              <w:bottom w:val="single" w:sz="4" w:color="C9D5DD"/>
-              <w:right w:val="single" w:sz="4" w:color="C9D5DD"/>
-              <w:insideH w:val="single" w:sz="4" w:color="C9D5DD"/>
-              <w:insideV w:val="single" w:sz="4" w:color="C9D5DD"/>
-            </w:tcBorders>
-            <w:tcMar>
-              <w:top w:w="90" w:type="dxa"/>
-              <w:start w:w="110" w:type="dxa"/>
-              <w:bottom w:w="90" w:type="dxa"/>
-              <w:end w:w="110" w:type="dxa"/>
-            </w:tcMar>
-          </w:tcPr>
-          <w:p>
-            <w:r>
-              <w:rPr>
-                <w:b/>
-                <w:color w:val="FFFFFF"/>
-                <w:sz w:val="19"/>
-              </w:rPr>
-              <w:t>Test</w:t>
-            </w:r>
-          </w:p>
-        </w:tc>
-        <w:tc>
-          <w:tcPr>
-            <w:tcW w:type="dxa" w:w="3364"/>
-            <w:shd w:fill="0B3F33"/>
-            <w:tcBorders>
-              <w:top w:val="single" w:sz="4" w:color="C9D5DD"/>
-              <w:left w:val="single" w:sz="4" w:color="C9D5DD"/>
-              <w:bottom w:val="single" w:sz="4" w:color="C9D5DD"/>
-              <w:right w:val="single" w:sz="4" w:color="C9D5DD"/>
-              <w:insideH w:val="single" w:sz="4" w:color="C9D5DD"/>
-              <w:insideV w:val="single" w:sz="4" w:color="C9D5DD"/>
-            </w:tcBorders>
-            <w:tcMar>
-              <w:top w:w="90" w:type="dxa"/>
-              <w:start w:w="110" w:type="dxa"/>
-              <w:bottom w:w="90" w:type="dxa"/>
-              <w:end w:w="110" w:type="dxa"/>
-            </w:tcMar>
-          </w:tcPr>
-          <w:p>
-            <w:r>
-              <w:rPr>
-                <w:b/>
-                <w:color w:val="FFFFFF"/>
-                <w:sz w:val="19"/>
-              </w:rPr>
-              <w:t>Amaç</w:t>
-            </w:r>
-          </w:p>
-        </w:tc>
-      </w:tr>
-      <w:tr>
-        <w:trPr>
-          <w:cantSplit w:val="true"/>
-        </w:trPr>
-        <w:tc>
-          <w:tcPr>
-            <w:tcW w:type="dxa" w:w="3364"/>
-            <w:shd w:fill="E7F2EE"/>
-            <w:tcBorders>
-              <w:top w:val="single" w:sz="4" w:color="C9D5DD"/>
-              <w:left w:val="single" w:sz="4" w:color="C9D5DD"/>
-              <w:bottom w:val="single" w:sz="4" w:color="C9D5DD"/>
-              <w:right w:val="single" w:sz="4" w:color="C9D5DD"/>
-              <w:insideH w:val="single" w:sz="4" w:color="C9D5DD"/>
-              <w:insideV w:val="single" w:sz="4" w:color="C9D5DD"/>
-            </w:tcBorders>
-            <w:tcMar>
-              <w:top w:w="90" w:type="dxa"/>
-              <w:start w:w="110" w:type="dxa"/>
-              <w:bottom w:w="90" w:type="dxa"/>
-              <w:end w:w="110" w:type="dxa"/>
-            </w:tcMar>
-            <w:vAlign w:val="center"/>
-          </w:tcPr>
-          <w:p>
-            <w:r>
-              <w:rPr>
-                <w:color w:val="263B53"/>
-                <w:sz w:val="18"/>
-              </w:rPr>
-              <w:t>P0</w:t>
-            </w:r>
-          </w:p>
-        </w:tc>
-        <w:tc>
-          <w:tcPr>
-            <w:tcW w:type="dxa" w:w="3364"/>
-            <w:shd w:fill="E7F2EE"/>
-            <w:tcBorders>
-              <w:top w:val="single" w:sz="4" w:color="C9D5DD"/>
-              <w:left w:val="single" w:sz="4" w:color="C9D5DD"/>
-              <w:bottom w:val="single" w:sz="4" w:color="C9D5DD"/>
-              <w:right w:val="single" w:sz="4" w:color="C9D5DD"/>
-              <w:insideH w:val="single" w:sz="4" w:color="C9D5DD"/>
-              <w:insideV w:val="single" w:sz="4" w:color="C9D5DD"/>
-            </w:tcBorders>
-            <w:tcMar>
-              <w:top w:w="90" w:type="dxa"/>
-              <w:start w:w="110" w:type="dxa"/>
-              <w:bottom w:w="90" w:type="dxa"/>
-              <w:end w:w="110" w:type="dxa"/>
-            </w:tcMar>
-            <w:vAlign w:val="center"/>
-          </w:tcPr>
-          <w:p>
-            <w:r>
-              <w:rPr>
-                <w:color w:val="263B53"/>
-                <w:sz w:val="18"/>
-              </w:rPr>
-              <w:t>Auth + audience + inactive user integration</w:t>
-            </w:r>
-          </w:p>
-        </w:tc>
-        <w:tc>
-          <w:tcPr>
-            <w:tcW w:type="dxa" w:w="3364"/>
-            <w:shd w:fill="E7F2EE"/>
-            <w:tcBorders>
-              <w:top w:val="single" w:sz="4" w:color="C9D5DD"/>
-              <w:left w:val="single" w:sz="4" w:color="C9D5DD"/>
-              <w:bottom w:val="single" w:sz="4" w:color="C9D5DD"/>
-              <w:right w:val="single" w:sz="4" w:color="C9D5DD"/>
-              <w:insideH w:val="single" w:sz="4" w:color="C9D5DD"/>
-              <w:insideV w:val="single" w:sz="4" w:color="C9D5DD"/>
-            </w:tcBorders>
-            <w:tcMar>
-              <w:top w:w="90" w:type="dxa"/>
-              <w:start w:w="110" w:type="dxa"/>
-              <w:bottom w:w="90" w:type="dxa"/>
-              <w:end w:w="110" w:type="dxa"/>
-            </w:tcMar>
-            <w:vAlign w:val="center"/>
-          </w:tcPr>
-          <w:p>
-            <w:r>
-              <w:rPr>
-                <w:color w:val="263B53"/>
-                <w:sz w:val="18"/>
-              </w:rPr>
-              <w:t>Yetkisiz erişimi engelle</w:t>
-            </w:r>
-          </w:p>
-        </w:tc>
-      </w:tr>
-      <w:tr>
-        <w:trPr>
-          <w:cantSplit w:val="true"/>
-        </w:trPr>
-        <w:tc>
-          <w:tcPr>
-            <w:tcW w:type="dxa" w:w="3364"/>
-            <w:shd w:fill="FFFFFF"/>
-            <w:tcBorders>
-              <w:top w:val="single" w:sz="4" w:color="C9D5DD"/>
-              <w:left w:val="single" w:sz="4" w:color="C9D5DD"/>
-              <w:bottom w:val="single" w:sz="4" w:color="C9D5DD"/>
-              <w:right w:val="single" w:sz="4" w:color="C9D5DD"/>
-              <w:insideH w:val="single" w:sz="4" w:color="C9D5DD"/>
-              <w:insideV w:val="single" w:sz="4" w:color="C9D5DD"/>
-            </w:tcBorders>
-            <w:tcMar>
-              <w:top w:w="90" w:type="dxa"/>
-              <w:start w:w="110" w:type="dxa"/>
-              <w:bottom w:w="90" w:type="dxa"/>
-              <w:end w:w="110" w:type="dxa"/>
-            </w:tcMar>
-            <w:vAlign w:val="center"/>
-          </w:tcPr>
-          <w:p>
-            <w:r>
-              <w:rPr>
-                <w:color w:val="263B53"/>
-                <w:sz w:val="18"/>
-              </w:rPr>
-              <w:t>P0</w:t>
-            </w:r>
-          </w:p>
-        </w:tc>
-        <w:tc>
-          <w:tcPr>
-            <w:tcW w:type="dxa" w:w="3364"/>
-            <w:shd w:fill="FFFFFF"/>
-            <w:tcBorders>
-              <w:top w:val="single" w:sz="4" w:color="C9D5DD"/>
-              <w:left w:val="single" w:sz="4" w:color="C9D5DD"/>
-              <w:bottom w:val="single" w:sz="4" w:color="C9D5DD"/>
-              <w:right w:val="single" w:sz="4" w:color="C9D5DD"/>
-              <w:insideH w:val="single" w:sz="4" w:color="C9D5DD"/>
-              <w:insideV w:val="single" w:sz="4" w:color="C9D5DD"/>
-            </w:tcBorders>
-            <w:tcMar>
-              <w:top w:w="90" w:type="dxa"/>
-              <w:start w:w="110" w:type="dxa"/>
-              <w:bottom w:w="90" w:type="dxa"/>
-              <w:end w:w="110" w:type="dxa"/>
-            </w:tcMar>
-            <w:vAlign w:val="center"/>
-          </w:tcPr>
-          <w:p>
-            <w:r>
-              <w:rPr>
-                <w:color w:val="263B53"/>
-                <w:sz w:val="18"/>
-              </w:rPr>
-              <w:t>Portfolio concurrent trade + DB constraint</w:t>
-            </w:r>
-          </w:p>
-        </w:tc>
-        <w:tc>
-          <w:tcPr>
-            <w:tcW w:type="dxa" w:w="3364"/>
-            <w:shd w:fill="FFFFFF"/>
-            <w:tcBorders>
-              <w:top w:val="single" w:sz="4" w:color="C9D5DD"/>
-              <w:left w:val="single" w:sz="4" w:color="C9D5DD"/>
-              <w:bottom w:val="single" w:sz="4" w:color="C9D5DD"/>
-              <w:right w:val="single" w:sz="4" w:color="C9D5DD"/>
-              <w:insideH w:val="single" w:sz="4" w:color="C9D5DD"/>
-              <w:insideV w:val="single" w:sz="4" w:color="C9D5DD"/>
-            </w:tcBorders>
-            <w:tcMar>
-              <w:top w:w="90" w:type="dxa"/>
-              <w:start w:w="110" w:type="dxa"/>
-              <w:bottom w:w="90" w:type="dxa"/>
-              <w:end w:w="110" w:type="dxa"/>
-            </w:tcMar>
-            <w:vAlign w:val="center"/>
-          </w:tcPr>
-          <w:p>
-            <w:r>
-              <w:rPr>
-                <w:color w:val="263B53"/>
-                <w:sz w:val="18"/>
-              </w:rPr>
-              <w:t>Çifte harcama/negatif bakiye önle</w:t>
-            </w:r>
-          </w:p>
-        </w:tc>
-      </w:tr>
-      <w:tr>
-        <w:trPr>
-          <w:cantSplit w:val="true"/>
-        </w:trPr>
-        <w:tc>
-          <w:tcPr>
-            <w:tcW w:type="dxa" w:w="3364"/>
-            <w:shd w:fill="E7F2EE"/>
-            <w:tcBorders>
-              <w:top w:val="single" w:sz="4" w:color="C9D5DD"/>
-              <w:left w:val="single" w:sz="4" w:color="C9D5DD"/>
-              <w:bottom w:val="single" w:sz="4" w:color="C9D5DD"/>
-              <w:right w:val="single" w:sz="4" w:color="C9D5DD"/>
-              <w:insideH w:val="single" w:sz="4" w:color="C9D5DD"/>
-              <w:insideV w:val="single" w:sz="4" w:color="C9D5DD"/>
-            </w:tcBorders>
-            <w:tcMar>
-              <w:top w:w="90" w:type="dxa"/>
-              <w:start w:w="110" w:type="dxa"/>
-              <w:bottom w:w="90" w:type="dxa"/>
-              <w:end w:w="110" w:type="dxa"/>
-            </w:tcMar>
-            <w:vAlign w:val="center"/>
-          </w:tcPr>
-          <w:p>
-            <w:r>
-              <w:rPr>
-                <w:color w:val="263B53"/>
-                <w:sz w:val="18"/>
-              </w:rPr>
-              <w:t>P1</w:t>
-            </w:r>
-          </w:p>
-        </w:tc>
-        <w:tc>
-          <w:tcPr>
-            <w:tcW w:type="dxa" w:w="3364"/>
-            <w:shd w:fill="E7F2EE"/>
-            <w:tcBorders>
-              <w:top w:val="single" w:sz="4" w:color="C9D5DD"/>
-              <w:left w:val="single" w:sz="4" w:color="C9D5DD"/>
-              <w:bottom w:val="single" w:sz="4" w:color="C9D5DD"/>
-              <w:right w:val="single" w:sz="4" w:color="C9D5DD"/>
-              <w:insideH w:val="single" w:sz="4" w:color="C9D5DD"/>
-              <w:insideV w:val="single" w:sz="4" w:color="C9D5DD"/>
-            </w:tcBorders>
-            <w:tcMar>
-              <w:top w:w="90" w:type="dxa"/>
-              <w:start w:w="110" w:type="dxa"/>
-              <w:bottom w:w="90" w:type="dxa"/>
-              <w:end w:w="110" w:type="dxa"/>
-            </w:tcMar>
-            <w:vAlign w:val="center"/>
-          </w:tcPr>
-          <w:p>
-            <w:r>
-              <w:rPr>
-                <w:color w:val="263B53"/>
-                <w:sz w:val="18"/>
-              </w:rPr>
-              <w:t>Flyway clean PostgreSQL schema validation</w:t>
-            </w:r>
-          </w:p>
-        </w:tc>
-        <w:tc>
-          <w:tcPr>
-            <w:tcW w:type="dxa" w:w="3364"/>
-            <w:shd w:fill="E7F2EE"/>
-            <w:tcBorders>
-              <w:top w:val="single" w:sz="4" w:color="C9D5DD"/>
-              <w:left w:val="single" w:sz="4" w:color="C9D5DD"/>
-              <w:bottom w:val="single" w:sz="4" w:color="C9D5DD"/>
-              <w:right w:val="single" w:sz="4" w:color="C9D5DD"/>
-              <w:insideH w:val="single" w:sz="4" w:color="C9D5DD"/>
-              <w:insideV w:val="single" w:sz="4" w:color="C9D5DD"/>
-            </w:tcBorders>
-            <w:tcMar>
-              <w:top w:w="90" w:type="dxa"/>
-              <w:start w:w="110" w:type="dxa"/>
-              <w:bottom w:w="90" w:type="dxa"/>
-              <w:end w:w="110" w:type="dxa"/>
-            </w:tcMar>
-            <w:vAlign w:val="center"/>
-          </w:tcPr>
-          <w:p>
-            <w:r>
-              <w:rPr>
-                <w:color w:val="263B53"/>
-                <w:sz w:val="18"/>
-              </w:rPr>
-              <w:t>Entity-migration drift yakala</w:t>
-            </w:r>
-          </w:p>
-        </w:tc>
-      </w:tr>
-      <w:tr>
-        <w:trPr>
-          <w:cantSplit w:val="true"/>
-        </w:trPr>
-        <w:tc>
-          <w:tcPr>
-            <w:tcW w:type="dxa" w:w="3364"/>
-            <w:shd w:fill="FFFFFF"/>
-            <w:tcBorders>
-              <w:top w:val="single" w:sz="4" w:color="C9D5DD"/>
-              <w:left w:val="single" w:sz="4" w:color="C9D5DD"/>
-              <w:bottom w:val="single" w:sz="4" w:color="C9D5DD"/>
-              <w:right w:val="single" w:sz="4" w:color="C9D5DD"/>
-              <w:insideH w:val="single" w:sz="4" w:color="C9D5DD"/>
-              <w:insideV w:val="single" w:sz="4" w:color="C9D5DD"/>
-            </w:tcBorders>
-            <w:tcMar>
-              <w:top w:w="90" w:type="dxa"/>
-              <w:start w:w="110" w:type="dxa"/>
-              <w:bottom w:w="90" w:type="dxa"/>
-              <w:end w:w="110" w:type="dxa"/>
-            </w:tcMar>
-            <w:vAlign w:val="center"/>
-          </w:tcPr>
-          <w:p>
-            <w:r>
-              <w:rPr>
-                <w:color w:val="263B53"/>
-                <w:sz w:val="18"/>
-              </w:rPr>
-              <w:t>P1</w:t>
-            </w:r>
-          </w:p>
-        </w:tc>
-        <w:tc>
-          <w:tcPr>
-            <w:tcW w:type="dxa" w:w="3364"/>
-            <w:shd w:fill="FFFFFF"/>
-            <w:tcBorders>
-              <w:top w:val="single" w:sz="4" w:color="C9D5DD"/>
-              <w:left w:val="single" w:sz="4" w:color="C9D5DD"/>
-              <w:bottom w:val="single" w:sz="4" w:color="C9D5DD"/>
-              <w:right w:val="single" w:sz="4" w:color="C9D5DD"/>
-              <w:insideH w:val="single" w:sz="4" w:color="C9D5DD"/>
-              <w:insideV w:val="single" w:sz="4" w:color="C9D5DD"/>
-            </w:tcBorders>
-            <w:tcMar>
-              <w:top w:w="90" w:type="dxa"/>
-              <w:start w:w="110" w:type="dxa"/>
-              <w:bottom w:w="90" w:type="dxa"/>
-              <w:end w:w="110" w:type="dxa"/>
-            </w:tcMar>
-            <w:vAlign w:val="center"/>
-          </w:tcPr>
-          <w:p>
-            <w:r>
-              <w:rPr>
-                <w:color w:val="263B53"/>
-                <w:sz w:val="18"/>
-              </w:rPr>
-              <w:t>Kafka retry/DLT + notification delivery</w:t>
-            </w:r>
-          </w:p>
-        </w:tc>
-        <w:tc>
-          <w:tcPr>
-            <w:tcW w:type="dxa" w:w="3364"/>
-            <w:shd w:fill="FFFFFF"/>
-            <w:tcBorders>
-              <w:top w:val="single" w:sz="4" w:color="C9D5DD"/>
-              <w:left w:val="single" w:sz="4" w:color="C9D5DD"/>
-              <w:bottom w:val="single" w:sz="4" w:color="C9D5DD"/>
-              <w:right w:val="single" w:sz="4" w:color="C9D5DD"/>
-              <w:insideH w:val="single" w:sz="4" w:color="C9D5DD"/>
-              <w:insideV w:val="single" w:sz="4" w:color="C9D5DD"/>
-            </w:tcBorders>
-            <w:tcMar>
-              <w:top w:w="90" w:type="dxa"/>
-              <w:start w:w="110" w:type="dxa"/>
-              <w:bottom w:w="90" w:type="dxa"/>
-              <w:end w:w="110" w:type="dxa"/>
-            </w:tcMar>
-            <w:vAlign w:val="center"/>
-          </w:tcPr>
-          <w:p>
-            <w:r>
-              <w:rPr>
-                <w:color w:val="263B53"/>
-                <w:sz w:val="18"/>
-              </w:rPr>
-              <w:t>Mesaj kaybını görünür yap</w:t>
-            </w:r>
-          </w:p>
-        </w:tc>
-      </w:tr>
-      <w:tr>
-        <w:trPr>
-          <w:cantSplit w:val="true"/>
-        </w:trPr>
-        <w:tc>
-          <w:tcPr>
-            <w:tcW w:type="dxa" w:w="3364"/>
-            <w:shd w:fill="E7F2EE"/>
-            <w:tcBorders>
-              <w:top w:val="single" w:sz="4" w:color="C9D5DD"/>
-              <w:left w:val="single" w:sz="4" w:color="C9D5DD"/>
-              <w:bottom w:val="single" w:sz="4" w:color="C9D5DD"/>
-              <w:right w:val="single" w:sz="4" w:color="C9D5DD"/>
-              <w:insideH w:val="single" w:sz="4" w:color="C9D5DD"/>
-              <w:insideV w:val="single" w:sz="4" w:color="C9D5DD"/>
-            </w:tcBorders>
-            <w:tcMar>
-              <w:top w:w="90" w:type="dxa"/>
-              <w:start w:w="110" w:type="dxa"/>
-              <w:bottom w:w="90" w:type="dxa"/>
-              <w:end w:w="110" w:type="dxa"/>
-            </w:tcMar>
-            <w:vAlign w:val="center"/>
-          </w:tcPr>
-          <w:p>
-            <w:r>
-              <w:rPr>
-                <w:color w:val="263B53"/>
-                <w:sz w:val="18"/>
-              </w:rPr>
-              <w:t>P1</w:t>
-            </w:r>
-          </w:p>
-        </w:tc>
-        <w:tc>
-          <w:tcPr>
-            <w:tcW w:type="dxa" w:w="3364"/>
-            <w:shd w:fill="E7F2EE"/>
-            <w:tcBorders>
-              <w:top w:val="single" w:sz="4" w:color="C9D5DD"/>
-              <w:left w:val="single" w:sz="4" w:color="C9D5DD"/>
-              <w:bottom w:val="single" w:sz="4" w:color="C9D5DD"/>
-              <w:right w:val="single" w:sz="4" w:color="C9D5DD"/>
-              <w:insideH w:val="single" w:sz="4" w:color="C9D5DD"/>
-              <w:insideV w:val="single" w:sz="4" w:color="C9D5DD"/>
-            </w:tcBorders>
-            <w:tcMar>
-              <w:top w:w="90" w:type="dxa"/>
-              <w:start w:w="110" w:type="dxa"/>
-              <w:bottom w:w="90" w:type="dxa"/>
-              <w:end w:w="110" w:type="dxa"/>
-            </w:tcMar>
-            <w:vAlign w:val="center"/>
-          </w:tcPr>
-          <w:p>
-            <w:r>
-              <w:rPr>
-                <w:color w:val="263B53"/>
-                <w:sz w:val="18"/>
-              </w:rPr>
-              <w:t>Keycloak browser PKCE/TOTP E2E</w:t>
-            </w:r>
-          </w:p>
-        </w:tc>
-        <w:tc>
-          <w:tcPr>
-            <w:tcW w:type="dxa" w:w="3364"/>
-            <w:shd w:fill="E7F2EE"/>
-            <w:tcBorders>
-              <w:top w:val="single" w:sz="4" w:color="C9D5DD"/>
-              <w:left w:val="single" w:sz="4" w:color="C9D5DD"/>
-              <w:bottom w:val="single" w:sz="4" w:color="C9D5DD"/>
-              <w:right w:val="single" w:sz="4" w:color="C9D5DD"/>
-              <w:insideH w:val="single" w:sz="4" w:color="C9D5DD"/>
-              <w:insideV w:val="single" w:sz="4" w:color="C9D5DD"/>
-            </w:tcBorders>
-            <w:tcMar>
-              <w:top w:w="90" w:type="dxa"/>
-              <w:start w:w="110" w:type="dxa"/>
-              <w:bottom w:w="90" w:type="dxa"/>
-              <w:end w:w="110" w:type="dxa"/>
-            </w:tcMar>
-            <w:vAlign w:val="center"/>
-          </w:tcPr>
-          <w:p>
-            <w:r>
-              <w:rPr>
-                <w:color w:val="263B53"/>
-                <w:sz w:val="18"/>
-              </w:rPr>
-              <w:t>Gerçek login akışını doğrula</w:t>
-            </w:r>
-          </w:p>
-        </w:tc>
-      </w:tr>
-      <w:tr>
-        <w:trPr>
-          <w:cantSplit w:val="true"/>
-        </w:trPr>
-        <w:tc>
-          <w:tcPr>
-            <w:tcW w:type="dxa" w:w="3364"/>
-            <w:shd w:fill="FFFFFF"/>
-            <w:tcBorders>
-              <w:top w:val="single" w:sz="4" w:color="C9D5DD"/>
-              <w:left w:val="single" w:sz="4" w:color="C9D5DD"/>
-              <w:bottom w:val="single" w:sz="4" w:color="C9D5DD"/>
-              <w:right w:val="single" w:sz="4" w:color="C9D5DD"/>
-              <w:insideH w:val="single" w:sz="4" w:color="C9D5DD"/>
-              <w:insideV w:val="single" w:sz="4" w:color="C9D5DD"/>
-            </w:tcBorders>
-            <w:tcMar>
-              <w:top w:w="90" w:type="dxa"/>
-              <w:start w:w="110" w:type="dxa"/>
-              <w:bottom w:w="90" w:type="dxa"/>
-              <w:end w:w="110" w:type="dxa"/>
-            </w:tcMar>
-            <w:vAlign w:val="center"/>
-          </w:tcPr>
-          <w:p>
-            <w:r>
-              <w:rPr>
-                <w:color w:val="263B53"/>
-                <w:sz w:val="18"/>
-              </w:rPr>
-              <w:t>P2</w:t>
-            </w:r>
-          </w:p>
-        </w:tc>
-        <w:tc>
-          <w:tcPr>
-            <w:tcW w:type="dxa" w:w="3364"/>
-            <w:shd w:fill="FFFFFF"/>
-            <w:tcBorders>
-              <w:top w:val="single" w:sz="4" w:color="C9D5DD"/>
-              <w:left w:val="single" w:sz="4" w:color="C9D5DD"/>
-              <w:bottom w:val="single" w:sz="4" w:color="C9D5DD"/>
-              <w:right w:val="single" w:sz="4" w:color="C9D5DD"/>
-              <w:insideH w:val="single" w:sz="4" w:color="C9D5DD"/>
-              <w:insideV w:val="single" w:sz="4" w:color="C9D5DD"/>
-            </w:tcBorders>
-            <w:tcMar>
-              <w:top w:w="90" w:type="dxa"/>
-              <w:start w:w="110" w:type="dxa"/>
-              <w:bottom w:w="90" w:type="dxa"/>
-              <w:end w:w="110" w:type="dxa"/>
-            </w:tcMar>
-            <w:vAlign w:val="center"/>
-          </w:tcPr>
-          <w:p>
-            <w:r>
-              <w:rPr>
-                <w:color w:val="263B53"/>
-                <w:sz w:val="18"/>
-              </w:rPr>
-              <w:t>Frontend critical user journeys</w:t>
-            </w:r>
-          </w:p>
-        </w:tc>
-        <w:tc>
-          <w:tcPr>
-            <w:tcW w:type="dxa" w:w="3364"/>
-            <w:shd w:fill="FFFFFF"/>
-            <w:tcBorders>
-              <w:top w:val="single" w:sz="4" w:color="C9D5DD"/>
-              <w:left w:val="single" w:sz="4" w:color="C9D5DD"/>
-              <w:bottom w:val="single" w:sz="4" w:color="C9D5DD"/>
-              <w:right w:val="single" w:sz="4" w:color="C9D5DD"/>
-              <w:insideH w:val="single" w:sz="4" w:color="C9D5DD"/>
-              <w:insideV w:val="single" w:sz="4" w:color="C9D5DD"/>
-            </w:tcBorders>
-            <w:tcMar>
-              <w:top w:w="90" w:type="dxa"/>
-              <w:start w:w="110" w:type="dxa"/>
-              <w:bottom w:w="90" w:type="dxa"/>
-              <w:end w:w="110" w:type="dxa"/>
-            </w:tcMar>
-            <w:vAlign w:val="center"/>
-          </w:tcPr>
-          <w:p>
-            <w:r>
-              <w:rPr>
-                <w:color w:val="263B53"/>
-                <w:sz w:val="18"/>
-              </w:rPr>
-              <w:t>Coverage’i risk odaklı artır</w:t>
-            </w:r>
-          </w:p>
-        </w:tc>
-      </w:tr>
-      <w:tr>
-        <w:trPr>
-          <w:cantSplit w:val="true"/>
-        </w:trPr>
-        <w:tc>
-          <w:tcPr>
-            <w:tcW w:type="dxa" w:w="3364"/>
-            <w:shd w:fill="E7F2EE"/>
-            <w:tcBorders>
-              <w:top w:val="single" w:sz="4" w:color="C9D5DD"/>
-              <w:left w:val="single" w:sz="4" w:color="C9D5DD"/>
-              <w:bottom w:val="single" w:sz="4" w:color="C9D5DD"/>
-              <w:right w:val="single" w:sz="4" w:color="C9D5DD"/>
-              <w:insideH w:val="single" w:sz="4" w:color="C9D5DD"/>
-              <w:insideV w:val="single" w:sz="4" w:color="C9D5DD"/>
-            </w:tcBorders>
-            <w:tcMar>
-              <w:top w:w="90" w:type="dxa"/>
-              <w:start w:w="110" w:type="dxa"/>
-              <w:bottom w:w="90" w:type="dxa"/>
-              <w:end w:w="110" w:type="dxa"/>
-            </w:tcMar>
-            <w:vAlign w:val="center"/>
-          </w:tcPr>
-          <w:p>
-            <w:r>
-              <w:rPr>
-                <w:color w:val="263B53"/>
-                <w:sz w:val="18"/>
-              </w:rPr>
-              <w:t>P2</w:t>
-            </w:r>
-          </w:p>
-        </w:tc>
-        <w:tc>
-          <w:tcPr>
-            <w:tcW w:type="dxa" w:w="3364"/>
-            <w:shd w:fill="E7F2EE"/>
-            <w:tcBorders>
-              <w:top w:val="single" w:sz="4" w:color="C9D5DD"/>
-              <w:left w:val="single" w:sz="4" w:color="C9D5DD"/>
-              <w:bottom w:val="single" w:sz="4" w:color="C9D5DD"/>
-              <w:right w:val="single" w:sz="4" w:color="C9D5DD"/>
-              <w:insideH w:val="single" w:sz="4" w:color="C9D5DD"/>
-              <w:insideV w:val="single" w:sz="4" w:color="C9D5DD"/>
-            </w:tcBorders>
-            <w:tcMar>
-              <w:top w:w="90" w:type="dxa"/>
-              <w:start w:w="110" w:type="dxa"/>
-              <w:bottom w:w="90" w:type="dxa"/>
-              <w:end w:w="110" w:type="dxa"/>
-            </w:tcMar>
-            <w:vAlign w:val="center"/>
-          </w:tcPr>
-          <w:p>
-            <w:r>
-              <w:rPr>
-                <w:color w:val="263B53"/>
-                <w:sz w:val="18"/>
-              </w:rPr>
-              <w:t>Load test</w:t>
-            </w:r>
-          </w:p>
-        </w:tc>
-        <w:tc>
-          <w:tcPr>
-            <w:tcW w:type="dxa" w:w="3364"/>
-            <w:shd w:fill="E7F2EE"/>
-            <w:tcBorders>
-              <w:top w:val="single" w:sz="4" w:color="C9D5DD"/>
-              <w:left w:val="single" w:sz="4" w:color="C9D5DD"/>
-              <w:bottom w:val="single" w:sz="4" w:color="C9D5DD"/>
-              <w:right w:val="single" w:sz="4" w:color="C9D5DD"/>
-              <w:insideH w:val="single" w:sz="4" w:color="C9D5DD"/>
-              <w:insideV w:val="single" w:sz="4" w:color="C9D5DD"/>
-            </w:tcBorders>
-            <w:tcMar>
-              <w:top w:w="90" w:type="dxa"/>
-              <w:start w:w="110" w:type="dxa"/>
-              <w:bottom w:w="90" w:type="dxa"/>
-              <w:end w:w="110" w:type="dxa"/>
-            </w:tcMar>
-            <w:vAlign w:val="center"/>
-          </w:tcPr>
-          <w:p>
-            <w:r>
-              <w:rPr>
-                <w:color w:val="263B53"/>
-                <w:sz w:val="18"/>
-              </w:rPr>
-              <w:t>P95 latency, pool ve scheduler davranışını ölç</w:t>
-            </w:r>
-          </w:p>
-        </w:tc>
-      </w:tr>
-      <w:tr>
-        <w:trPr>
-          <w:cantSplit w:val="true"/>
-        </w:trPr>
-        <w:tc>
-          <w:tcPr>
-            <w:tcW w:type="dxa" w:w="3364"/>
-            <w:shd w:fill="FFFFFF"/>
-            <w:tcBorders>
-              <w:top w:val="single" w:sz="4" w:color="C9D5DD"/>
-              <w:left w:val="single" w:sz="4" w:color="C9D5DD"/>
-              <w:bottom w:val="single" w:sz="4" w:color="C9D5DD"/>
-              <w:right w:val="single" w:sz="4" w:color="C9D5DD"/>
-              <w:insideH w:val="single" w:sz="4" w:color="C9D5DD"/>
-              <w:insideV w:val="single" w:sz="4" w:color="C9D5DD"/>
-            </w:tcBorders>
-            <w:tcMar>
-              <w:top w:w="90" w:type="dxa"/>
-              <w:start w:w="110" w:type="dxa"/>
-              <w:bottom w:w="90" w:type="dxa"/>
-              <w:end w:w="110" w:type="dxa"/>
-            </w:tcMar>
-            <w:vAlign w:val="center"/>
-          </w:tcPr>
-          <w:p>
-            <w:r>
-              <w:rPr>
-                <w:color w:val="263B53"/>
-                <w:sz w:val="18"/>
-              </w:rPr>
-              <w:t>P2</w:t>
-            </w:r>
-          </w:p>
-        </w:tc>
-        <w:tc>
-          <w:tcPr>
-            <w:tcW w:type="dxa" w:w="3364"/>
-            <w:shd w:fill="FFFFFF"/>
-            <w:tcBorders>
-              <w:top w:val="single" w:sz="4" w:color="C9D5DD"/>
-              <w:left w:val="single" w:sz="4" w:color="C9D5DD"/>
-              <w:bottom w:val="single" w:sz="4" w:color="C9D5DD"/>
-              <w:right w:val="single" w:sz="4" w:color="C9D5DD"/>
-              <w:insideH w:val="single" w:sz="4" w:color="C9D5DD"/>
-              <w:insideV w:val="single" w:sz="4" w:color="C9D5DD"/>
-            </w:tcBorders>
-            <w:tcMar>
-              <w:top w:w="90" w:type="dxa"/>
-              <w:start w:w="110" w:type="dxa"/>
-              <w:bottom w:w="90" w:type="dxa"/>
-              <w:end w:w="110" w:type="dxa"/>
-            </w:tcMar>
-            <w:vAlign w:val="center"/>
-          </w:tcPr>
-          <w:p>
-            <w:r>
-              <w:rPr>
-                <w:color w:val="263B53"/>
-                <w:sz w:val="18"/>
-              </w:rPr>
-              <w:t>Backup/restore drill</w:t>
-            </w:r>
-          </w:p>
-        </w:tc>
-        <w:tc>
-          <w:tcPr>
-            <w:tcW w:type="dxa" w:w="3364"/>
-            <w:shd w:fill="FFFFFF"/>
-            <w:tcBorders>
-              <w:top w:val="single" w:sz="4" w:color="C9D5DD"/>
-              <w:left w:val="single" w:sz="4" w:color="C9D5DD"/>
-              <w:bottom w:val="single" w:sz="4" w:color="C9D5DD"/>
-              <w:right w:val="single" w:sz="4" w:color="C9D5DD"/>
-              <w:insideH w:val="single" w:sz="4" w:color="C9D5DD"/>
-              <w:insideV w:val="single" w:sz="4" w:color="C9D5DD"/>
-            </w:tcBorders>
-            <w:tcMar>
-              <w:top w:w="90" w:type="dxa"/>
-              <w:start w:w="110" w:type="dxa"/>
-              <w:bottom w:w="90" w:type="dxa"/>
-              <w:end w:w="110" w:type="dxa"/>
-            </w:tcMar>
-            <w:vAlign w:val="center"/>
-          </w:tcPr>
-          <w:p>
-            <w:r>
-              <w:rPr>
-                <w:color w:val="263B53"/>
-                <w:sz w:val="18"/>
-              </w:rPr>
-              <w:t>RPO/RTO kanıtı üret</w:t>
-            </w:r>
-          </w:p>
-        </w:tc>
-      </w:tr>
-    </w:tbl>
-    <w:p>
-      <w:pPr>
         <w:spacing w:after="20"/>
       </w:pPr>
     </w:p>
@@ -19413,3605 +17446,6 @@
     </w:p>
     <w:p>
       <w:pPr>
-        <w:pStyle w:val="Heading1"/>
-        <w:keepNext/>
-      </w:pPr>
-      <w:r>
-        <w:t>12) Riskler, Teknik Borç ve Production Kapıları</w:t>
-      </w:r>
-    </w:p>
-    <w:tbl>
-      <w:tblPr>
-        <w:tblW w:type="auto" w:w="0"/>
-        <w:jc w:val="center"/>
-        <w:tblLayout w:type="autofit"/>
-        <w:tblLook w:firstColumn="1" w:firstRow="1" w:lastColumn="0" w:lastRow="0" w:noHBand="0" w:noVBand="1" w:val="04A0"/>
-      </w:tblPr>
-      <w:tblGrid>
-        <w:gridCol w:w="1682"/>
-        <w:gridCol w:w="1682"/>
-        <w:gridCol w:w="1682"/>
-        <w:gridCol w:w="1682"/>
-        <w:gridCol w:w="1682"/>
-        <w:gridCol w:w="1682"/>
-      </w:tblGrid>
-      <w:tr>
-        <w:trPr>
-          <w:tblHeader w:val="true"/>
-          <w:cantSplit w:val="true"/>
-        </w:trPr>
-        <w:tc>
-          <w:tcPr>
-            <w:tcW w:type="dxa" w:w="1682"/>
-            <w:shd w:fill="0B3F33"/>
-            <w:tcBorders>
-              <w:top w:val="single" w:sz="4" w:color="C9D5DD"/>
-              <w:left w:val="single" w:sz="4" w:color="C9D5DD"/>
-              <w:bottom w:val="single" w:sz="4" w:color="C9D5DD"/>
-              <w:right w:val="single" w:sz="4" w:color="C9D5DD"/>
-              <w:insideH w:val="single" w:sz="4" w:color="C9D5DD"/>
-              <w:insideV w:val="single" w:sz="4" w:color="C9D5DD"/>
-            </w:tcBorders>
-            <w:tcMar>
-              <w:top w:w="90" w:type="dxa"/>
-              <w:start w:w="110" w:type="dxa"/>
-              <w:bottom w:w="90" w:type="dxa"/>
-              <w:end w:w="110" w:type="dxa"/>
-            </w:tcMar>
-          </w:tcPr>
-          <w:p>
-            <w:r>
-              <w:rPr>
-                <w:b/>
-                <w:color w:val="FFFFFF"/>
-                <w:sz w:val="19"/>
-              </w:rPr>
-              <w:t>Öncelik</w:t>
-            </w:r>
-          </w:p>
-        </w:tc>
-        <w:tc>
-          <w:tcPr>
-            <w:tcW w:type="dxa" w:w="1682"/>
-            <w:shd w:fill="0B3F33"/>
-            <w:tcBorders>
-              <w:top w:val="single" w:sz="4" w:color="C9D5DD"/>
-              <w:left w:val="single" w:sz="4" w:color="C9D5DD"/>
-              <w:bottom w:val="single" w:sz="4" w:color="C9D5DD"/>
-              <w:right w:val="single" w:sz="4" w:color="C9D5DD"/>
-              <w:insideH w:val="single" w:sz="4" w:color="C9D5DD"/>
-              <w:insideV w:val="single" w:sz="4" w:color="C9D5DD"/>
-            </w:tcBorders>
-            <w:tcMar>
-              <w:top w:w="90" w:type="dxa"/>
-              <w:start w:w="110" w:type="dxa"/>
-              <w:bottom w:w="90" w:type="dxa"/>
-              <w:end w:w="110" w:type="dxa"/>
-            </w:tcMar>
-          </w:tcPr>
-          <w:p>
-            <w:r>
-              <w:rPr>
-                <w:b/>
-                <w:color w:val="FFFFFF"/>
-                <w:sz w:val="19"/>
-              </w:rPr>
-              <w:t>Alan</w:t>
-            </w:r>
-          </w:p>
-        </w:tc>
-        <w:tc>
-          <w:tcPr>
-            <w:tcW w:type="dxa" w:w="1682"/>
-            <w:shd w:fill="0B3F33"/>
-            <w:tcBorders>
-              <w:top w:val="single" w:sz="4" w:color="C9D5DD"/>
-              <w:left w:val="single" w:sz="4" w:color="C9D5DD"/>
-              <w:bottom w:val="single" w:sz="4" w:color="C9D5DD"/>
-              <w:right w:val="single" w:sz="4" w:color="C9D5DD"/>
-              <w:insideH w:val="single" w:sz="4" w:color="C9D5DD"/>
-              <w:insideV w:val="single" w:sz="4" w:color="C9D5DD"/>
-            </w:tcBorders>
-            <w:tcMar>
-              <w:top w:w="90" w:type="dxa"/>
-              <w:start w:w="110" w:type="dxa"/>
-              <w:bottom w:w="90" w:type="dxa"/>
-              <w:end w:w="110" w:type="dxa"/>
-            </w:tcMar>
-          </w:tcPr>
-          <w:p>
-            <w:r>
-              <w:rPr>
-                <w:b/>
-                <w:color w:val="FFFFFF"/>
-                <w:sz w:val="19"/>
-              </w:rPr>
-              <w:t>Problem</w:t>
-            </w:r>
-          </w:p>
-        </w:tc>
-        <w:tc>
-          <w:tcPr>
-            <w:tcW w:type="dxa" w:w="1682"/>
-            <w:shd w:fill="0B3F33"/>
-            <w:tcBorders>
-              <w:top w:val="single" w:sz="4" w:color="C9D5DD"/>
-              <w:left w:val="single" w:sz="4" w:color="C9D5DD"/>
-              <w:bottom w:val="single" w:sz="4" w:color="C9D5DD"/>
-              <w:right w:val="single" w:sz="4" w:color="C9D5DD"/>
-              <w:insideH w:val="single" w:sz="4" w:color="C9D5DD"/>
-              <w:insideV w:val="single" w:sz="4" w:color="C9D5DD"/>
-            </w:tcBorders>
-            <w:tcMar>
-              <w:top w:w="90" w:type="dxa"/>
-              <w:start w:w="110" w:type="dxa"/>
-              <w:bottom w:w="90" w:type="dxa"/>
-              <w:end w:w="110" w:type="dxa"/>
-            </w:tcMar>
-          </w:tcPr>
-          <w:p>
-            <w:r>
-              <w:rPr>
-                <w:b/>
-                <w:color w:val="FFFFFF"/>
-                <w:sz w:val="19"/>
-              </w:rPr>
-              <w:t>Risk</w:t>
-            </w:r>
-          </w:p>
-        </w:tc>
-        <w:tc>
-          <w:tcPr>
-            <w:tcW w:type="dxa" w:w="1682"/>
-            <w:shd w:fill="0B3F33"/>
-            <w:tcBorders>
-              <w:top w:val="single" w:sz="4" w:color="C9D5DD"/>
-              <w:left w:val="single" w:sz="4" w:color="C9D5DD"/>
-              <w:bottom w:val="single" w:sz="4" w:color="C9D5DD"/>
-              <w:right w:val="single" w:sz="4" w:color="C9D5DD"/>
-              <w:insideH w:val="single" w:sz="4" w:color="C9D5DD"/>
-              <w:insideV w:val="single" w:sz="4" w:color="C9D5DD"/>
-            </w:tcBorders>
-            <w:tcMar>
-              <w:top w:w="90" w:type="dxa"/>
-              <w:start w:w="110" w:type="dxa"/>
-              <w:bottom w:w="90" w:type="dxa"/>
-              <w:end w:w="110" w:type="dxa"/>
-            </w:tcMar>
-          </w:tcPr>
-          <w:p>
-            <w:r>
-              <w:rPr>
-                <w:b/>
-                <w:color w:val="FFFFFF"/>
-                <w:sz w:val="19"/>
-              </w:rPr>
-              <w:t>Öneri</w:t>
-            </w:r>
-          </w:p>
-        </w:tc>
-        <w:tc>
-          <w:tcPr>
-            <w:tcW w:type="dxa" w:w="1682"/>
-            <w:shd w:fill="0B3F33"/>
-            <w:tcBorders>
-              <w:top w:val="single" w:sz="4" w:color="C9D5DD"/>
-              <w:left w:val="single" w:sz="4" w:color="C9D5DD"/>
-              <w:bottom w:val="single" w:sz="4" w:color="C9D5DD"/>
-              <w:right w:val="single" w:sz="4" w:color="C9D5DD"/>
-              <w:insideH w:val="single" w:sz="4" w:color="C9D5DD"/>
-              <w:insideV w:val="single" w:sz="4" w:color="C9D5DD"/>
-            </w:tcBorders>
-            <w:tcMar>
-              <w:top w:w="90" w:type="dxa"/>
-              <w:start w:w="110" w:type="dxa"/>
-              <w:bottom w:w="90" w:type="dxa"/>
-              <w:end w:w="110" w:type="dxa"/>
-            </w:tcMar>
-          </w:tcPr>
-          <w:p>
-            <w:r>
-              <w:rPr>
-                <w:b/>
-                <w:color w:val="FFFFFF"/>
-                <w:sz w:val="19"/>
-              </w:rPr>
-              <w:t>Efor</w:t>
-            </w:r>
-          </w:p>
-        </w:tc>
-      </w:tr>
-      <w:tr>
-        <w:trPr>
-          <w:cantSplit w:val="true"/>
-        </w:trPr>
-        <w:tc>
-          <w:tcPr>
-            <w:tcW w:type="dxa" w:w="1682"/>
-            <w:shd w:fill="E7F2EE"/>
-            <w:tcBorders>
-              <w:top w:val="single" w:sz="4" w:color="C9D5DD"/>
-              <w:left w:val="single" w:sz="4" w:color="C9D5DD"/>
-              <w:bottom w:val="single" w:sz="4" w:color="C9D5DD"/>
-              <w:right w:val="single" w:sz="4" w:color="C9D5DD"/>
-              <w:insideH w:val="single" w:sz="4" w:color="C9D5DD"/>
-              <w:insideV w:val="single" w:sz="4" w:color="C9D5DD"/>
-            </w:tcBorders>
-            <w:tcMar>
-              <w:top w:w="90" w:type="dxa"/>
-              <w:start w:w="110" w:type="dxa"/>
-              <w:bottom w:w="90" w:type="dxa"/>
-              <w:end w:w="110" w:type="dxa"/>
-            </w:tcMar>
-            <w:vAlign w:val="center"/>
-          </w:tcPr>
-          <w:p>
-            <w:r>
-              <w:rPr>
-                <w:color w:val="263B53"/>
-                <w:sz w:val="18"/>
-              </w:rPr>
-              <w:t>P0</w:t>
-            </w:r>
-          </w:p>
-        </w:tc>
-        <w:tc>
-          <w:tcPr>
-            <w:tcW w:type="dxa" w:w="1682"/>
-            <w:shd w:fill="E7F2EE"/>
-            <w:tcBorders>
-              <w:top w:val="single" w:sz="4" w:color="C9D5DD"/>
-              <w:left w:val="single" w:sz="4" w:color="C9D5DD"/>
-              <w:bottom w:val="single" w:sz="4" w:color="C9D5DD"/>
-              <w:right w:val="single" w:sz="4" w:color="C9D5DD"/>
-              <w:insideH w:val="single" w:sz="4" w:color="C9D5DD"/>
-              <w:insideV w:val="single" w:sz="4" w:color="C9D5DD"/>
-            </w:tcBorders>
-            <w:tcMar>
-              <w:top w:w="90" w:type="dxa"/>
-              <w:start w:w="110" w:type="dxa"/>
-              <w:bottom w:w="90" w:type="dxa"/>
-              <w:end w:w="110" w:type="dxa"/>
-            </w:tcMar>
-            <w:vAlign w:val="center"/>
-          </w:tcPr>
-          <w:p>
-            <w:r>
-              <w:rPr>
-                <w:color w:val="263B53"/>
-                <w:sz w:val="18"/>
-              </w:rPr>
-              <w:t>Security</w:t>
-            </w:r>
-          </w:p>
-        </w:tc>
-        <w:tc>
-          <w:tcPr>
-            <w:tcW w:type="dxa" w:w="1682"/>
-            <w:shd w:fill="E7F2EE"/>
-            <w:tcBorders>
-              <w:top w:val="single" w:sz="4" w:color="C9D5DD"/>
-              <w:left w:val="single" w:sz="4" w:color="C9D5DD"/>
-              <w:bottom w:val="single" w:sz="4" w:color="C9D5DD"/>
-              <w:right w:val="single" w:sz="4" w:color="C9D5DD"/>
-              <w:insideH w:val="single" w:sz="4" w:color="C9D5DD"/>
-              <w:insideV w:val="single" w:sz="4" w:color="C9D5DD"/>
-            </w:tcBorders>
-            <w:tcMar>
-              <w:top w:w="90" w:type="dxa"/>
-              <w:start w:w="110" w:type="dxa"/>
-              <w:bottom w:w="90" w:type="dxa"/>
-              <w:end w:w="110" w:type="dxa"/>
-            </w:tcMar>
-            <w:vAlign w:val="center"/>
-          </w:tcPr>
-          <w:p>
-            <w:r>
-              <w:rPr>
-                <w:color w:val="263B53"/>
-                <w:sz w:val="18"/>
-              </w:rPr>
-              <w:t>SecurityConfig wildcard CORS + credentials</w:t>
-            </w:r>
-          </w:p>
-        </w:tc>
-        <w:tc>
-          <w:tcPr>
-            <w:tcW w:type="dxa" w:w="1682"/>
-            <w:shd w:fill="E7F2EE"/>
-            <w:tcBorders>
-              <w:top w:val="single" w:sz="4" w:color="C9D5DD"/>
-              <w:left w:val="single" w:sz="4" w:color="C9D5DD"/>
-              <w:bottom w:val="single" w:sz="4" w:color="C9D5DD"/>
-              <w:right w:val="single" w:sz="4" w:color="C9D5DD"/>
-              <w:insideH w:val="single" w:sz="4" w:color="C9D5DD"/>
-              <w:insideV w:val="single" w:sz="4" w:color="C9D5DD"/>
-            </w:tcBorders>
-            <w:tcMar>
-              <w:top w:w="90" w:type="dxa"/>
-              <w:start w:w="110" w:type="dxa"/>
-              <w:bottom w:w="90" w:type="dxa"/>
-              <w:end w:w="110" w:type="dxa"/>
-            </w:tcMar>
-            <w:vAlign w:val="center"/>
-          </w:tcPr>
-          <w:p>
-            <w:r>
-              <w:rPr>
-                <w:color w:val="263B53"/>
-                <w:sz w:val="18"/>
-              </w:rPr>
-              <w:t>Cross-origin policy production env’i yok sayıyor</w:t>
-            </w:r>
-          </w:p>
-        </w:tc>
-        <w:tc>
-          <w:tcPr>
-            <w:tcW w:type="dxa" w:w="1682"/>
-            <w:shd w:fill="E7F2EE"/>
-            <w:tcBorders>
-              <w:top w:val="single" w:sz="4" w:color="C9D5DD"/>
-              <w:left w:val="single" w:sz="4" w:color="C9D5DD"/>
-              <w:bottom w:val="single" w:sz="4" w:color="C9D5DD"/>
-              <w:right w:val="single" w:sz="4" w:color="C9D5DD"/>
-              <w:insideH w:val="single" w:sz="4" w:color="C9D5DD"/>
-              <w:insideV w:val="single" w:sz="4" w:color="C9D5DD"/>
-            </w:tcBorders>
-            <w:tcMar>
-              <w:top w:w="90" w:type="dxa"/>
-              <w:start w:w="110" w:type="dxa"/>
-              <w:bottom w:w="90" w:type="dxa"/>
-              <w:end w:w="110" w:type="dxa"/>
-            </w:tcMar>
-            <w:vAlign w:val="center"/>
-          </w:tcPr>
-          <w:p>
-            <w:r>
-              <w:rPr>
-                <w:color w:val="263B53"/>
-                <w:sz w:val="18"/>
-              </w:rPr>
-              <w:t>CorsProperties ile profile-aware exact origin</w:t>
-            </w:r>
-          </w:p>
-        </w:tc>
-        <w:tc>
-          <w:tcPr>
-            <w:tcW w:type="dxa" w:w="1682"/>
-            <w:shd w:fill="E7F2EE"/>
-            <w:tcBorders>
-              <w:top w:val="single" w:sz="4" w:color="C9D5DD"/>
-              <w:left w:val="single" w:sz="4" w:color="C9D5DD"/>
-              <w:bottom w:val="single" w:sz="4" w:color="C9D5DD"/>
-              <w:right w:val="single" w:sz="4" w:color="C9D5DD"/>
-              <w:insideH w:val="single" w:sz="4" w:color="C9D5DD"/>
-              <w:insideV w:val="single" w:sz="4" w:color="C9D5DD"/>
-            </w:tcBorders>
-            <w:tcMar>
-              <w:top w:w="90" w:type="dxa"/>
-              <w:start w:w="110" w:type="dxa"/>
-              <w:bottom w:w="90" w:type="dxa"/>
-              <w:end w:w="110" w:type="dxa"/>
-            </w:tcMar>
-            <w:vAlign w:val="center"/>
-          </w:tcPr>
-          <w:p>
-            <w:r>
-              <w:rPr>
-                <w:color w:val="263B53"/>
-                <w:sz w:val="18"/>
-              </w:rPr>
-              <w:t>Orta</w:t>
-            </w:r>
-          </w:p>
-        </w:tc>
-      </w:tr>
-      <w:tr>
-        <w:trPr>
-          <w:cantSplit w:val="true"/>
-        </w:trPr>
-        <w:tc>
-          <w:tcPr>
-            <w:tcW w:type="dxa" w:w="1682"/>
-            <w:shd w:fill="FFFFFF"/>
-            <w:tcBorders>
-              <w:top w:val="single" w:sz="4" w:color="C9D5DD"/>
-              <w:left w:val="single" w:sz="4" w:color="C9D5DD"/>
-              <w:bottom w:val="single" w:sz="4" w:color="C9D5DD"/>
-              <w:right w:val="single" w:sz="4" w:color="C9D5DD"/>
-              <w:insideH w:val="single" w:sz="4" w:color="C9D5DD"/>
-              <w:insideV w:val="single" w:sz="4" w:color="C9D5DD"/>
-            </w:tcBorders>
-            <w:tcMar>
-              <w:top w:w="90" w:type="dxa"/>
-              <w:start w:w="110" w:type="dxa"/>
-              <w:bottom w:w="90" w:type="dxa"/>
-              <w:end w:w="110" w:type="dxa"/>
-            </w:tcMar>
-            <w:vAlign w:val="center"/>
-          </w:tcPr>
-          <w:p>
-            <w:r>
-              <w:rPr>
-                <w:color w:val="263B53"/>
-                <w:sz w:val="18"/>
-              </w:rPr>
-              <w:t>P0</w:t>
-            </w:r>
-          </w:p>
-        </w:tc>
-        <w:tc>
-          <w:tcPr>
-            <w:tcW w:type="dxa" w:w="1682"/>
-            <w:shd w:fill="FFFFFF"/>
-            <w:tcBorders>
-              <w:top w:val="single" w:sz="4" w:color="C9D5DD"/>
-              <w:left w:val="single" w:sz="4" w:color="C9D5DD"/>
-              <w:bottom w:val="single" w:sz="4" w:color="C9D5DD"/>
-              <w:right w:val="single" w:sz="4" w:color="C9D5DD"/>
-              <w:insideH w:val="single" w:sz="4" w:color="C9D5DD"/>
-              <w:insideV w:val="single" w:sz="4" w:color="C9D5DD"/>
-            </w:tcBorders>
-            <w:tcMar>
-              <w:top w:w="90" w:type="dxa"/>
-              <w:start w:w="110" w:type="dxa"/>
-              <w:bottom w:w="90" w:type="dxa"/>
-              <w:end w:w="110" w:type="dxa"/>
-            </w:tcMar>
-            <w:vAlign w:val="center"/>
-          </w:tcPr>
-          <w:p>
-            <w:r>
-              <w:rPr>
-                <w:color w:val="263B53"/>
-                <w:sz w:val="18"/>
-              </w:rPr>
-              <w:t>Config</w:t>
-            </w:r>
-          </w:p>
-        </w:tc>
-        <w:tc>
-          <w:tcPr>
-            <w:tcW w:type="dxa" w:w="1682"/>
-            <w:shd w:fill="FFFFFF"/>
-            <w:tcBorders>
-              <w:top w:val="single" w:sz="4" w:color="C9D5DD"/>
-              <w:left w:val="single" w:sz="4" w:color="C9D5DD"/>
-              <w:bottom w:val="single" w:sz="4" w:color="C9D5DD"/>
-              <w:right w:val="single" w:sz="4" w:color="C9D5DD"/>
-              <w:insideH w:val="single" w:sz="4" w:color="C9D5DD"/>
-              <w:insideV w:val="single" w:sz="4" w:color="C9D5DD"/>
-            </w:tcBorders>
-            <w:tcMar>
-              <w:top w:w="90" w:type="dxa"/>
-              <w:start w:w="110" w:type="dxa"/>
-              <w:bottom w:w="90" w:type="dxa"/>
-              <w:end w:w="110" w:type="dxa"/>
-            </w:tcMar>
-            <w:vAlign w:val="center"/>
-          </w:tcPr>
-          <w:p>
-            <w:r>
-              <w:rPr>
-                <w:color w:val="263B53"/>
-                <w:sz w:val="18"/>
-              </w:rPr>
-              <w:t>Fintables=true ve webhook signature=false prod defaultları</w:t>
-            </w:r>
-          </w:p>
-        </w:tc>
-        <w:tc>
-          <w:tcPr>
-            <w:tcW w:type="dxa" w:w="1682"/>
-            <w:shd w:fill="FFFFFF"/>
-            <w:tcBorders>
-              <w:top w:val="single" w:sz="4" w:color="C9D5DD"/>
-              <w:left w:val="single" w:sz="4" w:color="C9D5DD"/>
-              <w:bottom w:val="single" w:sz="4" w:color="C9D5DD"/>
-              <w:right w:val="single" w:sz="4" w:color="C9D5DD"/>
-              <w:insideH w:val="single" w:sz="4" w:color="C9D5DD"/>
-              <w:insideV w:val="single" w:sz="4" w:color="C9D5DD"/>
-            </w:tcBorders>
-            <w:tcMar>
-              <w:top w:w="90" w:type="dxa"/>
-              <w:start w:w="110" w:type="dxa"/>
-              <w:bottom w:w="90" w:type="dxa"/>
-              <w:end w:w="110" w:type="dxa"/>
-            </w:tcMar>
-            <w:vAlign w:val="center"/>
-          </w:tcPr>
-          <w:p>
-            <w:r>
-              <w:rPr>
-                <w:color w:val="263B53"/>
-                <w:sz w:val="18"/>
-              </w:rPr>
-              <w:t>Doğrulanmamış provider ve imzasız internal çağrı</w:t>
-            </w:r>
-          </w:p>
-        </w:tc>
-        <w:tc>
-          <w:tcPr>
-            <w:tcW w:type="dxa" w:w="1682"/>
-            <w:shd w:fill="FFFFFF"/>
-            <w:tcBorders>
-              <w:top w:val="single" w:sz="4" w:color="C9D5DD"/>
-              <w:left w:val="single" w:sz="4" w:color="C9D5DD"/>
-              <w:bottom w:val="single" w:sz="4" w:color="C9D5DD"/>
-              <w:right w:val="single" w:sz="4" w:color="C9D5DD"/>
-              <w:insideH w:val="single" w:sz="4" w:color="C9D5DD"/>
-              <w:insideV w:val="single" w:sz="4" w:color="C9D5DD"/>
-            </w:tcBorders>
-            <w:tcMar>
-              <w:top w:w="90" w:type="dxa"/>
-              <w:start w:w="110" w:type="dxa"/>
-              <w:bottom w:w="90" w:type="dxa"/>
-              <w:end w:w="110" w:type="dxa"/>
-            </w:tcMar>
-            <w:vAlign w:val="center"/>
-          </w:tcPr>
-          <w:p>
-            <w:r>
-              <w:rPr>
-                <w:color w:val="263B53"/>
-                <w:sz w:val="18"/>
-              </w:rPr>
-              <w:t>Güvenli compose defaultları + test</w:t>
-            </w:r>
-          </w:p>
-        </w:tc>
-        <w:tc>
-          <w:tcPr>
-            <w:tcW w:type="dxa" w:w="1682"/>
-            <w:shd w:fill="FFFFFF"/>
-            <w:tcBorders>
-              <w:top w:val="single" w:sz="4" w:color="C9D5DD"/>
-              <w:left w:val="single" w:sz="4" w:color="C9D5DD"/>
-              <w:bottom w:val="single" w:sz="4" w:color="C9D5DD"/>
-              <w:right w:val="single" w:sz="4" w:color="C9D5DD"/>
-              <w:insideH w:val="single" w:sz="4" w:color="C9D5DD"/>
-              <w:insideV w:val="single" w:sz="4" w:color="C9D5DD"/>
-            </w:tcBorders>
-            <w:tcMar>
-              <w:top w:w="90" w:type="dxa"/>
-              <w:start w:w="110" w:type="dxa"/>
-              <w:bottom w:w="90" w:type="dxa"/>
-              <w:end w:w="110" w:type="dxa"/>
-            </w:tcMar>
-            <w:vAlign w:val="center"/>
-          </w:tcPr>
-          <w:p>
-            <w:r>
-              <w:rPr>
-                <w:color w:val="263B53"/>
-                <w:sz w:val="18"/>
-              </w:rPr>
-              <w:t>Düşük</w:t>
-            </w:r>
-          </w:p>
-        </w:tc>
-      </w:tr>
-      <w:tr>
-        <w:trPr>
-          <w:cantSplit w:val="true"/>
-        </w:trPr>
-        <w:tc>
-          <w:tcPr>
-            <w:tcW w:type="dxa" w:w="1682"/>
-            <w:shd w:fill="E7F2EE"/>
-            <w:tcBorders>
-              <w:top w:val="single" w:sz="4" w:color="C9D5DD"/>
-              <w:left w:val="single" w:sz="4" w:color="C9D5DD"/>
-              <w:bottom w:val="single" w:sz="4" w:color="C9D5DD"/>
-              <w:right w:val="single" w:sz="4" w:color="C9D5DD"/>
-              <w:insideH w:val="single" w:sz="4" w:color="C9D5DD"/>
-              <w:insideV w:val="single" w:sz="4" w:color="C9D5DD"/>
-            </w:tcBorders>
-            <w:tcMar>
-              <w:top w:w="90" w:type="dxa"/>
-              <w:start w:w="110" w:type="dxa"/>
-              <w:bottom w:w="90" w:type="dxa"/>
-              <w:end w:w="110" w:type="dxa"/>
-            </w:tcMar>
-            <w:vAlign w:val="center"/>
-          </w:tcPr>
-          <w:p>
-            <w:r>
-              <w:rPr>
-                <w:color w:val="263B53"/>
-                <w:sz w:val="18"/>
-              </w:rPr>
-              <w:t>P0</w:t>
-            </w:r>
-          </w:p>
-        </w:tc>
-        <w:tc>
-          <w:tcPr>
-            <w:tcW w:type="dxa" w:w="1682"/>
-            <w:shd w:fill="E7F2EE"/>
-            <w:tcBorders>
-              <w:top w:val="single" w:sz="4" w:color="C9D5DD"/>
-              <w:left w:val="single" w:sz="4" w:color="C9D5DD"/>
-              <w:bottom w:val="single" w:sz="4" w:color="C9D5DD"/>
-              <w:right w:val="single" w:sz="4" w:color="C9D5DD"/>
-              <w:insideH w:val="single" w:sz="4" w:color="C9D5DD"/>
-              <w:insideV w:val="single" w:sz="4" w:color="C9D5DD"/>
-            </w:tcBorders>
-            <w:tcMar>
-              <w:top w:w="90" w:type="dxa"/>
-              <w:start w:w="110" w:type="dxa"/>
-              <w:bottom w:w="90" w:type="dxa"/>
-              <w:end w:w="110" w:type="dxa"/>
-            </w:tcMar>
-            <w:vAlign w:val="center"/>
-          </w:tcPr>
-          <w:p>
-            <w:r>
-              <w:rPr>
-                <w:color w:val="263B53"/>
-                <w:sz w:val="18"/>
-              </w:rPr>
-              <w:t>Security</w:t>
-            </w:r>
-          </w:p>
-        </w:tc>
-        <w:tc>
-          <w:tcPr>
-            <w:tcW w:type="dxa" w:w="1682"/>
-            <w:shd w:fill="E7F2EE"/>
-            <w:tcBorders>
-              <w:top w:val="single" w:sz="4" w:color="C9D5DD"/>
-              <w:left w:val="single" w:sz="4" w:color="C9D5DD"/>
-              <w:bottom w:val="single" w:sz="4" w:color="C9D5DD"/>
-              <w:right w:val="single" w:sz="4" w:color="C9D5DD"/>
-              <w:insideH w:val="single" w:sz="4" w:color="C9D5DD"/>
-              <w:insideV w:val="single" w:sz="4" w:color="C9D5DD"/>
-            </w:tcBorders>
-            <w:tcMar>
-              <w:top w:w="90" w:type="dxa"/>
-              <w:start w:w="110" w:type="dxa"/>
-              <w:bottom w:w="90" w:type="dxa"/>
-              <w:end w:w="110" w:type="dxa"/>
-            </w:tcMar>
-            <w:vAlign w:val="center"/>
-          </w:tcPr>
-          <w:p>
-            <w:r>
-              <w:rPr>
-                <w:color w:val="263B53"/>
-                <w:sz w:val="18"/>
-              </w:rPr>
-              <w:t>Git history’de geçmiş credential izi riski</w:t>
-            </w:r>
-          </w:p>
-        </w:tc>
-        <w:tc>
-          <w:tcPr>
-            <w:tcW w:type="dxa" w:w="1682"/>
-            <w:shd w:fill="E7F2EE"/>
-            <w:tcBorders>
-              <w:top w:val="single" w:sz="4" w:color="C9D5DD"/>
-              <w:left w:val="single" w:sz="4" w:color="C9D5DD"/>
-              <w:bottom w:val="single" w:sz="4" w:color="C9D5DD"/>
-              <w:right w:val="single" w:sz="4" w:color="C9D5DD"/>
-              <w:insideH w:val="single" w:sz="4" w:color="C9D5DD"/>
-              <w:insideV w:val="single" w:sz="4" w:color="C9D5DD"/>
-            </w:tcBorders>
-            <w:tcMar>
-              <w:top w:w="90" w:type="dxa"/>
-              <w:start w:w="110" w:type="dxa"/>
-              <w:bottom w:w="90" w:type="dxa"/>
-              <w:end w:w="110" w:type="dxa"/>
-            </w:tcMar>
-            <w:vAlign w:val="center"/>
-          </w:tcPr>
-          <w:p>
-            <w:r>
-              <w:rPr>
-                <w:color w:val="263B53"/>
-                <w:sz w:val="18"/>
-              </w:rPr>
-              <w:t>Credential replay ve yetkisiz erişim</w:t>
-            </w:r>
-          </w:p>
-        </w:tc>
-        <w:tc>
-          <w:tcPr>
-            <w:tcW w:type="dxa" w:w="1682"/>
-            <w:shd w:fill="E7F2EE"/>
-            <w:tcBorders>
-              <w:top w:val="single" w:sz="4" w:color="C9D5DD"/>
-              <w:left w:val="single" w:sz="4" w:color="C9D5DD"/>
-              <w:bottom w:val="single" w:sz="4" w:color="C9D5DD"/>
-              <w:right w:val="single" w:sz="4" w:color="C9D5DD"/>
-              <w:insideH w:val="single" w:sz="4" w:color="C9D5DD"/>
-              <w:insideV w:val="single" w:sz="4" w:color="C9D5DD"/>
-            </w:tcBorders>
-            <w:tcMar>
-              <w:top w:w="90" w:type="dxa"/>
-              <w:start w:w="110" w:type="dxa"/>
-              <w:bottom w:w="90" w:type="dxa"/>
-              <w:end w:w="110" w:type="dxa"/>
-            </w:tcMar>
-            <w:vAlign w:val="center"/>
-          </w:tcPr>
-          <w:p>
-            <w:r>
-              <w:rPr>
-                <w:color w:val="263B53"/>
-                <w:sz w:val="18"/>
-              </w:rPr>
-              <w:t>History purge + tüm ilgili secret’ları rotate/revoke</w:t>
-            </w:r>
-          </w:p>
-        </w:tc>
-        <w:tc>
-          <w:tcPr>
-            <w:tcW w:type="dxa" w:w="1682"/>
-            <w:shd w:fill="E7F2EE"/>
-            <w:tcBorders>
-              <w:top w:val="single" w:sz="4" w:color="C9D5DD"/>
-              <w:left w:val="single" w:sz="4" w:color="C9D5DD"/>
-              <w:bottom w:val="single" w:sz="4" w:color="C9D5DD"/>
-              <w:right w:val="single" w:sz="4" w:color="C9D5DD"/>
-              <w:insideH w:val="single" w:sz="4" w:color="C9D5DD"/>
-              <w:insideV w:val="single" w:sz="4" w:color="C9D5DD"/>
-            </w:tcBorders>
-            <w:tcMar>
-              <w:top w:w="90" w:type="dxa"/>
-              <w:start w:w="110" w:type="dxa"/>
-              <w:bottom w:w="90" w:type="dxa"/>
-              <w:end w:w="110" w:type="dxa"/>
-            </w:tcMar>
-            <w:vAlign w:val="center"/>
-          </w:tcPr>
-          <w:p>
-            <w:r>
-              <w:rPr>
-                <w:color w:val="263B53"/>
-                <w:sz w:val="18"/>
-              </w:rPr>
-              <w:t>Yüksek</w:t>
-            </w:r>
-          </w:p>
-        </w:tc>
-      </w:tr>
-      <w:tr>
-        <w:trPr>
-          <w:cantSplit w:val="true"/>
-        </w:trPr>
-        <w:tc>
-          <w:tcPr>
-            <w:tcW w:type="dxa" w:w="1682"/>
-            <w:shd w:fill="FFFFFF"/>
-            <w:tcBorders>
-              <w:top w:val="single" w:sz="4" w:color="C9D5DD"/>
-              <w:left w:val="single" w:sz="4" w:color="C9D5DD"/>
-              <w:bottom w:val="single" w:sz="4" w:color="C9D5DD"/>
-              <w:right w:val="single" w:sz="4" w:color="C9D5DD"/>
-              <w:insideH w:val="single" w:sz="4" w:color="C9D5DD"/>
-              <w:insideV w:val="single" w:sz="4" w:color="C9D5DD"/>
-            </w:tcBorders>
-            <w:tcMar>
-              <w:top w:w="90" w:type="dxa"/>
-              <w:start w:w="110" w:type="dxa"/>
-              <w:bottom w:w="90" w:type="dxa"/>
-              <w:end w:w="110" w:type="dxa"/>
-            </w:tcMar>
-            <w:vAlign w:val="center"/>
-          </w:tcPr>
-          <w:p>
-            <w:r>
-              <w:rPr>
-                <w:color w:val="263B53"/>
-                <w:sz w:val="18"/>
-              </w:rPr>
-              <w:t>P0</w:t>
-            </w:r>
-          </w:p>
-        </w:tc>
-        <w:tc>
-          <w:tcPr>
-            <w:tcW w:type="dxa" w:w="1682"/>
-            <w:shd w:fill="FFFFFF"/>
-            <w:tcBorders>
-              <w:top w:val="single" w:sz="4" w:color="C9D5DD"/>
-              <w:left w:val="single" w:sz="4" w:color="C9D5DD"/>
-              <w:bottom w:val="single" w:sz="4" w:color="C9D5DD"/>
-              <w:right w:val="single" w:sz="4" w:color="C9D5DD"/>
-              <w:insideH w:val="single" w:sz="4" w:color="C9D5DD"/>
-              <w:insideV w:val="single" w:sz="4" w:color="C9D5DD"/>
-            </w:tcBorders>
-            <w:tcMar>
-              <w:top w:w="90" w:type="dxa"/>
-              <w:start w:w="110" w:type="dxa"/>
-              <w:bottom w:w="90" w:type="dxa"/>
-              <w:end w:w="110" w:type="dxa"/>
-            </w:tcMar>
-            <w:vAlign w:val="center"/>
-          </w:tcPr>
-          <w:p>
-            <w:r>
-              <w:rPr>
-                <w:color w:val="263B53"/>
-                <w:sz w:val="18"/>
-              </w:rPr>
-              <w:t>Deployment</w:t>
-            </w:r>
-          </w:p>
-        </w:tc>
-        <w:tc>
-          <w:tcPr>
-            <w:tcW w:type="dxa" w:w="1682"/>
-            <w:shd w:fill="FFFFFF"/>
-            <w:tcBorders>
-              <w:top w:val="single" w:sz="4" w:color="C9D5DD"/>
-              <w:left w:val="single" w:sz="4" w:color="C9D5DD"/>
-              <w:bottom w:val="single" w:sz="4" w:color="C9D5DD"/>
-              <w:right w:val="single" w:sz="4" w:color="C9D5DD"/>
-              <w:insideH w:val="single" w:sz="4" w:color="C9D5DD"/>
-              <w:insideV w:val="single" w:sz="4" w:color="C9D5DD"/>
-            </w:tcBorders>
-            <w:tcMar>
-              <w:top w:w="90" w:type="dxa"/>
-              <w:start w:w="110" w:type="dxa"/>
-              <w:bottom w:w="90" w:type="dxa"/>
-              <w:end w:w="110" w:type="dxa"/>
-            </w:tcMar>
-            <w:vAlign w:val="center"/>
-          </w:tcPr>
-          <w:p>
-            <w:r>
-              <w:rPr>
-                <w:color w:val="263B53"/>
-                <w:sz w:val="18"/>
-              </w:rPr>
-              <w:t>Production TLS/CA ve secret dosyaları ortam dışı</w:t>
-            </w:r>
-          </w:p>
-        </w:tc>
-        <w:tc>
-          <w:tcPr>
-            <w:tcW w:type="dxa" w:w="1682"/>
-            <w:shd w:fill="FFFFFF"/>
-            <w:tcBorders>
-              <w:top w:val="single" w:sz="4" w:color="C9D5DD"/>
-              <w:left w:val="single" w:sz="4" w:color="C9D5DD"/>
-              <w:bottom w:val="single" w:sz="4" w:color="C9D5DD"/>
-              <w:right w:val="single" w:sz="4" w:color="C9D5DD"/>
-              <w:insideH w:val="single" w:sz="4" w:color="C9D5DD"/>
-              <w:insideV w:val="single" w:sz="4" w:color="C9D5DD"/>
-            </w:tcBorders>
-            <w:tcMar>
-              <w:top w:w="90" w:type="dxa"/>
-              <w:start w:w="110" w:type="dxa"/>
-              <w:bottom w:w="90" w:type="dxa"/>
-              <w:end w:w="110" w:type="dxa"/>
-            </w:tcMar>
-            <w:vAlign w:val="center"/>
-          </w:tcPr>
-          <w:p>
-            <w:r>
-              <w:rPr>
-                <w:color w:val="263B53"/>
-                <w:sz w:val="18"/>
-              </w:rPr>
-              <w:t>Startup veya MITM riski</w:t>
-            </w:r>
-          </w:p>
-        </w:tc>
-        <w:tc>
-          <w:tcPr>
-            <w:tcW w:type="dxa" w:w="1682"/>
-            <w:shd w:fill="FFFFFF"/>
-            <w:tcBorders>
-              <w:top w:val="single" w:sz="4" w:color="C9D5DD"/>
-              <w:left w:val="single" w:sz="4" w:color="C9D5DD"/>
-              <w:bottom w:val="single" w:sz="4" w:color="C9D5DD"/>
-              <w:right w:val="single" w:sz="4" w:color="C9D5DD"/>
-              <w:insideH w:val="single" w:sz="4" w:color="C9D5DD"/>
-              <w:insideV w:val="single" w:sz="4" w:color="C9D5DD"/>
-            </w:tcBorders>
-            <w:tcMar>
-              <w:top w:w="90" w:type="dxa"/>
-              <w:start w:w="110" w:type="dxa"/>
-              <w:bottom w:w="90" w:type="dxa"/>
-              <w:end w:w="110" w:type="dxa"/>
-            </w:tcMar>
-            <w:vAlign w:val="center"/>
-          </w:tcPr>
-          <w:p>
-            <w:r>
-              <w:rPr>
-                <w:color w:val="263B53"/>
-                <w:sz w:val="18"/>
-              </w:rPr>
-              <w:t>Staging’de gerçek secret/TLS mount smoke testi</w:t>
-            </w:r>
-          </w:p>
-        </w:tc>
-        <w:tc>
-          <w:tcPr>
-            <w:tcW w:type="dxa" w:w="1682"/>
-            <w:shd w:fill="FFFFFF"/>
-            <w:tcBorders>
-              <w:top w:val="single" w:sz="4" w:color="C9D5DD"/>
-              <w:left w:val="single" w:sz="4" w:color="C9D5DD"/>
-              <w:bottom w:val="single" w:sz="4" w:color="C9D5DD"/>
-              <w:right w:val="single" w:sz="4" w:color="C9D5DD"/>
-              <w:insideH w:val="single" w:sz="4" w:color="C9D5DD"/>
-              <w:insideV w:val="single" w:sz="4" w:color="C9D5DD"/>
-            </w:tcBorders>
-            <w:tcMar>
-              <w:top w:w="90" w:type="dxa"/>
-              <w:start w:w="110" w:type="dxa"/>
-              <w:bottom w:w="90" w:type="dxa"/>
-              <w:end w:w="110" w:type="dxa"/>
-            </w:tcMar>
-            <w:vAlign w:val="center"/>
-          </w:tcPr>
-          <w:p>
-            <w:r>
-              <w:rPr>
-                <w:color w:val="263B53"/>
-                <w:sz w:val="18"/>
-              </w:rPr>
-              <w:t>Orta</w:t>
-            </w:r>
-          </w:p>
-        </w:tc>
-      </w:tr>
-      <w:tr>
-        <w:trPr>
-          <w:cantSplit w:val="true"/>
-        </w:trPr>
-        <w:tc>
-          <w:tcPr>
-            <w:tcW w:type="dxa" w:w="1682"/>
-            <w:shd w:fill="E7F2EE"/>
-            <w:tcBorders>
-              <w:top w:val="single" w:sz="4" w:color="C9D5DD"/>
-              <w:left w:val="single" w:sz="4" w:color="C9D5DD"/>
-              <w:bottom w:val="single" w:sz="4" w:color="C9D5DD"/>
-              <w:right w:val="single" w:sz="4" w:color="C9D5DD"/>
-              <w:insideH w:val="single" w:sz="4" w:color="C9D5DD"/>
-              <w:insideV w:val="single" w:sz="4" w:color="C9D5DD"/>
-            </w:tcBorders>
-            <w:tcMar>
-              <w:top w:w="90" w:type="dxa"/>
-              <w:start w:w="110" w:type="dxa"/>
-              <w:bottom w:w="90" w:type="dxa"/>
-              <w:end w:w="110" w:type="dxa"/>
-            </w:tcMar>
-            <w:vAlign w:val="center"/>
-          </w:tcPr>
-          <w:p>
-            <w:r>
-              <w:rPr>
-                <w:color w:val="263B53"/>
-                <w:sz w:val="18"/>
-              </w:rPr>
-              <w:t>P1</w:t>
-            </w:r>
-          </w:p>
-        </w:tc>
-        <w:tc>
-          <w:tcPr>
-            <w:tcW w:type="dxa" w:w="1682"/>
-            <w:shd w:fill="E7F2EE"/>
-            <w:tcBorders>
-              <w:top w:val="single" w:sz="4" w:color="C9D5DD"/>
-              <w:left w:val="single" w:sz="4" w:color="C9D5DD"/>
-              <w:bottom w:val="single" w:sz="4" w:color="C9D5DD"/>
-              <w:right w:val="single" w:sz="4" w:color="C9D5DD"/>
-              <w:insideH w:val="single" w:sz="4" w:color="C9D5DD"/>
-              <w:insideV w:val="single" w:sz="4" w:color="C9D5DD"/>
-            </w:tcBorders>
-            <w:tcMar>
-              <w:top w:w="90" w:type="dxa"/>
-              <w:start w:w="110" w:type="dxa"/>
-              <w:bottom w:w="90" w:type="dxa"/>
-              <w:end w:w="110" w:type="dxa"/>
-            </w:tcMar>
-            <w:vAlign w:val="center"/>
-          </w:tcPr>
-          <w:p>
-            <w:r>
-              <w:rPr>
-                <w:color w:val="263B53"/>
-                <w:sz w:val="18"/>
-              </w:rPr>
-              <w:t>CI/CD</w:t>
-            </w:r>
-          </w:p>
-        </w:tc>
-        <w:tc>
-          <w:tcPr>
-            <w:tcW w:type="dxa" w:w="1682"/>
-            <w:shd w:fill="E7F2EE"/>
-            <w:tcBorders>
-              <w:top w:val="single" w:sz="4" w:color="C9D5DD"/>
-              <w:left w:val="single" w:sz="4" w:color="C9D5DD"/>
-              <w:bottom w:val="single" w:sz="4" w:color="C9D5DD"/>
-              <w:right w:val="single" w:sz="4" w:color="C9D5DD"/>
-              <w:insideH w:val="single" w:sz="4" w:color="C9D5DD"/>
-              <w:insideV w:val="single" w:sz="4" w:color="C9D5DD"/>
-            </w:tcBorders>
-            <w:tcMar>
-              <w:top w:w="90" w:type="dxa"/>
-              <w:start w:w="110" w:type="dxa"/>
-              <w:bottom w:w="90" w:type="dxa"/>
-              <w:end w:w="110" w:type="dxa"/>
-            </w:tcMar>
-            <w:vAlign w:val="center"/>
-          </w:tcPr>
-          <w:p>
-            <w:r>
-              <w:rPr>
-                <w:color w:val="263B53"/>
-                <w:sz w:val="18"/>
-              </w:rPr>
-              <w:t>OWASP/Trivy non-blocking</w:t>
-            </w:r>
-          </w:p>
-        </w:tc>
-        <w:tc>
-          <w:tcPr>
-            <w:tcW w:type="dxa" w:w="1682"/>
-            <w:shd w:fill="E7F2EE"/>
-            <w:tcBorders>
-              <w:top w:val="single" w:sz="4" w:color="C9D5DD"/>
-              <w:left w:val="single" w:sz="4" w:color="C9D5DD"/>
-              <w:bottom w:val="single" w:sz="4" w:color="C9D5DD"/>
-              <w:right w:val="single" w:sz="4" w:color="C9D5DD"/>
-              <w:insideH w:val="single" w:sz="4" w:color="C9D5DD"/>
-              <w:insideV w:val="single" w:sz="4" w:color="C9D5DD"/>
-            </w:tcBorders>
-            <w:tcMar>
-              <w:top w:w="90" w:type="dxa"/>
-              <w:start w:w="110" w:type="dxa"/>
-              <w:bottom w:w="90" w:type="dxa"/>
-              <w:end w:w="110" w:type="dxa"/>
-            </w:tcMar>
-            <w:vAlign w:val="center"/>
-          </w:tcPr>
-          <w:p>
-            <w:r>
-              <w:rPr>
-                <w:color w:val="263B53"/>
-                <w:sz w:val="18"/>
-              </w:rPr>
-              <w:t>Yeşil CI kritik CVE içerebilir</w:t>
-            </w:r>
-          </w:p>
-        </w:tc>
-        <w:tc>
-          <w:tcPr>
-            <w:tcW w:type="dxa" w:w="1682"/>
-            <w:shd w:fill="E7F2EE"/>
-            <w:tcBorders>
-              <w:top w:val="single" w:sz="4" w:color="C9D5DD"/>
-              <w:left w:val="single" w:sz="4" w:color="C9D5DD"/>
-              <w:bottom w:val="single" w:sz="4" w:color="C9D5DD"/>
-              <w:right w:val="single" w:sz="4" w:color="C9D5DD"/>
-              <w:insideH w:val="single" w:sz="4" w:color="C9D5DD"/>
-              <w:insideV w:val="single" w:sz="4" w:color="C9D5DD"/>
-            </w:tcBorders>
-            <w:tcMar>
-              <w:top w:w="90" w:type="dxa"/>
-              <w:start w:w="110" w:type="dxa"/>
-              <w:bottom w:w="90" w:type="dxa"/>
-              <w:end w:w="110" w:type="dxa"/>
-            </w:tcMar>
-            <w:vAlign w:val="center"/>
-          </w:tcPr>
-          <w:p>
-            <w:r>
-              <w:rPr>
-                <w:color w:val="263B53"/>
-                <w:sz w:val="18"/>
-              </w:rPr>
-              <w:t>API key/mirror sağla, gate’i blocking yap</w:t>
-            </w:r>
-          </w:p>
-        </w:tc>
-        <w:tc>
-          <w:tcPr>
-            <w:tcW w:type="dxa" w:w="1682"/>
-            <w:shd w:fill="E7F2EE"/>
-            <w:tcBorders>
-              <w:top w:val="single" w:sz="4" w:color="C9D5DD"/>
-              <w:left w:val="single" w:sz="4" w:color="C9D5DD"/>
-              <w:bottom w:val="single" w:sz="4" w:color="C9D5DD"/>
-              <w:right w:val="single" w:sz="4" w:color="C9D5DD"/>
-              <w:insideH w:val="single" w:sz="4" w:color="C9D5DD"/>
-              <w:insideV w:val="single" w:sz="4" w:color="C9D5DD"/>
-            </w:tcBorders>
-            <w:tcMar>
-              <w:top w:w="90" w:type="dxa"/>
-              <w:start w:w="110" w:type="dxa"/>
-              <w:bottom w:w="90" w:type="dxa"/>
-              <w:end w:w="110" w:type="dxa"/>
-            </w:tcMar>
-            <w:vAlign w:val="center"/>
-          </w:tcPr>
-          <w:p>
-            <w:r>
-              <w:rPr>
-                <w:color w:val="263B53"/>
-                <w:sz w:val="18"/>
-              </w:rPr>
-              <w:t>Düşük</w:t>
-            </w:r>
-          </w:p>
-        </w:tc>
-      </w:tr>
-      <w:tr>
-        <w:trPr>
-          <w:cantSplit w:val="true"/>
-        </w:trPr>
-        <w:tc>
-          <w:tcPr>
-            <w:tcW w:type="dxa" w:w="1682"/>
-            <w:shd w:fill="FFFFFF"/>
-            <w:tcBorders>
-              <w:top w:val="single" w:sz="4" w:color="C9D5DD"/>
-              <w:left w:val="single" w:sz="4" w:color="C9D5DD"/>
-              <w:bottom w:val="single" w:sz="4" w:color="C9D5DD"/>
-              <w:right w:val="single" w:sz="4" w:color="C9D5DD"/>
-              <w:insideH w:val="single" w:sz="4" w:color="C9D5DD"/>
-              <w:insideV w:val="single" w:sz="4" w:color="C9D5DD"/>
-            </w:tcBorders>
-            <w:tcMar>
-              <w:top w:w="90" w:type="dxa"/>
-              <w:start w:w="110" w:type="dxa"/>
-              <w:bottom w:w="90" w:type="dxa"/>
-              <w:end w:w="110" w:type="dxa"/>
-            </w:tcMar>
-            <w:vAlign w:val="center"/>
-          </w:tcPr>
-          <w:p>
-            <w:r>
-              <w:rPr>
-                <w:color w:val="263B53"/>
-                <w:sz w:val="18"/>
-              </w:rPr>
-              <w:t>P1</w:t>
-            </w:r>
-          </w:p>
-        </w:tc>
-        <w:tc>
-          <w:tcPr>
-            <w:tcW w:type="dxa" w:w="1682"/>
-            <w:shd w:fill="FFFFFF"/>
-            <w:tcBorders>
-              <w:top w:val="single" w:sz="4" w:color="C9D5DD"/>
-              <w:left w:val="single" w:sz="4" w:color="C9D5DD"/>
-              <w:bottom w:val="single" w:sz="4" w:color="C9D5DD"/>
-              <w:right w:val="single" w:sz="4" w:color="C9D5DD"/>
-              <w:insideH w:val="single" w:sz="4" w:color="C9D5DD"/>
-              <w:insideV w:val="single" w:sz="4" w:color="C9D5DD"/>
-            </w:tcBorders>
-            <w:tcMar>
-              <w:top w:w="90" w:type="dxa"/>
-              <w:start w:w="110" w:type="dxa"/>
-              <w:bottom w:w="90" w:type="dxa"/>
-              <w:end w:w="110" w:type="dxa"/>
-            </w:tcMar>
-            <w:vAlign w:val="center"/>
-          </w:tcPr>
-          <w:p>
-            <w:r>
-              <w:rPr>
-                <w:color w:val="263B53"/>
-                <w:sz w:val="18"/>
-              </w:rPr>
-              <w:t>Keycloak</w:t>
-            </w:r>
-          </w:p>
-        </w:tc>
-        <w:tc>
-          <w:tcPr>
-            <w:tcW w:type="dxa" w:w="1682"/>
-            <w:shd w:fill="FFFFFF"/>
-            <w:tcBorders>
-              <w:top w:val="single" w:sz="4" w:color="C9D5DD"/>
-              <w:left w:val="single" w:sz="4" w:color="C9D5DD"/>
-              <w:bottom w:val="single" w:sz="4" w:color="C9D5DD"/>
-              <w:right w:val="single" w:sz="4" w:color="C9D5DD"/>
-              <w:insideH w:val="single" w:sz="4" w:color="C9D5DD"/>
-              <w:insideV w:val="single" w:sz="4" w:color="C9D5DD"/>
-            </w:tcBorders>
-            <w:tcMar>
-              <w:top w:w="90" w:type="dxa"/>
-              <w:start w:w="110" w:type="dxa"/>
-              <w:bottom w:w="90" w:type="dxa"/>
-              <w:end w:w="110" w:type="dxa"/>
-            </w:tcMar>
-            <w:vAlign w:val="center"/>
-          </w:tcPr>
-          <w:p>
-            <w:r>
-              <w:rPr>
-                <w:color w:val="263B53"/>
-                <w:sz w:val="18"/>
-              </w:rPr>
-              <w:t>Prod realm/demo redirect ayrımı operasyonla doğrulanmalı</w:t>
-            </w:r>
-          </w:p>
-        </w:tc>
-        <w:tc>
-          <w:tcPr>
-            <w:tcW w:type="dxa" w:w="1682"/>
-            <w:shd w:fill="FFFFFF"/>
-            <w:tcBorders>
-              <w:top w:val="single" w:sz="4" w:color="C9D5DD"/>
-              <w:left w:val="single" w:sz="4" w:color="C9D5DD"/>
-              <w:bottom w:val="single" w:sz="4" w:color="C9D5DD"/>
-              <w:right w:val="single" w:sz="4" w:color="C9D5DD"/>
-              <w:insideH w:val="single" w:sz="4" w:color="C9D5DD"/>
-              <w:insideV w:val="single" w:sz="4" w:color="C9D5DD"/>
-            </w:tcBorders>
-            <w:tcMar>
-              <w:top w:w="90" w:type="dxa"/>
-              <w:start w:w="110" w:type="dxa"/>
-              <w:bottom w:w="90" w:type="dxa"/>
-              <w:end w:w="110" w:type="dxa"/>
-            </w:tcMar>
-            <w:vAlign w:val="center"/>
-          </w:tcPr>
-          <w:p>
-            <w:r>
-              <w:rPr>
-                <w:color w:val="263B53"/>
-                <w:sz w:val="18"/>
-              </w:rPr>
-              <w:t>Auth bypass veya redirect riski</w:t>
-            </w:r>
-          </w:p>
-        </w:tc>
-        <w:tc>
-          <w:tcPr>
-            <w:tcW w:type="dxa" w:w="1682"/>
-            <w:shd w:fill="FFFFFF"/>
-            <w:tcBorders>
-              <w:top w:val="single" w:sz="4" w:color="C9D5DD"/>
-              <w:left w:val="single" w:sz="4" w:color="C9D5DD"/>
-              <w:bottom w:val="single" w:sz="4" w:color="C9D5DD"/>
-              <w:right w:val="single" w:sz="4" w:color="C9D5DD"/>
-              <w:insideH w:val="single" w:sz="4" w:color="C9D5DD"/>
-              <w:insideV w:val="single" w:sz="4" w:color="C9D5DD"/>
-            </w:tcBorders>
-            <w:tcMar>
-              <w:top w:w="90" w:type="dxa"/>
-              <w:start w:w="110" w:type="dxa"/>
-              <w:bottom w:w="90" w:type="dxa"/>
-              <w:end w:w="110" w:type="dxa"/>
-            </w:tcMar>
-            <w:vAlign w:val="center"/>
-          </w:tcPr>
-          <w:p>
-            <w:r>
-              <w:rPr>
-                <w:color w:val="263B53"/>
-                <w:sz w:val="18"/>
-              </w:rPr>
-              <w:t>Prod-only realm export + browser E2E</w:t>
-            </w:r>
-          </w:p>
-        </w:tc>
-        <w:tc>
-          <w:tcPr>
-            <w:tcW w:type="dxa" w:w="1682"/>
-            <w:shd w:fill="FFFFFF"/>
-            <w:tcBorders>
-              <w:top w:val="single" w:sz="4" w:color="C9D5DD"/>
-              <w:left w:val="single" w:sz="4" w:color="C9D5DD"/>
-              <w:bottom w:val="single" w:sz="4" w:color="C9D5DD"/>
-              <w:right w:val="single" w:sz="4" w:color="C9D5DD"/>
-              <w:insideH w:val="single" w:sz="4" w:color="C9D5DD"/>
-              <w:insideV w:val="single" w:sz="4" w:color="C9D5DD"/>
-            </w:tcBorders>
-            <w:tcMar>
-              <w:top w:w="90" w:type="dxa"/>
-              <w:start w:w="110" w:type="dxa"/>
-              <w:bottom w:w="90" w:type="dxa"/>
-              <w:end w:w="110" w:type="dxa"/>
-            </w:tcMar>
-            <w:vAlign w:val="center"/>
-          </w:tcPr>
-          <w:p>
-            <w:r>
-              <w:rPr>
-                <w:color w:val="263B53"/>
-                <w:sz w:val="18"/>
-              </w:rPr>
-              <w:t>Orta</w:t>
-            </w:r>
-          </w:p>
-        </w:tc>
-      </w:tr>
-      <w:tr>
-        <w:trPr>
-          <w:cantSplit w:val="true"/>
-        </w:trPr>
-        <w:tc>
-          <w:tcPr>
-            <w:tcW w:type="dxa" w:w="1682"/>
-            <w:shd w:fill="E7F2EE"/>
-            <w:tcBorders>
-              <w:top w:val="single" w:sz="4" w:color="C9D5DD"/>
-              <w:left w:val="single" w:sz="4" w:color="C9D5DD"/>
-              <w:bottom w:val="single" w:sz="4" w:color="C9D5DD"/>
-              <w:right w:val="single" w:sz="4" w:color="C9D5DD"/>
-              <w:insideH w:val="single" w:sz="4" w:color="C9D5DD"/>
-              <w:insideV w:val="single" w:sz="4" w:color="C9D5DD"/>
-            </w:tcBorders>
-            <w:tcMar>
-              <w:top w:w="90" w:type="dxa"/>
-              <w:start w:w="110" w:type="dxa"/>
-              <w:bottom w:w="90" w:type="dxa"/>
-              <w:end w:w="110" w:type="dxa"/>
-            </w:tcMar>
-            <w:vAlign w:val="center"/>
-          </w:tcPr>
-          <w:p>
-            <w:r>
-              <w:rPr>
-                <w:color w:val="263B53"/>
-                <w:sz w:val="18"/>
-              </w:rPr>
-              <w:t>P1</w:t>
-            </w:r>
-          </w:p>
-        </w:tc>
-        <w:tc>
-          <w:tcPr>
-            <w:tcW w:type="dxa" w:w="1682"/>
-            <w:shd w:fill="E7F2EE"/>
-            <w:tcBorders>
-              <w:top w:val="single" w:sz="4" w:color="C9D5DD"/>
-              <w:left w:val="single" w:sz="4" w:color="C9D5DD"/>
-              <w:bottom w:val="single" w:sz="4" w:color="C9D5DD"/>
-              <w:right w:val="single" w:sz="4" w:color="C9D5DD"/>
-              <w:insideH w:val="single" w:sz="4" w:color="C9D5DD"/>
-              <w:insideV w:val="single" w:sz="4" w:color="C9D5DD"/>
-            </w:tcBorders>
-            <w:tcMar>
-              <w:top w:w="90" w:type="dxa"/>
-              <w:start w:w="110" w:type="dxa"/>
-              <w:bottom w:w="90" w:type="dxa"/>
-              <w:end w:w="110" w:type="dxa"/>
-            </w:tcMar>
-            <w:vAlign w:val="center"/>
-          </w:tcPr>
-          <w:p>
-            <w:r>
-              <w:rPr>
-                <w:color w:val="263B53"/>
-                <w:sz w:val="18"/>
-              </w:rPr>
-              <w:t>Data</w:t>
-            </w:r>
-          </w:p>
-        </w:tc>
-        <w:tc>
-          <w:tcPr>
-            <w:tcW w:type="dxa" w:w="1682"/>
-            <w:shd w:fill="E7F2EE"/>
-            <w:tcBorders>
-              <w:top w:val="single" w:sz="4" w:color="C9D5DD"/>
-              <w:left w:val="single" w:sz="4" w:color="C9D5DD"/>
-              <w:bottom w:val="single" w:sz="4" w:color="C9D5DD"/>
-              <w:right w:val="single" w:sz="4" w:color="C9D5DD"/>
-              <w:insideH w:val="single" w:sz="4" w:color="C9D5DD"/>
-              <w:insideV w:val="single" w:sz="4" w:color="C9D5DD"/>
-            </w:tcBorders>
-            <w:tcMar>
-              <w:top w:w="90" w:type="dxa"/>
-              <w:start w:w="110" w:type="dxa"/>
-              <w:bottom w:w="90" w:type="dxa"/>
-              <w:end w:w="110" w:type="dxa"/>
-            </w:tcMar>
-            <w:vAlign w:val="center"/>
-          </w:tcPr>
-          <w:p>
-            <w:r>
-              <w:rPr>
-                <w:color w:val="263B53"/>
-                <w:sz w:val="18"/>
-              </w:rPr>
-              <w:t>Restore tatbikatı kanıtı yok</w:t>
-            </w:r>
-          </w:p>
-        </w:tc>
-        <w:tc>
-          <w:tcPr>
-            <w:tcW w:type="dxa" w:w="1682"/>
-            <w:shd w:fill="E7F2EE"/>
-            <w:tcBorders>
-              <w:top w:val="single" w:sz="4" w:color="C9D5DD"/>
-              <w:left w:val="single" w:sz="4" w:color="C9D5DD"/>
-              <w:bottom w:val="single" w:sz="4" w:color="C9D5DD"/>
-              <w:right w:val="single" w:sz="4" w:color="C9D5DD"/>
-              <w:insideH w:val="single" w:sz="4" w:color="C9D5DD"/>
-              <w:insideV w:val="single" w:sz="4" w:color="C9D5DD"/>
-            </w:tcBorders>
-            <w:tcMar>
-              <w:top w:w="90" w:type="dxa"/>
-              <w:start w:w="110" w:type="dxa"/>
-              <w:bottom w:w="90" w:type="dxa"/>
-              <w:end w:w="110" w:type="dxa"/>
-            </w:tcMar>
-            <w:vAlign w:val="center"/>
-          </w:tcPr>
-          <w:p>
-            <w:r>
-              <w:rPr>
-                <w:color w:val="263B53"/>
-                <w:sz w:val="18"/>
-              </w:rPr>
-              <w:t>RPO/RTO bilinmiyor</w:t>
-            </w:r>
-          </w:p>
-        </w:tc>
-        <w:tc>
-          <w:tcPr>
-            <w:tcW w:type="dxa" w:w="1682"/>
-            <w:shd w:fill="E7F2EE"/>
-            <w:tcBorders>
-              <w:top w:val="single" w:sz="4" w:color="C9D5DD"/>
-              <w:left w:val="single" w:sz="4" w:color="C9D5DD"/>
-              <w:bottom w:val="single" w:sz="4" w:color="C9D5DD"/>
-              <w:right w:val="single" w:sz="4" w:color="C9D5DD"/>
-              <w:insideH w:val="single" w:sz="4" w:color="C9D5DD"/>
-              <w:insideV w:val="single" w:sz="4" w:color="C9D5DD"/>
-            </w:tcBorders>
-            <w:tcMar>
-              <w:top w:w="90" w:type="dxa"/>
-              <w:start w:w="110" w:type="dxa"/>
-              <w:bottom w:w="90" w:type="dxa"/>
-              <w:end w:w="110" w:type="dxa"/>
-            </w:tcMar>
-            <w:vAlign w:val="center"/>
-          </w:tcPr>
-          <w:p>
-            <w:r>
-              <w:rPr>
-                <w:color w:val="263B53"/>
-                <w:sz w:val="18"/>
-              </w:rPr>
-              <w:t>Otomatik backup + düzenli restore drill</w:t>
-            </w:r>
-          </w:p>
-        </w:tc>
-        <w:tc>
-          <w:tcPr>
-            <w:tcW w:type="dxa" w:w="1682"/>
-            <w:shd w:fill="E7F2EE"/>
-            <w:tcBorders>
-              <w:top w:val="single" w:sz="4" w:color="C9D5DD"/>
-              <w:left w:val="single" w:sz="4" w:color="C9D5DD"/>
-              <w:bottom w:val="single" w:sz="4" w:color="C9D5DD"/>
-              <w:right w:val="single" w:sz="4" w:color="C9D5DD"/>
-              <w:insideH w:val="single" w:sz="4" w:color="C9D5DD"/>
-              <w:insideV w:val="single" w:sz="4" w:color="C9D5DD"/>
-            </w:tcBorders>
-            <w:tcMar>
-              <w:top w:w="90" w:type="dxa"/>
-              <w:start w:w="110" w:type="dxa"/>
-              <w:bottom w:w="90" w:type="dxa"/>
-              <w:end w:w="110" w:type="dxa"/>
-            </w:tcMar>
-            <w:vAlign w:val="center"/>
-          </w:tcPr>
-          <w:p>
-            <w:r>
-              <w:rPr>
-                <w:color w:val="263B53"/>
-                <w:sz w:val="18"/>
-              </w:rPr>
-              <w:t>Orta</w:t>
-            </w:r>
-          </w:p>
-        </w:tc>
-      </w:tr>
-      <w:tr>
-        <w:trPr>
-          <w:cantSplit w:val="true"/>
-        </w:trPr>
-        <w:tc>
-          <w:tcPr>
-            <w:tcW w:type="dxa" w:w="1682"/>
-            <w:shd w:fill="FFFFFF"/>
-            <w:tcBorders>
-              <w:top w:val="single" w:sz="4" w:color="C9D5DD"/>
-              <w:left w:val="single" w:sz="4" w:color="C9D5DD"/>
-              <w:bottom w:val="single" w:sz="4" w:color="C9D5DD"/>
-              <w:right w:val="single" w:sz="4" w:color="C9D5DD"/>
-              <w:insideH w:val="single" w:sz="4" w:color="C9D5DD"/>
-              <w:insideV w:val="single" w:sz="4" w:color="C9D5DD"/>
-            </w:tcBorders>
-            <w:tcMar>
-              <w:top w:w="90" w:type="dxa"/>
-              <w:start w:w="110" w:type="dxa"/>
-              <w:bottom w:w="90" w:type="dxa"/>
-              <w:end w:w="110" w:type="dxa"/>
-            </w:tcMar>
-            <w:vAlign w:val="center"/>
-          </w:tcPr>
-          <w:p>
-            <w:r>
-              <w:rPr>
-                <w:color w:val="263B53"/>
-                <w:sz w:val="18"/>
-              </w:rPr>
-              <w:t>P1</w:t>
-            </w:r>
-          </w:p>
-        </w:tc>
-        <w:tc>
-          <w:tcPr>
-            <w:tcW w:type="dxa" w:w="1682"/>
-            <w:shd w:fill="FFFFFF"/>
-            <w:tcBorders>
-              <w:top w:val="single" w:sz="4" w:color="C9D5DD"/>
-              <w:left w:val="single" w:sz="4" w:color="C9D5DD"/>
-              <w:bottom w:val="single" w:sz="4" w:color="C9D5DD"/>
-              <w:right w:val="single" w:sz="4" w:color="C9D5DD"/>
-              <w:insideH w:val="single" w:sz="4" w:color="C9D5DD"/>
-              <w:insideV w:val="single" w:sz="4" w:color="C9D5DD"/>
-            </w:tcBorders>
-            <w:tcMar>
-              <w:top w:w="90" w:type="dxa"/>
-              <w:start w:w="110" w:type="dxa"/>
-              <w:bottom w:w="90" w:type="dxa"/>
-              <w:end w:w="110" w:type="dxa"/>
-            </w:tcMar>
-            <w:vAlign w:val="center"/>
-          </w:tcPr>
-          <w:p>
-            <w:r>
-              <w:rPr>
-                <w:color w:val="263B53"/>
-                <w:sz w:val="18"/>
-              </w:rPr>
-              <w:t>Search/Event</w:t>
-            </w:r>
-          </w:p>
-        </w:tc>
-        <w:tc>
-          <w:tcPr>
-            <w:tcW w:type="dxa" w:w="1682"/>
-            <w:shd w:fill="FFFFFF"/>
-            <w:tcBorders>
-              <w:top w:val="single" w:sz="4" w:color="C9D5DD"/>
-              <w:left w:val="single" w:sz="4" w:color="C9D5DD"/>
-              <w:bottom w:val="single" w:sz="4" w:color="C9D5DD"/>
-              <w:right w:val="single" w:sz="4" w:color="C9D5DD"/>
-              <w:insideH w:val="single" w:sz="4" w:color="C9D5DD"/>
-              <w:insideV w:val="single" w:sz="4" w:color="C9D5DD"/>
-            </w:tcBorders>
-            <w:tcMar>
-              <w:top w:w="90" w:type="dxa"/>
-              <w:start w:w="110" w:type="dxa"/>
-              <w:bottom w:w="90" w:type="dxa"/>
-              <w:end w:w="110" w:type="dxa"/>
-            </w:tcMar>
-            <w:vAlign w:val="center"/>
-          </w:tcPr>
-          <w:p>
-            <w:r>
-              <w:rPr>
-                <w:color w:val="263B53"/>
-                <w:sz w:val="18"/>
-              </w:rPr>
-              <w:t>Compose tek Kafka/OpenSearch node</w:t>
-            </w:r>
-          </w:p>
-        </w:tc>
-        <w:tc>
-          <w:tcPr>
-            <w:tcW w:type="dxa" w:w="1682"/>
-            <w:shd w:fill="FFFFFF"/>
-            <w:tcBorders>
-              <w:top w:val="single" w:sz="4" w:color="C9D5DD"/>
-              <w:left w:val="single" w:sz="4" w:color="C9D5DD"/>
-              <w:bottom w:val="single" w:sz="4" w:color="C9D5DD"/>
-              <w:right w:val="single" w:sz="4" w:color="C9D5DD"/>
-              <w:insideH w:val="single" w:sz="4" w:color="C9D5DD"/>
-              <w:insideV w:val="single" w:sz="4" w:color="C9D5DD"/>
-            </w:tcBorders>
-            <w:tcMar>
-              <w:top w:w="90" w:type="dxa"/>
-              <w:start w:w="110" w:type="dxa"/>
-              <w:bottom w:w="90" w:type="dxa"/>
-              <w:end w:w="110" w:type="dxa"/>
-            </w:tcMar>
-            <w:vAlign w:val="center"/>
-          </w:tcPr>
-          <w:p>
-            <w:r>
-              <w:rPr>
-                <w:color w:val="263B53"/>
-                <w:sz w:val="18"/>
-              </w:rPr>
-              <w:t>Tek hata noktası</w:t>
-            </w:r>
-          </w:p>
-        </w:tc>
-        <w:tc>
-          <w:tcPr>
-            <w:tcW w:type="dxa" w:w="1682"/>
-            <w:shd w:fill="FFFFFF"/>
-            <w:tcBorders>
-              <w:top w:val="single" w:sz="4" w:color="C9D5DD"/>
-              <w:left w:val="single" w:sz="4" w:color="C9D5DD"/>
-              <w:bottom w:val="single" w:sz="4" w:color="C9D5DD"/>
-              <w:right w:val="single" w:sz="4" w:color="C9D5DD"/>
-              <w:insideH w:val="single" w:sz="4" w:color="C9D5DD"/>
-              <w:insideV w:val="single" w:sz="4" w:color="C9D5DD"/>
-            </w:tcBorders>
-            <w:tcMar>
-              <w:top w:w="90" w:type="dxa"/>
-              <w:start w:w="110" w:type="dxa"/>
-              <w:bottom w:w="90" w:type="dxa"/>
-              <w:end w:w="110" w:type="dxa"/>
-            </w:tcMar>
-            <w:vAlign w:val="center"/>
-          </w:tcPr>
-          <w:p>
-            <w:r>
-              <w:rPr>
-                <w:color w:val="263B53"/>
-                <w:sz w:val="18"/>
-              </w:rPr>
-              <w:t>Managed/çok-node prod topolojisi</w:t>
-            </w:r>
-          </w:p>
-        </w:tc>
-        <w:tc>
-          <w:tcPr>
-            <w:tcW w:type="dxa" w:w="1682"/>
-            <w:shd w:fill="FFFFFF"/>
-            <w:tcBorders>
-              <w:top w:val="single" w:sz="4" w:color="C9D5DD"/>
-              <w:left w:val="single" w:sz="4" w:color="C9D5DD"/>
-              <w:bottom w:val="single" w:sz="4" w:color="C9D5DD"/>
-              <w:right w:val="single" w:sz="4" w:color="C9D5DD"/>
-              <w:insideH w:val="single" w:sz="4" w:color="C9D5DD"/>
-              <w:insideV w:val="single" w:sz="4" w:color="C9D5DD"/>
-            </w:tcBorders>
-            <w:tcMar>
-              <w:top w:w="90" w:type="dxa"/>
-              <w:start w:w="110" w:type="dxa"/>
-              <w:bottom w:w="90" w:type="dxa"/>
-              <w:end w:w="110" w:type="dxa"/>
-            </w:tcMar>
-            <w:vAlign w:val="center"/>
-          </w:tcPr>
-          <w:p>
-            <w:r>
-              <w:rPr>
-                <w:color w:val="263B53"/>
-                <w:sz w:val="18"/>
-              </w:rPr>
-              <w:t>Yüksek</w:t>
-            </w:r>
-          </w:p>
-        </w:tc>
-      </w:tr>
-      <w:tr>
-        <w:trPr>
-          <w:cantSplit w:val="true"/>
-        </w:trPr>
-        <w:tc>
-          <w:tcPr>
-            <w:tcW w:type="dxa" w:w="1682"/>
-            <w:shd w:fill="E7F2EE"/>
-            <w:tcBorders>
-              <w:top w:val="single" w:sz="4" w:color="C9D5DD"/>
-              <w:left w:val="single" w:sz="4" w:color="C9D5DD"/>
-              <w:bottom w:val="single" w:sz="4" w:color="C9D5DD"/>
-              <w:right w:val="single" w:sz="4" w:color="C9D5DD"/>
-              <w:insideH w:val="single" w:sz="4" w:color="C9D5DD"/>
-              <w:insideV w:val="single" w:sz="4" w:color="C9D5DD"/>
-            </w:tcBorders>
-            <w:tcMar>
-              <w:top w:w="90" w:type="dxa"/>
-              <w:start w:w="110" w:type="dxa"/>
-              <w:bottom w:w="90" w:type="dxa"/>
-              <w:end w:w="110" w:type="dxa"/>
-            </w:tcMar>
-            <w:vAlign w:val="center"/>
-          </w:tcPr>
-          <w:p>
-            <w:r>
-              <w:rPr>
-                <w:color w:val="263B53"/>
-                <w:sz w:val="18"/>
-              </w:rPr>
-              <w:t>P2</w:t>
-            </w:r>
-          </w:p>
-        </w:tc>
-        <w:tc>
-          <w:tcPr>
-            <w:tcW w:type="dxa" w:w="1682"/>
-            <w:shd w:fill="E7F2EE"/>
-            <w:tcBorders>
-              <w:top w:val="single" w:sz="4" w:color="C9D5DD"/>
-              <w:left w:val="single" w:sz="4" w:color="C9D5DD"/>
-              <w:bottom w:val="single" w:sz="4" w:color="C9D5DD"/>
-              <w:right w:val="single" w:sz="4" w:color="C9D5DD"/>
-              <w:insideH w:val="single" w:sz="4" w:color="C9D5DD"/>
-              <w:insideV w:val="single" w:sz="4" w:color="C9D5DD"/>
-            </w:tcBorders>
-            <w:tcMar>
-              <w:top w:w="90" w:type="dxa"/>
-              <w:start w:w="110" w:type="dxa"/>
-              <w:bottom w:w="90" w:type="dxa"/>
-              <w:end w:w="110" w:type="dxa"/>
-            </w:tcMar>
-            <w:vAlign w:val="center"/>
-          </w:tcPr>
-          <w:p>
-            <w:r>
-              <w:rPr>
-                <w:color w:val="263B53"/>
-                <w:sz w:val="18"/>
-              </w:rPr>
-              <w:t>Frontend</w:t>
-            </w:r>
-          </w:p>
-        </w:tc>
-        <w:tc>
-          <w:tcPr>
-            <w:tcW w:type="dxa" w:w="1682"/>
-            <w:shd w:fill="E7F2EE"/>
-            <w:tcBorders>
-              <w:top w:val="single" w:sz="4" w:color="C9D5DD"/>
-              <w:left w:val="single" w:sz="4" w:color="C9D5DD"/>
-              <w:bottom w:val="single" w:sz="4" w:color="C9D5DD"/>
-              <w:right w:val="single" w:sz="4" w:color="C9D5DD"/>
-              <w:insideH w:val="single" w:sz="4" w:color="C9D5DD"/>
-              <w:insideV w:val="single" w:sz="4" w:color="C9D5DD"/>
-            </w:tcBorders>
-            <w:tcMar>
-              <w:top w:w="90" w:type="dxa"/>
-              <w:start w:w="110" w:type="dxa"/>
-              <w:bottom w:w="90" w:type="dxa"/>
-              <w:end w:w="110" w:type="dxa"/>
-            </w:tcMar>
-            <w:vAlign w:val="center"/>
-          </w:tcPr>
-          <w:p>
-            <w:r>
-              <w:rPr>
-                <w:color w:val="263B53"/>
-                <w:sz w:val="18"/>
-              </w:rPr>
-              <w:t>Genel coverage yaklaşık %20</w:t>
-            </w:r>
-          </w:p>
-        </w:tc>
-        <w:tc>
-          <w:tcPr>
-            <w:tcW w:type="dxa" w:w="1682"/>
-            <w:shd w:fill="E7F2EE"/>
-            <w:tcBorders>
-              <w:top w:val="single" w:sz="4" w:color="C9D5DD"/>
-              <w:left w:val="single" w:sz="4" w:color="C9D5DD"/>
-              <w:bottom w:val="single" w:sz="4" w:color="C9D5DD"/>
-              <w:right w:val="single" w:sz="4" w:color="C9D5DD"/>
-              <w:insideH w:val="single" w:sz="4" w:color="C9D5DD"/>
-              <w:insideV w:val="single" w:sz="4" w:color="C9D5DD"/>
-            </w:tcBorders>
-            <w:tcMar>
-              <w:top w:w="90" w:type="dxa"/>
-              <w:start w:w="110" w:type="dxa"/>
-              <w:bottom w:w="90" w:type="dxa"/>
-              <w:end w:w="110" w:type="dxa"/>
-            </w:tcMar>
-            <w:vAlign w:val="center"/>
-          </w:tcPr>
-          <w:p>
-            <w:r>
-              <w:rPr>
-                <w:color w:val="263B53"/>
-                <w:sz w:val="18"/>
-              </w:rPr>
-              <w:t>UI regresyonu</w:t>
-            </w:r>
-          </w:p>
-        </w:tc>
-        <w:tc>
-          <w:tcPr>
-            <w:tcW w:type="dxa" w:w="1682"/>
-            <w:shd w:fill="E7F2EE"/>
-            <w:tcBorders>
-              <w:top w:val="single" w:sz="4" w:color="C9D5DD"/>
-              <w:left w:val="single" w:sz="4" w:color="C9D5DD"/>
-              <w:bottom w:val="single" w:sz="4" w:color="C9D5DD"/>
-              <w:right w:val="single" w:sz="4" w:color="C9D5DD"/>
-              <w:insideH w:val="single" w:sz="4" w:color="C9D5DD"/>
-              <w:insideV w:val="single" w:sz="4" w:color="C9D5DD"/>
-            </w:tcBorders>
-            <w:tcMar>
-              <w:top w:w="90" w:type="dxa"/>
-              <w:start w:w="110" w:type="dxa"/>
-              <w:bottom w:w="90" w:type="dxa"/>
-              <w:end w:w="110" w:type="dxa"/>
-            </w:tcMar>
-            <w:vAlign w:val="center"/>
-          </w:tcPr>
-          <w:p>
-            <w:r>
-              <w:rPr>
-                <w:color w:val="263B53"/>
-                <w:sz w:val="18"/>
-              </w:rPr>
-              <w:t>Risk bazlı test + kademeli threshold</w:t>
-            </w:r>
-          </w:p>
-        </w:tc>
-        <w:tc>
-          <w:tcPr>
-            <w:tcW w:type="dxa" w:w="1682"/>
-            <w:shd w:fill="E7F2EE"/>
-            <w:tcBorders>
-              <w:top w:val="single" w:sz="4" w:color="C9D5DD"/>
-              <w:left w:val="single" w:sz="4" w:color="C9D5DD"/>
-              <w:bottom w:val="single" w:sz="4" w:color="C9D5DD"/>
-              <w:right w:val="single" w:sz="4" w:color="C9D5DD"/>
-              <w:insideH w:val="single" w:sz="4" w:color="C9D5DD"/>
-              <w:insideV w:val="single" w:sz="4" w:color="C9D5DD"/>
-            </w:tcBorders>
-            <w:tcMar>
-              <w:top w:w="90" w:type="dxa"/>
-              <w:start w:w="110" w:type="dxa"/>
-              <w:bottom w:w="90" w:type="dxa"/>
-              <w:end w:w="110" w:type="dxa"/>
-            </w:tcMar>
-            <w:vAlign w:val="center"/>
-          </w:tcPr>
-          <w:p>
-            <w:r>
-              <w:rPr>
-                <w:color w:val="263B53"/>
-                <w:sz w:val="18"/>
-              </w:rPr>
-              <w:t>Orta</w:t>
-            </w:r>
-          </w:p>
-        </w:tc>
-      </w:tr>
-      <w:tr>
-        <w:trPr>
-          <w:cantSplit w:val="true"/>
-        </w:trPr>
-        <w:tc>
-          <w:tcPr>
-            <w:tcW w:type="dxa" w:w="1682"/>
-            <w:shd w:fill="FFFFFF"/>
-            <w:tcBorders>
-              <w:top w:val="single" w:sz="4" w:color="C9D5DD"/>
-              <w:left w:val="single" w:sz="4" w:color="C9D5DD"/>
-              <w:bottom w:val="single" w:sz="4" w:color="C9D5DD"/>
-              <w:right w:val="single" w:sz="4" w:color="C9D5DD"/>
-              <w:insideH w:val="single" w:sz="4" w:color="C9D5DD"/>
-              <w:insideV w:val="single" w:sz="4" w:color="C9D5DD"/>
-            </w:tcBorders>
-            <w:tcMar>
-              <w:top w:w="90" w:type="dxa"/>
-              <w:start w:w="110" w:type="dxa"/>
-              <w:bottom w:w="90" w:type="dxa"/>
-              <w:end w:w="110" w:type="dxa"/>
-            </w:tcMar>
-            <w:vAlign w:val="center"/>
-          </w:tcPr>
-          <w:p>
-            <w:r>
-              <w:rPr>
-                <w:color w:val="263B53"/>
-                <w:sz w:val="18"/>
-              </w:rPr>
-              <w:t>P2</w:t>
-            </w:r>
-          </w:p>
-        </w:tc>
-        <w:tc>
-          <w:tcPr>
-            <w:tcW w:type="dxa" w:w="1682"/>
-            <w:shd w:fill="FFFFFF"/>
-            <w:tcBorders>
-              <w:top w:val="single" w:sz="4" w:color="C9D5DD"/>
-              <w:left w:val="single" w:sz="4" w:color="C9D5DD"/>
-              <w:bottom w:val="single" w:sz="4" w:color="C9D5DD"/>
-              <w:right w:val="single" w:sz="4" w:color="C9D5DD"/>
-              <w:insideH w:val="single" w:sz="4" w:color="C9D5DD"/>
-              <w:insideV w:val="single" w:sz="4" w:color="C9D5DD"/>
-            </w:tcBorders>
-            <w:tcMar>
-              <w:top w:w="90" w:type="dxa"/>
-              <w:start w:w="110" w:type="dxa"/>
-              <w:bottom w:w="90" w:type="dxa"/>
-              <w:end w:w="110" w:type="dxa"/>
-            </w:tcMar>
-            <w:vAlign w:val="center"/>
-          </w:tcPr>
-          <w:p>
-            <w:r>
-              <w:rPr>
-                <w:color w:val="263B53"/>
-                <w:sz w:val="18"/>
-              </w:rPr>
-              <w:t>Backend</w:t>
-            </w:r>
-          </w:p>
-        </w:tc>
-        <w:tc>
-          <w:tcPr>
-            <w:tcW w:type="dxa" w:w="1682"/>
-            <w:shd w:fill="FFFFFF"/>
-            <w:tcBorders>
-              <w:top w:val="single" w:sz="4" w:color="C9D5DD"/>
-              <w:left w:val="single" w:sz="4" w:color="C9D5DD"/>
-              <w:bottom w:val="single" w:sz="4" w:color="C9D5DD"/>
-              <w:right w:val="single" w:sz="4" w:color="C9D5DD"/>
-              <w:insideH w:val="single" w:sz="4" w:color="C9D5DD"/>
-              <w:insideV w:val="single" w:sz="4" w:color="C9D5DD"/>
-            </w:tcBorders>
-            <w:tcMar>
-              <w:top w:w="90" w:type="dxa"/>
-              <w:start w:w="110" w:type="dxa"/>
-              <w:bottom w:w="90" w:type="dxa"/>
-              <w:end w:w="110" w:type="dxa"/>
-            </w:tcMar>
-            <w:vAlign w:val="center"/>
-          </w:tcPr>
-          <w:p>
-            <w:r>
-              <w:rPr>
-                <w:color w:val="263B53"/>
-                <w:sz w:val="18"/>
-              </w:rPr>
-              <w:t>67 service sınıfı ve bazı büyük servisler</w:t>
-            </w:r>
-          </w:p>
-        </w:tc>
-        <w:tc>
-          <w:tcPr>
-            <w:tcW w:type="dxa" w:w="1682"/>
-            <w:shd w:fill="FFFFFF"/>
-            <w:tcBorders>
-              <w:top w:val="single" w:sz="4" w:color="C9D5DD"/>
-              <w:left w:val="single" w:sz="4" w:color="C9D5DD"/>
-              <w:bottom w:val="single" w:sz="4" w:color="C9D5DD"/>
-              <w:right w:val="single" w:sz="4" w:color="C9D5DD"/>
-              <w:insideH w:val="single" w:sz="4" w:color="C9D5DD"/>
-              <w:insideV w:val="single" w:sz="4" w:color="C9D5DD"/>
-            </w:tcBorders>
-            <w:tcMar>
-              <w:top w:w="90" w:type="dxa"/>
-              <w:start w:w="110" w:type="dxa"/>
-              <w:bottom w:w="90" w:type="dxa"/>
-              <w:end w:w="110" w:type="dxa"/>
-            </w:tcMar>
-            <w:vAlign w:val="center"/>
-          </w:tcPr>
-          <w:p>
-            <w:r>
-              <w:rPr>
-                <w:color w:val="263B53"/>
-                <w:sz w:val="18"/>
-              </w:rPr>
-              <w:t>Bakım maliyeti</w:t>
-            </w:r>
-          </w:p>
-        </w:tc>
-        <w:tc>
-          <w:tcPr>
-            <w:tcW w:type="dxa" w:w="1682"/>
-            <w:shd w:fill="FFFFFF"/>
-            <w:tcBorders>
-              <w:top w:val="single" w:sz="4" w:color="C9D5DD"/>
-              <w:left w:val="single" w:sz="4" w:color="C9D5DD"/>
-              <w:bottom w:val="single" w:sz="4" w:color="C9D5DD"/>
-              <w:right w:val="single" w:sz="4" w:color="C9D5DD"/>
-              <w:insideH w:val="single" w:sz="4" w:color="C9D5DD"/>
-              <w:insideV w:val="single" w:sz="4" w:color="C9D5DD"/>
-            </w:tcBorders>
-            <w:tcMar>
-              <w:top w:w="90" w:type="dxa"/>
-              <w:start w:w="110" w:type="dxa"/>
-              <w:bottom w:w="90" w:type="dxa"/>
-              <w:end w:w="110" w:type="dxa"/>
-            </w:tcMar>
-            <w:vAlign w:val="center"/>
-          </w:tcPr>
-          <w:p>
-            <w:r>
-              <w:rPr>
-                <w:color w:val="263B53"/>
-                <w:sz w:val="18"/>
-              </w:rPr>
-              <w:t>Domain/application service refactor</w:t>
-            </w:r>
-          </w:p>
-        </w:tc>
-        <w:tc>
-          <w:tcPr>
-            <w:tcW w:type="dxa" w:w="1682"/>
-            <w:shd w:fill="FFFFFF"/>
-            <w:tcBorders>
-              <w:top w:val="single" w:sz="4" w:color="C9D5DD"/>
-              <w:left w:val="single" w:sz="4" w:color="C9D5DD"/>
-              <w:bottom w:val="single" w:sz="4" w:color="C9D5DD"/>
-              <w:right w:val="single" w:sz="4" w:color="C9D5DD"/>
-              <w:insideH w:val="single" w:sz="4" w:color="C9D5DD"/>
-              <w:insideV w:val="single" w:sz="4" w:color="C9D5DD"/>
-            </w:tcBorders>
-            <w:tcMar>
-              <w:top w:w="90" w:type="dxa"/>
-              <w:start w:w="110" w:type="dxa"/>
-              <w:bottom w:w="90" w:type="dxa"/>
-              <w:end w:w="110" w:type="dxa"/>
-            </w:tcMar>
-            <w:vAlign w:val="center"/>
-          </w:tcPr>
-          <w:p>
-            <w:r>
-              <w:rPr>
-                <w:color w:val="263B53"/>
-                <w:sz w:val="18"/>
-              </w:rPr>
-              <w:t>Yüksek</w:t>
-            </w:r>
-          </w:p>
-        </w:tc>
-      </w:tr>
-      <w:tr>
-        <w:trPr>
-          <w:cantSplit w:val="true"/>
-        </w:trPr>
-        <w:tc>
-          <w:tcPr>
-            <w:tcW w:type="dxa" w:w="1682"/>
-            <w:shd w:fill="E7F2EE"/>
-            <w:tcBorders>
-              <w:top w:val="single" w:sz="4" w:color="C9D5DD"/>
-              <w:left w:val="single" w:sz="4" w:color="C9D5DD"/>
-              <w:bottom w:val="single" w:sz="4" w:color="C9D5DD"/>
-              <w:right w:val="single" w:sz="4" w:color="C9D5DD"/>
-              <w:insideH w:val="single" w:sz="4" w:color="C9D5DD"/>
-              <w:insideV w:val="single" w:sz="4" w:color="C9D5DD"/>
-            </w:tcBorders>
-            <w:tcMar>
-              <w:top w:w="90" w:type="dxa"/>
-              <w:start w:w="110" w:type="dxa"/>
-              <w:bottom w:w="90" w:type="dxa"/>
-              <w:end w:w="110" w:type="dxa"/>
-            </w:tcMar>
-            <w:vAlign w:val="center"/>
-          </w:tcPr>
-          <w:p>
-            <w:r>
-              <w:rPr>
-                <w:color w:val="263B53"/>
-                <w:sz w:val="18"/>
-              </w:rPr>
-              <w:t>P2</w:t>
-            </w:r>
-          </w:p>
-        </w:tc>
-        <w:tc>
-          <w:tcPr>
-            <w:tcW w:type="dxa" w:w="1682"/>
-            <w:shd w:fill="E7F2EE"/>
-            <w:tcBorders>
-              <w:top w:val="single" w:sz="4" w:color="C9D5DD"/>
-              <w:left w:val="single" w:sz="4" w:color="C9D5DD"/>
-              <w:bottom w:val="single" w:sz="4" w:color="C9D5DD"/>
-              <w:right w:val="single" w:sz="4" w:color="C9D5DD"/>
-              <w:insideH w:val="single" w:sz="4" w:color="C9D5DD"/>
-              <w:insideV w:val="single" w:sz="4" w:color="C9D5DD"/>
-            </w:tcBorders>
-            <w:tcMar>
-              <w:top w:w="90" w:type="dxa"/>
-              <w:start w:w="110" w:type="dxa"/>
-              <w:bottom w:w="90" w:type="dxa"/>
-              <w:end w:w="110" w:type="dxa"/>
-            </w:tcMar>
-            <w:vAlign w:val="center"/>
-          </w:tcPr>
-          <w:p>
-            <w:r>
-              <w:rPr>
-                <w:color w:val="263B53"/>
-                <w:sz w:val="18"/>
-              </w:rPr>
-              <w:t>Performance</w:t>
-            </w:r>
-          </w:p>
-        </w:tc>
-        <w:tc>
-          <w:tcPr>
-            <w:tcW w:type="dxa" w:w="1682"/>
-            <w:shd w:fill="E7F2EE"/>
-            <w:tcBorders>
-              <w:top w:val="single" w:sz="4" w:color="C9D5DD"/>
-              <w:left w:val="single" w:sz="4" w:color="C9D5DD"/>
-              <w:bottom w:val="single" w:sz="4" w:color="C9D5DD"/>
-              <w:right w:val="single" w:sz="4" w:color="C9D5DD"/>
-              <w:insideH w:val="single" w:sz="4" w:color="C9D5DD"/>
-              <w:insideV w:val="single" w:sz="4" w:color="C9D5DD"/>
-            </w:tcBorders>
-            <w:tcMar>
-              <w:top w:w="90" w:type="dxa"/>
-              <w:start w:w="110" w:type="dxa"/>
-              <w:bottom w:w="90" w:type="dxa"/>
-              <w:end w:w="110" w:type="dxa"/>
-            </w:tcMar>
-            <w:vAlign w:val="center"/>
-          </w:tcPr>
-          <w:p>
-            <w:r>
-              <w:rPr>
-                <w:color w:val="263B53"/>
-                <w:sz w:val="18"/>
-              </w:rPr>
-              <w:t>Otomatik load test yok</w:t>
-            </w:r>
-          </w:p>
-        </w:tc>
-        <w:tc>
-          <w:tcPr>
-            <w:tcW w:type="dxa" w:w="1682"/>
-            <w:shd w:fill="E7F2EE"/>
-            <w:tcBorders>
-              <w:top w:val="single" w:sz="4" w:color="C9D5DD"/>
-              <w:left w:val="single" w:sz="4" w:color="C9D5DD"/>
-              <w:bottom w:val="single" w:sz="4" w:color="C9D5DD"/>
-              <w:right w:val="single" w:sz="4" w:color="C9D5DD"/>
-              <w:insideH w:val="single" w:sz="4" w:color="C9D5DD"/>
-              <w:insideV w:val="single" w:sz="4" w:color="C9D5DD"/>
-            </w:tcBorders>
-            <w:tcMar>
-              <w:top w:w="90" w:type="dxa"/>
-              <w:start w:w="110" w:type="dxa"/>
-              <w:bottom w:w="90" w:type="dxa"/>
-              <w:end w:w="110" w:type="dxa"/>
-            </w:tcMar>
-            <w:vAlign w:val="center"/>
-          </w:tcPr>
-          <w:p>
-            <w:r>
-              <w:rPr>
-                <w:color w:val="263B53"/>
-                <w:sz w:val="18"/>
-              </w:rPr>
-              <w:t>Kapasite belirsiz</w:t>
-            </w:r>
-          </w:p>
-        </w:tc>
-        <w:tc>
-          <w:tcPr>
-            <w:tcW w:type="dxa" w:w="1682"/>
-            <w:shd w:fill="E7F2EE"/>
-            <w:tcBorders>
-              <w:top w:val="single" w:sz="4" w:color="C9D5DD"/>
-              <w:left w:val="single" w:sz="4" w:color="C9D5DD"/>
-              <w:bottom w:val="single" w:sz="4" w:color="C9D5DD"/>
-              <w:right w:val="single" w:sz="4" w:color="C9D5DD"/>
-              <w:insideH w:val="single" w:sz="4" w:color="C9D5DD"/>
-              <w:insideV w:val="single" w:sz="4" w:color="C9D5DD"/>
-            </w:tcBorders>
-            <w:tcMar>
-              <w:top w:w="90" w:type="dxa"/>
-              <w:start w:w="110" w:type="dxa"/>
-              <w:bottom w:w="90" w:type="dxa"/>
-              <w:end w:w="110" w:type="dxa"/>
-            </w:tcMar>
-            <w:vAlign w:val="center"/>
-          </w:tcPr>
-          <w:p>
-            <w:r>
-              <w:rPr>
-                <w:color w:val="263B53"/>
-                <w:sz w:val="18"/>
-              </w:rPr>
-              <w:t>k6/Gatling CI performance profile</w:t>
-            </w:r>
-          </w:p>
-        </w:tc>
-        <w:tc>
-          <w:tcPr>
-            <w:tcW w:type="dxa" w:w="1682"/>
-            <w:shd w:fill="E7F2EE"/>
-            <w:tcBorders>
-              <w:top w:val="single" w:sz="4" w:color="C9D5DD"/>
-              <w:left w:val="single" w:sz="4" w:color="C9D5DD"/>
-              <w:bottom w:val="single" w:sz="4" w:color="C9D5DD"/>
-              <w:right w:val="single" w:sz="4" w:color="C9D5DD"/>
-              <w:insideH w:val="single" w:sz="4" w:color="C9D5DD"/>
-              <w:insideV w:val="single" w:sz="4" w:color="C9D5DD"/>
-            </w:tcBorders>
-            <w:tcMar>
-              <w:top w:w="90" w:type="dxa"/>
-              <w:start w:w="110" w:type="dxa"/>
-              <w:bottom w:w="90" w:type="dxa"/>
-              <w:end w:w="110" w:type="dxa"/>
-            </w:tcMar>
-            <w:vAlign w:val="center"/>
-          </w:tcPr>
-          <w:p>
-            <w:r>
-              <w:rPr>
-                <w:color w:val="263B53"/>
-                <w:sz w:val="18"/>
-              </w:rPr>
-              <w:t>Orta</w:t>
-            </w:r>
-          </w:p>
-        </w:tc>
-      </w:tr>
-      <w:tr>
-        <w:trPr>
-          <w:cantSplit w:val="true"/>
-        </w:trPr>
-        <w:tc>
-          <w:tcPr>
-            <w:tcW w:type="dxa" w:w="1682"/>
-            <w:shd w:fill="FFFFFF"/>
-            <w:tcBorders>
-              <w:top w:val="single" w:sz="4" w:color="C9D5DD"/>
-              <w:left w:val="single" w:sz="4" w:color="C9D5DD"/>
-              <w:bottom w:val="single" w:sz="4" w:color="C9D5DD"/>
-              <w:right w:val="single" w:sz="4" w:color="C9D5DD"/>
-              <w:insideH w:val="single" w:sz="4" w:color="C9D5DD"/>
-              <w:insideV w:val="single" w:sz="4" w:color="C9D5DD"/>
-            </w:tcBorders>
-            <w:tcMar>
-              <w:top w:w="90" w:type="dxa"/>
-              <w:start w:w="110" w:type="dxa"/>
-              <w:bottom w:w="90" w:type="dxa"/>
-              <w:end w:w="110" w:type="dxa"/>
-            </w:tcMar>
-            <w:vAlign w:val="center"/>
-          </w:tcPr>
-          <w:p>
-            <w:r>
-              <w:rPr>
-                <w:color w:val="263B53"/>
-                <w:sz w:val="18"/>
-              </w:rPr>
-              <w:t>P3</w:t>
-            </w:r>
-          </w:p>
-        </w:tc>
-        <w:tc>
-          <w:tcPr>
-            <w:tcW w:type="dxa" w:w="1682"/>
-            <w:shd w:fill="FFFFFF"/>
-            <w:tcBorders>
-              <w:top w:val="single" w:sz="4" w:color="C9D5DD"/>
-              <w:left w:val="single" w:sz="4" w:color="C9D5DD"/>
-              <w:bottom w:val="single" w:sz="4" w:color="C9D5DD"/>
-              <w:right w:val="single" w:sz="4" w:color="C9D5DD"/>
-              <w:insideH w:val="single" w:sz="4" w:color="C9D5DD"/>
-              <w:insideV w:val="single" w:sz="4" w:color="C9D5DD"/>
-            </w:tcBorders>
-            <w:tcMar>
-              <w:top w:w="90" w:type="dxa"/>
-              <w:start w:w="110" w:type="dxa"/>
-              <w:bottom w:w="90" w:type="dxa"/>
-              <w:end w:w="110" w:type="dxa"/>
-            </w:tcMar>
-            <w:vAlign w:val="center"/>
-          </w:tcPr>
-          <w:p>
-            <w:r>
-              <w:rPr>
-                <w:color w:val="263B53"/>
-                <w:sz w:val="18"/>
-              </w:rPr>
-              <w:t>Repo hygiene</w:t>
-            </w:r>
-          </w:p>
-        </w:tc>
-        <w:tc>
-          <w:tcPr>
-            <w:tcW w:type="dxa" w:w="1682"/>
-            <w:shd w:fill="FFFFFF"/>
-            <w:tcBorders>
-              <w:top w:val="single" w:sz="4" w:color="C9D5DD"/>
-              <w:left w:val="single" w:sz="4" w:color="C9D5DD"/>
-              <w:bottom w:val="single" w:sz="4" w:color="C9D5DD"/>
-              <w:right w:val="single" w:sz="4" w:color="C9D5DD"/>
-              <w:insideH w:val="single" w:sz="4" w:color="C9D5DD"/>
-              <w:insideV w:val="single" w:sz="4" w:color="C9D5DD"/>
-            </w:tcBorders>
-            <w:tcMar>
-              <w:top w:w="90" w:type="dxa"/>
-              <w:start w:w="110" w:type="dxa"/>
-              <w:bottom w:w="90" w:type="dxa"/>
-              <w:end w:w="110" w:type="dxa"/>
-            </w:tcMar>
-            <w:vAlign w:val="center"/>
-          </w:tcPr>
-          <w:p>
-            <w:r>
-              <w:rPr>
-                <w:color w:val="263B53"/>
-                <w:sz w:val="18"/>
-              </w:rPr>
-              <w:t>Üretilmiş rapor/artifact geçmişi</w:t>
-            </w:r>
-          </w:p>
-        </w:tc>
-        <w:tc>
-          <w:tcPr>
-            <w:tcW w:type="dxa" w:w="1682"/>
-            <w:shd w:fill="FFFFFF"/>
-            <w:tcBorders>
-              <w:top w:val="single" w:sz="4" w:color="C9D5DD"/>
-              <w:left w:val="single" w:sz="4" w:color="C9D5DD"/>
-              <w:bottom w:val="single" w:sz="4" w:color="C9D5DD"/>
-              <w:right w:val="single" w:sz="4" w:color="C9D5DD"/>
-              <w:insideH w:val="single" w:sz="4" w:color="C9D5DD"/>
-              <w:insideV w:val="single" w:sz="4" w:color="C9D5DD"/>
-            </w:tcBorders>
-            <w:tcMar>
-              <w:top w:w="90" w:type="dxa"/>
-              <w:start w:w="110" w:type="dxa"/>
-              <w:bottom w:w="90" w:type="dxa"/>
-              <w:end w:w="110" w:type="dxa"/>
-            </w:tcMar>
-            <w:vAlign w:val="center"/>
-          </w:tcPr>
-          <w:p>
-            <w:r>
-              <w:rPr>
-                <w:color w:val="263B53"/>
-                <w:sz w:val="18"/>
-              </w:rPr>
-              <w:t>Repo büyümesi</w:t>
-            </w:r>
-          </w:p>
-        </w:tc>
-        <w:tc>
-          <w:tcPr>
-            <w:tcW w:type="dxa" w:w="1682"/>
-            <w:shd w:fill="FFFFFF"/>
-            <w:tcBorders>
-              <w:top w:val="single" w:sz="4" w:color="C9D5DD"/>
-              <w:left w:val="single" w:sz="4" w:color="C9D5DD"/>
-              <w:bottom w:val="single" w:sz="4" w:color="C9D5DD"/>
-              <w:right w:val="single" w:sz="4" w:color="C9D5DD"/>
-              <w:insideH w:val="single" w:sz="4" w:color="C9D5DD"/>
-              <w:insideV w:val="single" w:sz="4" w:color="C9D5DD"/>
-            </w:tcBorders>
-            <w:tcMar>
-              <w:top w:w="90" w:type="dxa"/>
-              <w:start w:w="110" w:type="dxa"/>
-              <w:bottom w:w="90" w:type="dxa"/>
-              <w:end w:w="110" w:type="dxa"/>
-            </w:tcMar>
-            <w:vAlign w:val="center"/>
-          </w:tcPr>
-          <w:p>
-            <w:r>
-              <w:rPr>
-                <w:color w:val="263B53"/>
-                <w:sz w:val="18"/>
-              </w:rPr>
-              <w:t>Artifact retention ve .gitignore standardı</w:t>
-            </w:r>
-          </w:p>
-        </w:tc>
-        <w:tc>
-          <w:tcPr>
-            <w:tcW w:type="dxa" w:w="1682"/>
-            <w:shd w:fill="FFFFFF"/>
-            <w:tcBorders>
-              <w:top w:val="single" w:sz="4" w:color="C9D5DD"/>
-              <w:left w:val="single" w:sz="4" w:color="C9D5DD"/>
-              <w:bottom w:val="single" w:sz="4" w:color="C9D5DD"/>
-              <w:right w:val="single" w:sz="4" w:color="C9D5DD"/>
-              <w:insideH w:val="single" w:sz="4" w:color="C9D5DD"/>
-              <w:insideV w:val="single" w:sz="4" w:color="C9D5DD"/>
-            </w:tcBorders>
-            <w:tcMar>
-              <w:top w:w="90" w:type="dxa"/>
-              <w:start w:w="110" w:type="dxa"/>
-              <w:bottom w:w="90" w:type="dxa"/>
-              <w:end w:w="110" w:type="dxa"/>
-            </w:tcMar>
-            <w:vAlign w:val="center"/>
-          </w:tcPr>
-          <w:p>
-            <w:r>
-              <w:rPr>
-                <w:color w:val="263B53"/>
-                <w:sz w:val="18"/>
-              </w:rPr>
-              <w:t>Düşük</w:t>
-            </w:r>
-          </w:p>
-        </w:tc>
-      </w:tr>
-    </w:tbl>
-    <w:p>
-      <w:pPr>
-        <w:spacing w:after="20"/>
-      </w:pPr>
-    </w:p>
-    <w:p>
-      <w:pPr>
-        <w:pStyle w:val="Heading2"/>
-        <w:keepNext/>
-      </w:pPr>
-      <w:r>
-        <w:t>12.1 Go-Live Checklist</w:t>
-      </w:r>
-    </w:p>
-    <w:tbl>
-      <w:tblPr>
-        <w:tblW w:type="auto" w:w="0"/>
-        <w:jc w:val="center"/>
-        <w:tblLayout w:type="autofit"/>
-        <w:tblLook w:firstColumn="1" w:firstRow="1" w:lastColumn="0" w:lastRow="0" w:noHBand="0" w:noVBand="1" w:val="04A0"/>
-      </w:tblPr>
-      <w:tblGrid>
-        <w:gridCol w:w="3364"/>
-        <w:gridCol w:w="3364"/>
-        <w:gridCol w:w="3364"/>
-      </w:tblGrid>
-      <w:tr>
-        <w:trPr>
-          <w:tblHeader w:val="true"/>
-          <w:cantSplit w:val="true"/>
-        </w:trPr>
-        <w:tc>
-          <w:tcPr>
-            <w:tcW w:type="dxa" w:w="3364"/>
-            <w:shd w:fill="0B3F33"/>
-            <w:tcBorders>
-              <w:top w:val="single" w:sz="4" w:color="C9D5DD"/>
-              <w:left w:val="single" w:sz="4" w:color="C9D5DD"/>
-              <w:bottom w:val="single" w:sz="4" w:color="C9D5DD"/>
-              <w:right w:val="single" w:sz="4" w:color="C9D5DD"/>
-              <w:insideH w:val="single" w:sz="4" w:color="C9D5DD"/>
-              <w:insideV w:val="single" w:sz="4" w:color="C9D5DD"/>
-            </w:tcBorders>
-            <w:tcMar>
-              <w:top w:w="90" w:type="dxa"/>
-              <w:start w:w="110" w:type="dxa"/>
-              <w:bottom w:w="90" w:type="dxa"/>
-              <w:end w:w="110" w:type="dxa"/>
-            </w:tcMar>
-          </w:tcPr>
-          <w:p>
-            <w:r>
-              <w:rPr>
-                <w:b/>
-                <w:color w:val="FFFFFF"/>
-                <w:sz w:val="21"/>
-              </w:rPr>
-              <w:t>Kapı</w:t>
-            </w:r>
-          </w:p>
-        </w:tc>
-        <w:tc>
-          <w:tcPr>
-            <w:tcW w:type="dxa" w:w="3364"/>
-            <w:shd w:fill="0B3F33"/>
-            <w:tcBorders>
-              <w:top w:val="single" w:sz="4" w:color="C9D5DD"/>
-              <w:left w:val="single" w:sz="4" w:color="C9D5DD"/>
-              <w:bottom w:val="single" w:sz="4" w:color="C9D5DD"/>
-              <w:right w:val="single" w:sz="4" w:color="C9D5DD"/>
-              <w:insideH w:val="single" w:sz="4" w:color="C9D5DD"/>
-              <w:insideV w:val="single" w:sz="4" w:color="C9D5DD"/>
-            </w:tcBorders>
-            <w:tcMar>
-              <w:top w:w="90" w:type="dxa"/>
-              <w:start w:w="110" w:type="dxa"/>
-              <w:bottom w:w="90" w:type="dxa"/>
-              <w:end w:w="110" w:type="dxa"/>
-            </w:tcMar>
-          </w:tcPr>
-          <w:p>
-            <w:r>
-              <w:rPr>
-                <w:b/>
-                <w:color w:val="FFFFFF"/>
-                <w:sz w:val="21"/>
-              </w:rPr>
-              <w:t>Zorunlu Kanıt</w:t>
-            </w:r>
-          </w:p>
-        </w:tc>
-        <w:tc>
-          <w:tcPr>
-            <w:tcW w:type="dxa" w:w="3364"/>
-            <w:shd w:fill="0B3F33"/>
-            <w:tcBorders>
-              <w:top w:val="single" w:sz="4" w:color="C9D5DD"/>
-              <w:left w:val="single" w:sz="4" w:color="C9D5DD"/>
-              <w:bottom w:val="single" w:sz="4" w:color="C9D5DD"/>
-              <w:right w:val="single" w:sz="4" w:color="C9D5DD"/>
-              <w:insideH w:val="single" w:sz="4" w:color="C9D5DD"/>
-              <w:insideV w:val="single" w:sz="4" w:color="C9D5DD"/>
-            </w:tcBorders>
-            <w:tcMar>
-              <w:top w:w="90" w:type="dxa"/>
-              <w:start w:w="110" w:type="dxa"/>
-              <w:bottom w:w="90" w:type="dxa"/>
-              <w:end w:w="110" w:type="dxa"/>
-            </w:tcMar>
-          </w:tcPr>
-          <w:p>
-            <w:r>
-              <w:rPr>
-                <w:b/>
-                <w:color w:val="FFFFFF"/>
-                <w:sz w:val="21"/>
-              </w:rPr>
-              <w:t>Durum</w:t>
-            </w:r>
-          </w:p>
-        </w:tc>
-      </w:tr>
-      <w:tr>
-        <w:trPr>
-          <w:cantSplit w:val="true"/>
-        </w:trPr>
-        <w:tc>
-          <w:tcPr>
-            <w:tcW w:type="dxa" w:w="3364"/>
-            <w:shd w:fill="E7F2EE"/>
-            <w:tcBorders>
-              <w:top w:val="single" w:sz="4" w:color="C9D5DD"/>
-              <w:left w:val="single" w:sz="4" w:color="C9D5DD"/>
-              <w:bottom w:val="single" w:sz="4" w:color="C9D5DD"/>
-              <w:right w:val="single" w:sz="4" w:color="C9D5DD"/>
-              <w:insideH w:val="single" w:sz="4" w:color="C9D5DD"/>
-              <w:insideV w:val="single" w:sz="4" w:color="C9D5DD"/>
-            </w:tcBorders>
-            <w:tcMar>
-              <w:top w:w="90" w:type="dxa"/>
-              <w:start w:w="110" w:type="dxa"/>
-              <w:bottom w:w="90" w:type="dxa"/>
-              <w:end w:w="110" w:type="dxa"/>
-            </w:tcMar>
-            <w:vAlign w:val="center"/>
-          </w:tcPr>
-          <w:p>
-            <w:r>
-              <w:rPr>
-                <w:color w:val="263B53"/>
-                <w:sz w:val="20"/>
-              </w:rPr>
-              <w:t>Credential</w:t>
-            </w:r>
-          </w:p>
-        </w:tc>
-        <w:tc>
-          <w:tcPr>
-            <w:tcW w:type="dxa" w:w="3364"/>
-            <w:shd w:fill="E7F2EE"/>
-            <w:tcBorders>
-              <w:top w:val="single" w:sz="4" w:color="C9D5DD"/>
-              <w:left w:val="single" w:sz="4" w:color="C9D5DD"/>
-              <w:bottom w:val="single" w:sz="4" w:color="C9D5DD"/>
-              <w:right w:val="single" w:sz="4" w:color="C9D5DD"/>
-              <w:insideH w:val="single" w:sz="4" w:color="C9D5DD"/>
-              <w:insideV w:val="single" w:sz="4" w:color="C9D5DD"/>
-            </w:tcBorders>
-            <w:tcMar>
-              <w:top w:w="90" w:type="dxa"/>
-              <w:start w:w="110" w:type="dxa"/>
-              <w:bottom w:w="90" w:type="dxa"/>
-              <w:end w:w="110" w:type="dxa"/>
-            </w:tcMar>
-            <w:vAlign w:val="center"/>
-          </w:tcPr>
-          <w:p>
-            <w:r>
-              <w:rPr>
-                <w:color w:val="263B53"/>
-                <w:sz w:val="20"/>
-              </w:rPr>
-              <w:t>Rotation tarihi + revoke kaydı + history scan</w:t>
-            </w:r>
-          </w:p>
-        </w:tc>
-        <w:tc>
-          <w:tcPr>
-            <w:tcW w:type="dxa" w:w="3364"/>
-            <w:shd w:fill="E7F2EE"/>
-            <w:tcBorders>
-              <w:top w:val="single" w:sz="4" w:color="C9D5DD"/>
-              <w:left w:val="single" w:sz="4" w:color="C9D5DD"/>
-              <w:bottom w:val="single" w:sz="4" w:color="C9D5DD"/>
-              <w:right w:val="single" w:sz="4" w:color="C9D5DD"/>
-              <w:insideH w:val="single" w:sz="4" w:color="C9D5DD"/>
-              <w:insideV w:val="single" w:sz="4" w:color="C9D5DD"/>
-            </w:tcBorders>
-            <w:tcMar>
-              <w:top w:w="90" w:type="dxa"/>
-              <w:start w:w="110" w:type="dxa"/>
-              <w:bottom w:w="90" w:type="dxa"/>
-              <w:end w:w="110" w:type="dxa"/>
-            </w:tcMar>
-            <w:vAlign w:val="center"/>
-          </w:tcPr>
-          <w:p>
-            <w:r>
-              <w:rPr>
-                <w:color w:val="263B53"/>
-                <w:sz w:val="20"/>
-              </w:rPr>
-              <w:t>Açık</w:t>
-            </w:r>
-          </w:p>
-        </w:tc>
-      </w:tr>
-      <w:tr>
-        <w:trPr>
-          <w:cantSplit w:val="true"/>
-        </w:trPr>
-        <w:tc>
-          <w:tcPr>
-            <w:tcW w:type="dxa" w:w="3364"/>
-            <w:shd w:fill="FFFFFF"/>
-            <w:tcBorders>
-              <w:top w:val="single" w:sz="4" w:color="C9D5DD"/>
-              <w:left w:val="single" w:sz="4" w:color="C9D5DD"/>
-              <w:bottom w:val="single" w:sz="4" w:color="C9D5DD"/>
-              <w:right w:val="single" w:sz="4" w:color="C9D5DD"/>
-              <w:insideH w:val="single" w:sz="4" w:color="C9D5DD"/>
-              <w:insideV w:val="single" w:sz="4" w:color="C9D5DD"/>
-            </w:tcBorders>
-            <w:tcMar>
-              <w:top w:w="90" w:type="dxa"/>
-              <w:start w:w="110" w:type="dxa"/>
-              <w:bottom w:w="90" w:type="dxa"/>
-              <w:end w:w="110" w:type="dxa"/>
-            </w:tcMar>
-            <w:vAlign w:val="center"/>
-          </w:tcPr>
-          <w:p>
-            <w:r>
-              <w:rPr>
-                <w:color w:val="263B53"/>
-                <w:sz w:val="20"/>
-              </w:rPr>
-              <w:t>CORS</w:t>
-            </w:r>
-          </w:p>
-        </w:tc>
-        <w:tc>
-          <w:tcPr>
-            <w:tcW w:type="dxa" w:w="3364"/>
-            <w:shd w:fill="FFFFFF"/>
-            <w:tcBorders>
-              <w:top w:val="single" w:sz="4" w:color="C9D5DD"/>
-              <w:left w:val="single" w:sz="4" w:color="C9D5DD"/>
-              <w:bottom w:val="single" w:sz="4" w:color="C9D5DD"/>
-              <w:right w:val="single" w:sz="4" w:color="C9D5DD"/>
-              <w:insideH w:val="single" w:sz="4" w:color="C9D5DD"/>
-              <w:insideV w:val="single" w:sz="4" w:color="C9D5DD"/>
-            </w:tcBorders>
-            <w:tcMar>
-              <w:top w:w="90" w:type="dxa"/>
-              <w:start w:w="110" w:type="dxa"/>
-              <w:bottom w:w="90" w:type="dxa"/>
-              <w:end w:w="110" w:type="dxa"/>
-            </w:tcMar>
-            <w:vAlign w:val="center"/>
-          </w:tcPr>
-          <w:p>
-            <w:r>
-              <w:rPr>
-                <w:color w:val="263B53"/>
-                <w:sz w:val="20"/>
-              </w:rPr>
-              <w:t>Production exact origin integration testi</w:t>
-            </w:r>
-          </w:p>
-        </w:tc>
-        <w:tc>
-          <w:tcPr>
-            <w:tcW w:type="dxa" w:w="3364"/>
-            <w:shd w:fill="FFFFFF"/>
-            <w:tcBorders>
-              <w:top w:val="single" w:sz="4" w:color="C9D5DD"/>
-              <w:left w:val="single" w:sz="4" w:color="C9D5DD"/>
-              <w:bottom w:val="single" w:sz="4" w:color="C9D5DD"/>
-              <w:right w:val="single" w:sz="4" w:color="C9D5DD"/>
-              <w:insideH w:val="single" w:sz="4" w:color="C9D5DD"/>
-              <w:insideV w:val="single" w:sz="4" w:color="C9D5DD"/>
-            </w:tcBorders>
-            <w:tcMar>
-              <w:top w:w="90" w:type="dxa"/>
-              <w:start w:w="110" w:type="dxa"/>
-              <w:bottom w:w="90" w:type="dxa"/>
-              <w:end w:w="110" w:type="dxa"/>
-            </w:tcMar>
-            <w:vAlign w:val="center"/>
-          </w:tcPr>
-          <w:p>
-            <w:r>
-              <w:rPr>
-                <w:color w:val="263B53"/>
-                <w:sz w:val="20"/>
-              </w:rPr>
-              <w:t>Açık / Blocker</w:t>
-            </w:r>
-          </w:p>
-        </w:tc>
-      </w:tr>
-      <w:tr>
-        <w:trPr>
-          <w:cantSplit w:val="true"/>
-        </w:trPr>
-        <w:tc>
-          <w:tcPr>
-            <w:tcW w:type="dxa" w:w="3364"/>
-            <w:shd w:fill="E7F2EE"/>
-            <w:tcBorders>
-              <w:top w:val="single" w:sz="4" w:color="C9D5DD"/>
-              <w:left w:val="single" w:sz="4" w:color="C9D5DD"/>
-              <w:bottom w:val="single" w:sz="4" w:color="C9D5DD"/>
-              <w:right w:val="single" w:sz="4" w:color="C9D5DD"/>
-              <w:insideH w:val="single" w:sz="4" w:color="C9D5DD"/>
-              <w:insideV w:val="single" w:sz="4" w:color="C9D5DD"/>
-            </w:tcBorders>
-            <w:tcMar>
-              <w:top w:w="90" w:type="dxa"/>
-              <w:start w:w="110" w:type="dxa"/>
-              <w:bottom w:w="90" w:type="dxa"/>
-              <w:end w:w="110" w:type="dxa"/>
-            </w:tcMar>
-            <w:vAlign w:val="center"/>
-          </w:tcPr>
-          <w:p>
-            <w:r>
-              <w:rPr>
-                <w:color w:val="263B53"/>
-                <w:sz w:val="20"/>
-              </w:rPr>
-              <w:t>Safe defaults</w:t>
-            </w:r>
-          </w:p>
-        </w:tc>
-        <w:tc>
-          <w:tcPr>
-            <w:tcW w:type="dxa" w:w="3364"/>
-            <w:shd w:fill="E7F2EE"/>
-            <w:tcBorders>
-              <w:top w:val="single" w:sz="4" w:color="C9D5DD"/>
-              <w:left w:val="single" w:sz="4" w:color="C9D5DD"/>
-              <w:bottom w:val="single" w:sz="4" w:color="C9D5DD"/>
-              <w:right w:val="single" w:sz="4" w:color="C9D5DD"/>
-              <w:insideH w:val="single" w:sz="4" w:color="C9D5DD"/>
-              <w:insideV w:val="single" w:sz="4" w:color="C9D5DD"/>
-            </w:tcBorders>
-            <w:tcMar>
-              <w:top w:w="90" w:type="dxa"/>
-              <w:start w:w="110" w:type="dxa"/>
-              <w:bottom w:w="90" w:type="dxa"/>
-              <w:end w:w="110" w:type="dxa"/>
-            </w:tcMar>
-            <w:vAlign w:val="center"/>
-          </w:tcPr>
-          <w:p>
-            <w:r>
-              <w:rPr>
-                <w:color w:val="263B53"/>
-                <w:sz w:val="20"/>
-              </w:rPr>
-              <w:t>Fintables kapalı + webhook imzası zorunlu</w:t>
-            </w:r>
-          </w:p>
-        </w:tc>
-        <w:tc>
-          <w:tcPr>
-            <w:tcW w:type="dxa" w:w="3364"/>
-            <w:shd w:fill="E7F2EE"/>
-            <w:tcBorders>
-              <w:top w:val="single" w:sz="4" w:color="C9D5DD"/>
-              <w:left w:val="single" w:sz="4" w:color="C9D5DD"/>
-              <w:bottom w:val="single" w:sz="4" w:color="C9D5DD"/>
-              <w:right w:val="single" w:sz="4" w:color="C9D5DD"/>
-              <w:insideH w:val="single" w:sz="4" w:color="C9D5DD"/>
-              <w:insideV w:val="single" w:sz="4" w:color="C9D5DD"/>
-            </w:tcBorders>
-            <w:tcMar>
-              <w:top w:w="90" w:type="dxa"/>
-              <w:start w:w="110" w:type="dxa"/>
-              <w:bottom w:w="90" w:type="dxa"/>
-              <w:end w:w="110" w:type="dxa"/>
-            </w:tcMar>
-            <w:vAlign w:val="center"/>
-          </w:tcPr>
-          <w:p>
-            <w:r>
-              <w:rPr>
-                <w:color w:val="263B53"/>
-                <w:sz w:val="20"/>
-              </w:rPr>
-              <w:t>Açık / Blocker</w:t>
-            </w:r>
-          </w:p>
-        </w:tc>
-      </w:tr>
-      <w:tr>
-        <w:trPr>
-          <w:cantSplit w:val="true"/>
-        </w:trPr>
-        <w:tc>
-          <w:tcPr>
-            <w:tcW w:type="dxa" w:w="3364"/>
-            <w:shd w:fill="FFFFFF"/>
-            <w:tcBorders>
-              <w:top w:val="single" w:sz="4" w:color="C9D5DD"/>
-              <w:left w:val="single" w:sz="4" w:color="C9D5DD"/>
-              <w:bottom w:val="single" w:sz="4" w:color="C9D5DD"/>
-              <w:right w:val="single" w:sz="4" w:color="C9D5DD"/>
-              <w:insideH w:val="single" w:sz="4" w:color="C9D5DD"/>
-              <w:insideV w:val="single" w:sz="4" w:color="C9D5DD"/>
-            </w:tcBorders>
-            <w:tcMar>
-              <w:top w:w="90" w:type="dxa"/>
-              <w:start w:w="110" w:type="dxa"/>
-              <w:bottom w:w="90" w:type="dxa"/>
-              <w:end w:w="110" w:type="dxa"/>
-            </w:tcMar>
-            <w:vAlign w:val="center"/>
-          </w:tcPr>
-          <w:p>
-            <w:r>
-              <w:rPr>
-                <w:color w:val="263B53"/>
-                <w:sz w:val="20"/>
-              </w:rPr>
-              <w:t>TLS</w:t>
-            </w:r>
-          </w:p>
-        </w:tc>
-        <w:tc>
-          <w:tcPr>
-            <w:tcW w:type="dxa" w:w="3364"/>
-            <w:shd w:fill="FFFFFF"/>
-            <w:tcBorders>
-              <w:top w:val="single" w:sz="4" w:color="C9D5DD"/>
-              <w:left w:val="single" w:sz="4" w:color="C9D5DD"/>
-              <w:bottom w:val="single" w:sz="4" w:color="C9D5DD"/>
-              <w:right w:val="single" w:sz="4" w:color="C9D5DD"/>
-              <w:insideH w:val="single" w:sz="4" w:color="C9D5DD"/>
-              <w:insideV w:val="single" w:sz="4" w:color="C9D5DD"/>
-            </w:tcBorders>
-            <w:tcMar>
-              <w:top w:w="90" w:type="dxa"/>
-              <w:start w:w="110" w:type="dxa"/>
-              <w:bottom w:w="90" w:type="dxa"/>
-              <w:end w:w="110" w:type="dxa"/>
-            </w:tcMar>
-            <w:vAlign w:val="center"/>
-          </w:tcPr>
-          <w:p>
-            <w:r>
-              <w:rPr>
-                <w:color w:val="263B53"/>
-                <w:sz w:val="20"/>
-              </w:rPr>
-              <w:t>Public/LDAP/OpenSearch certificate verification</w:t>
-            </w:r>
-          </w:p>
-        </w:tc>
-        <w:tc>
-          <w:tcPr>
-            <w:tcW w:type="dxa" w:w="3364"/>
-            <w:shd w:fill="FFFFFF"/>
-            <w:tcBorders>
-              <w:top w:val="single" w:sz="4" w:color="C9D5DD"/>
-              <w:left w:val="single" w:sz="4" w:color="C9D5DD"/>
-              <w:bottom w:val="single" w:sz="4" w:color="C9D5DD"/>
-              <w:right w:val="single" w:sz="4" w:color="C9D5DD"/>
-              <w:insideH w:val="single" w:sz="4" w:color="C9D5DD"/>
-              <w:insideV w:val="single" w:sz="4" w:color="C9D5DD"/>
-            </w:tcBorders>
-            <w:tcMar>
-              <w:top w:w="90" w:type="dxa"/>
-              <w:start w:w="110" w:type="dxa"/>
-              <w:bottom w:w="90" w:type="dxa"/>
-              <w:end w:w="110" w:type="dxa"/>
-            </w:tcMar>
-            <w:vAlign w:val="center"/>
-          </w:tcPr>
-          <w:p>
-            <w:r>
-              <w:rPr>
-                <w:color w:val="263B53"/>
-                <w:sz w:val="20"/>
-              </w:rPr>
-              <w:t>Açık</w:t>
-            </w:r>
-          </w:p>
-        </w:tc>
-      </w:tr>
-      <w:tr>
-        <w:trPr>
-          <w:cantSplit w:val="true"/>
-        </w:trPr>
-        <w:tc>
-          <w:tcPr>
-            <w:tcW w:type="dxa" w:w="3364"/>
-            <w:shd w:fill="E7F2EE"/>
-            <w:tcBorders>
-              <w:top w:val="single" w:sz="4" w:color="C9D5DD"/>
-              <w:left w:val="single" w:sz="4" w:color="C9D5DD"/>
-              <w:bottom w:val="single" w:sz="4" w:color="C9D5DD"/>
-              <w:right w:val="single" w:sz="4" w:color="C9D5DD"/>
-              <w:insideH w:val="single" w:sz="4" w:color="C9D5DD"/>
-              <w:insideV w:val="single" w:sz="4" w:color="C9D5DD"/>
-            </w:tcBorders>
-            <w:tcMar>
-              <w:top w:w="90" w:type="dxa"/>
-              <w:start w:w="110" w:type="dxa"/>
-              <w:bottom w:w="90" w:type="dxa"/>
-              <w:end w:w="110" w:type="dxa"/>
-            </w:tcMar>
-            <w:vAlign w:val="center"/>
-          </w:tcPr>
-          <w:p>
-            <w:r>
-              <w:rPr>
-                <w:color w:val="263B53"/>
-                <w:sz w:val="20"/>
-              </w:rPr>
-              <w:t>CI security</w:t>
-            </w:r>
-          </w:p>
-        </w:tc>
-        <w:tc>
-          <w:tcPr>
-            <w:tcW w:type="dxa" w:w="3364"/>
-            <w:shd w:fill="E7F2EE"/>
-            <w:tcBorders>
-              <w:top w:val="single" w:sz="4" w:color="C9D5DD"/>
-              <w:left w:val="single" w:sz="4" w:color="C9D5DD"/>
-              <w:bottom w:val="single" w:sz="4" w:color="C9D5DD"/>
-              <w:right w:val="single" w:sz="4" w:color="C9D5DD"/>
-              <w:insideH w:val="single" w:sz="4" w:color="C9D5DD"/>
-              <w:insideV w:val="single" w:sz="4" w:color="C9D5DD"/>
-            </w:tcBorders>
-            <w:tcMar>
-              <w:top w:w="90" w:type="dxa"/>
-              <w:start w:w="110" w:type="dxa"/>
-              <w:bottom w:w="90" w:type="dxa"/>
-              <w:end w:w="110" w:type="dxa"/>
-            </w:tcMar>
-            <w:vAlign w:val="center"/>
-          </w:tcPr>
-          <w:p>
-            <w:r>
-              <w:rPr>
-                <w:color w:val="263B53"/>
-                <w:sz w:val="20"/>
-              </w:rPr>
-              <w:t>Blocking OWASP/Trivy ve sıfır kritik CVE</w:t>
-            </w:r>
-          </w:p>
-        </w:tc>
-        <w:tc>
-          <w:tcPr>
-            <w:tcW w:type="dxa" w:w="3364"/>
-            <w:shd w:fill="E7F2EE"/>
-            <w:tcBorders>
-              <w:top w:val="single" w:sz="4" w:color="C9D5DD"/>
-              <w:left w:val="single" w:sz="4" w:color="C9D5DD"/>
-              <w:bottom w:val="single" w:sz="4" w:color="C9D5DD"/>
-              <w:right w:val="single" w:sz="4" w:color="C9D5DD"/>
-              <w:insideH w:val="single" w:sz="4" w:color="C9D5DD"/>
-              <w:insideV w:val="single" w:sz="4" w:color="C9D5DD"/>
-            </w:tcBorders>
-            <w:tcMar>
-              <w:top w:w="90" w:type="dxa"/>
-              <w:start w:w="110" w:type="dxa"/>
-              <w:bottom w:w="90" w:type="dxa"/>
-              <w:end w:w="110" w:type="dxa"/>
-            </w:tcMar>
-            <w:vAlign w:val="center"/>
-          </w:tcPr>
-          <w:p>
-            <w:r>
-              <w:rPr>
-                <w:color w:val="263B53"/>
-                <w:sz w:val="20"/>
-              </w:rPr>
-              <w:t>Açık</w:t>
-            </w:r>
-          </w:p>
-        </w:tc>
-      </w:tr>
-      <w:tr>
-        <w:trPr>
-          <w:cantSplit w:val="true"/>
-        </w:trPr>
-        <w:tc>
-          <w:tcPr>
-            <w:tcW w:type="dxa" w:w="3364"/>
-            <w:shd w:fill="FFFFFF"/>
-            <w:tcBorders>
-              <w:top w:val="single" w:sz="4" w:color="C9D5DD"/>
-              <w:left w:val="single" w:sz="4" w:color="C9D5DD"/>
-              <w:bottom w:val="single" w:sz="4" w:color="C9D5DD"/>
-              <w:right w:val="single" w:sz="4" w:color="C9D5DD"/>
-              <w:insideH w:val="single" w:sz="4" w:color="C9D5DD"/>
-              <w:insideV w:val="single" w:sz="4" w:color="C9D5DD"/>
-            </w:tcBorders>
-            <w:tcMar>
-              <w:top w:w="90" w:type="dxa"/>
-              <w:start w:w="110" w:type="dxa"/>
-              <w:bottom w:w="90" w:type="dxa"/>
-              <w:end w:w="110" w:type="dxa"/>
-            </w:tcMar>
-            <w:vAlign w:val="center"/>
-          </w:tcPr>
-          <w:p>
-            <w:r>
-              <w:rPr>
-                <w:color w:val="263B53"/>
-                <w:sz w:val="20"/>
-              </w:rPr>
-              <w:t>Migration</w:t>
-            </w:r>
-          </w:p>
-        </w:tc>
-        <w:tc>
-          <w:tcPr>
-            <w:tcW w:type="dxa" w:w="3364"/>
-            <w:shd w:fill="FFFFFF"/>
-            <w:tcBorders>
-              <w:top w:val="single" w:sz="4" w:color="C9D5DD"/>
-              <w:left w:val="single" w:sz="4" w:color="C9D5DD"/>
-              <w:bottom w:val="single" w:sz="4" w:color="C9D5DD"/>
-              <w:right w:val="single" w:sz="4" w:color="C9D5DD"/>
-              <w:insideH w:val="single" w:sz="4" w:color="C9D5DD"/>
-              <w:insideV w:val="single" w:sz="4" w:color="C9D5DD"/>
-            </w:tcBorders>
-            <w:tcMar>
-              <w:top w:w="90" w:type="dxa"/>
-              <w:start w:w="110" w:type="dxa"/>
-              <w:bottom w:w="90" w:type="dxa"/>
-              <w:end w:w="110" w:type="dxa"/>
-            </w:tcMar>
-            <w:vAlign w:val="center"/>
-          </w:tcPr>
-          <w:p>
-            <w:r>
-              <w:rPr>
-                <w:color w:val="263B53"/>
-                <w:sz w:val="20"/>
-              </w:rPr>
-              <w:t>Staging snapshot üzerinde V30/V31 migrate/validate</w:t>
-            </w:r>
-          </w:p>
-        </w:tc>
-        <w:tc>
-          <w:tcPr>
-            <w:tcW w:type="dxa" w:w="3364"/>
-            <w:shd w:fill="FFFFFF"/>
-            <w:tcBorders>
-              <w:top w:val="single" w:sz="4" w:color="C9D5DD"/>
-              <w:left w:val="single" w:sz="4" w:color="C9D5DD"/>
-              <w:bottom w:val="single" w:sz="4" w:color="C9D5DD"/>
-              <w:right w:val="single" w:sz="4" w:color="C9D5DD"/>
-              <w:insideH w:val="single" w:sz="4" w:color="C9D5DD"/>
-              <w:insideV w:val="single" w:sz="4" w:color="C9D5DD"/>
-            </w:tcBorders>
-            <w:tcMar>
-              <w:top w:w="90" w:type="dxa"/>
-              <w:start w:w="110" w:type="dxa"/>
-              <w:bottom w:w="90" w:type="dxa"/>
-              <w:end w:w="110" w:type="dxa"/>
-            </w:tcMar>
-            <w:vAlign w:val="center"/>
-          </w:tcPr>
-          <w:p>
-            <w:r>
-              <w:rPr>
-                <w:color w:val="263B53"/>
-                <w:sz w:val="20"/>
-              </w:rPr>
-              <w:t>Kısmi</w:t>
-            </w:r>
-          </w:p>
-        </w:tc>
-      </w:tr>
-      <w:tr>
-        <w:trPr>
-          <w:cantSplit w:val="true"/>
-        </w:trPr>
-        <w:tc>
-          <w:tcPr>
-            <w:tcW w:type="dxa" w:w="3364"/>
-            <w:shd w:fill="E7F2EE"/>
-            <w:tcBorders>
-              <w:top w:val="single" w:sz="4" w:color="C9D5DD"/>
-              <w:left w:val="single" w:sz="4" w:color="C9D5DD"/>
-              <w:bottom w:val="single" w:sz="4" w:color="C9D5DD"/>
-              <w:right w:val="single" w:sz="4" w:color="C9D5DD"/>
-              <w:insideH w:val="single" w:sz="4" w:color="C9D5DD"/>
-              <w:insideV w:val="single" w:sz="4" w:color="C9D5DD"/>
-            </w:tcBorders>
-            <w:tcMar>
-              <w:top w:w="90" w:type="dxa"/>
-              <w:start w:w="110" w:type="dxa"/>
-              <w:bottom w:w="90" w:type="dxa"/>
-              <w:end w:w="110" w:type="dxa"/>
-            </w:tcMar>
-            <w:vAlign w:val="center"/>
-          </w:tcPr>
-          <w:p>
-            <w:r>
-              <w:rPr>
-                <w:color w:val="263B53"/>
-                <w:sz w:val="20"/>
-              </w:rPr>
-              <w:t>Backup</w:t>
-            </w:r>
-          </w:p>
-        </w:tc>
-        <w:tc>
-          <w:tcPr>
-            <w:tcW w:type="dxa" w:w="3364"/>
-            <w:shd w:fill="E7F2EE"/>
-            <w:tcBorders>
-              <w:top w:val="single" w:sz="4" w:color="C9D5DD"/>
-              <w:left w:val="single" w:sz="4" w:color="C9D5DD"/>
-              <w:bottom w:val="single" w:sz="4" w:color="C9D5DD"/>
-              <w:right w:val="single" w:sz="4" w:color="C9D5DD"/>
-              <w:insideH w:val="single" w:sz="4" w:color="C9D5DD"/>
-              <w:insideV w:val="single" w:sz="4" w:color="C9D5DD"/>
-            </w:tcBorders>
-            <w:tcMar>
-              <w:top w:w="90" w:type="dxa"/>
-              <w:start w:w="110" w:type="dxa"/>
-              <w:bottom w:w="90" w:type="dxa"/>
-              <w:end w:w="110" w:type="dxa"/>
-            </w:tcMar>
-            <w:vAlign w:val="center"/>
-          </w:tcPr>
-          <w:p>
-            <w:r>
-              <w:rPr>
-                <w:color w:val="263B53"/>
-                <w:sz w:val="20"/>
-              </w:rPr>
-              <w:t>Başarılı restore ve ölçülmüş RPO/RTO</w:t>
-            </w:r>
-          </w:p>
-        </w:tc>
-        <w:tc>
-          <w:tcPr>
-            <w:tcW w:type="dxa" w:w="3364"/>
-            <w:shd w:fill="E7F2EE"/>
-            <w:tcBorders>
-              <w:top w:val="single" w:sz="4" w:color="C9D5DD"/>
-              <w:left w:val="single" w:sz="4" w:color="C9D5DD"/>
-              <w:bottom w:val="single" w:sz="4" w:color="C9D5DD"/>
-              <w:right w:val="single" w:sz="4" w:color="C9D5DD"/>
-              <w:insideH w:val="single" w:sz="4" w:color="C9D5DD"/>
-              <w:insideV w:val="single" w:sz="4" w:color="C9D5DD"/>
-            </w:tcBorders>
-            <w:tcMar>
-              <w:top w:w="90" w:type="dxa"/>
-              <w:start w:w="110" w:type="dxa"/>
-              <w:bottom w:w="90" w:type="dxa"/>
-              <w:end w:w="110" w:type="dxa"/>
-            </w:tcMar>
-            <w:vAlign w:val="center"/>
-          </w:tcPr>
-          <w:p>
-            <w:r>
-              <w:rPr>
-                <w:color w:val="263B53"/>
-                <w:sz w:val="20"/>
-              </w:rPr>
-              <w:t>Açık</w:t>
-            </w:r>
-          </w:p>
-        </w:tc>
-      </w:tr>
-      <w:tr>
-        <w:trPr>
-          <w:cantSplit w:val="true"/>
-        </w:trPr>
-        <w:tc>
-          <w:tcPr>
-            <w:tcW w:type="dxa" w:w="3364"/>
-            <w:shd w:fill="FFFFFF"/>
-            <w:tcBorders>
-              <w:top w:val="single" w:sz="4" w:color="C9D5DD"/>
-              <w:left w:val="single" w:sz="4" w:color="C9D5DD"/>
-              <w:bottom w:val="single" w:sz="4" w:color="C9D5DD"/>
-              <w:right w:val="single" w:sz="4" w:color="C9D5DD"/>
-              <w:insideH w:val="single" w:sz="4" w:color="C9D5DD"/>
-              <w:insideV w:val="single" w:sz="4" w:color="C9D5DD"/>
-            </w:tcBorders>
-            <w:tcMar>
-              <w:top w:w="90" w:type="dxa"/>
-              <w:start w:w="110" w:type="dxa"/>
-              <w:bottom w:w="90" w:type="dxa"/>
-              <w:end w:w="110" w:type="dxa"/>
-            </w:tcMar>
-            <w:vAlign w:val="center"/>
-          </w:tcPr>
-          <w:p>
-            <w:r>
-              <w:rPr>
-                <w:color w:val="263B53"/>
-                <w:sz w:val="20"/>
-              </w:rPr>
-              <w:t>Auth</w:t>
-            </w:r>
-          </w:p>
-        </w:tc>
-        <w:tc>
-          <w:tcPr>
-            <w:tcW w:type="dxa" w:w="3364"/>
-            <w:shd w:fill="FFFFFF"/>
-            <w:tcBorders>
-              <w:top w:val="single" w:sz="4" w:color="C9D5DD"/>
-              <w:left w:val="single" w:sz="4" w:color="C9D5DD"/>
-              <w:bottom w:val="single" w:sz="4" w:color="C9D5DD"/>
-              <w:right w:val="single" w:sz="4" w:color="C9D5DD"/>
-              <w:insideH w:val="single" w:sz="4" w:color="C9D5DD"/>
-              <w:insideV w:val="single" w:sz="4" w:color="C9D5DD"/>
-            </w:tcBorders>
-            <w:tcMar>
-              <w:top w:w="90" w:type="dxa"/>
-              <w:start w:w="110" w:type="dxa"/>
-              <w:bottom w:w="90" w:type="dxa"/>
-              <w:end w:w="110" w:type="dxa"/>
-            </w:tcMar>
-            <w:vAlign w:val="center"/>
-          </w:tcPr>
-          <w:p>
-            <w:r>
-              <w:rPr>
-                <w:color w:val="263B53"/>
-                <w:sz w:val="20"/>
-              </w:rPr>
-              <w:t>PKCE + TOTP + RBAC browser E2E</w:t>
-            </w:r>
-          </w:p>
-        </w:tc>
-        <w:tc>
-          <w:tcPr>
-            <w:tcW w:type="dxa" w:w="3364"/>
-            <w:shd w:fill="FFFFFF"/>
-            <w:tcBorders>
-              <w:top w:val="single" w:sz="4" w:color="C9D5DD"/>
-              <w:left w:val="single" w:sz="4" w:color="C9D5DD"/>
-              <w:bottom w:val="single" w:sz="4" w:color="C9D5DD"/>
-              <w:right w:val="single" w:sz="4" w:color="C9D5DD"/>
-              <w:insideH w:val="single" w:sz="4" w:color="C9D5DD"/>
-              <w:insideV w:val="single" w:sz="4" w:color="C9D5DD"/>
-            </w:tcBorders>
-            <w:tcMar>
-              <w:top w:w="90" w:type="dxa"/>
-              <w:start w:w="110" w:type="dxa"/>
-              <w:bottom w:w="90" w:type="dxa"/>
-              <w:end w:w="110" w:type="dxa"/>
-            </w:tcMar>
-            <w:vAlign w:val="center"/>
-          </w:tcPr>
-          <w:p>
-            <w:r>
-              <w:rPr>
-                <w:color w:val="263B53"/>
-                <w:sz w:val="20"/>
-              </w:rPr>
-              <w:t>Kısmi</w:t>
-            </w:r>
-          </w:p>
-        </w:tc>
-      </w:tr>
-      <w:tr>
-        <w:trPr>
-          <w:cantSplit w:val="true"/>
-        </w:trPr>
-        <w:tc>
-          <w:tcPr>
-            <w:tcW w:type="dxa" w:w="3364"/>
-            <w:shd w:fill="E7F2EE"/>
-            <w:tcBorders>
-              <w:top w:val="single" w:sz="4" w:color="C9D5DD"/>
-              <w:left w:val="single" w:sz="4" w:color="C9D5DD"/>
-              <w:bottom w:val="single" w:sz="4" w:color="C9D5DD"/>
-              <w:right w:val="single" w:sz="4" w:color="C9D5DD"/>
-              <w:insideH w:val="single" w:sz="4" w:color="C9D5DD"/>
-              <w:insideV w:val="single" w:sz="4" w:color="C9D5DD"/>
-            </w:tcBorders>
-            <w:tcMar>
-              <w:top w:w="90" w:type="dxa"/>
-              <w:start w:w="110" w:type="dxa"/>
-              <w:bottom w:w="90" w:type="dxa"/>
-              <w:end w:w="110" w:type="dxa"/>
-            </w:tcMar>
-            <w:vAlign w:val="center"/>
-          </w:tcPr>
-          <w:p>
-            <w:r>
-              <w:rPr>
-                <w:color w:val="263B53"/>
-                <w:sz w:val="20"/>
-              </w:rPr>
-              <w:t>Observability</w:t>
-            </w:r>
-          </w:p>
-        </w:tc>
-        <w:tc>
-          <w:tcPr>
-            <w:tcW w:type="dxa" w:w="3364"/>
-            <w:shd w:fill="E7F2EE"/>
-            <w:tcBorders>
-              <w:top w:val="single" w:sz="4" w:color="C9D5DD"/>
-              <w:left w:val="single" w:sz="4" w:color="C9D5DD"/>
-              <w:bottom w:val="single" w:sz="4" w:color="C9D5DD"/>
-              <w:right w:val="single" w:sz="4" w:color="C9D5DD"/>
-              <w:insideH w:val="single" w:sz="4" w:color="C9D5DD"/>
-              <w:insideV w:val="single" w:sz="4" w:color="C9D5DD"/>
-            </w:tcBorders>
-            <w:tcMar>
-              <w:top w:w="90" w:type="dxa"/>
-              <w:start w:w="110" w:type="dxa"/>
-              <w:bottom w:w="90" w:type="dxa"/>
-              <w:end w:w="110" w:type="dxa"/>
-            </w:tcMar>
-            <w:vAlign w:val="center"/>
-          </w:tcPr>
-          <w:p>
-            <w:r>
-              <w:rPr>
-                <w:color w:val="263B53"/>
-                <w:sz w:val="20"/>
-              </w:rPr>
-              <w:t>Test alarmının gerçek alıcıya teslimi</w:t>
-            </w:r>
-          </w:p>
-        </w:tc>
-        <w:tc>
-          <w:tcPr>
-            <w:tcW w:type="dxa" w:w="3364"/>
-            <w:shd w:fill="E7F2EE"/>
-            <w:tcBorders>
-              <w:top w:val="single" w:sz="4" w:color="C9D5DD"/>
-              <w:left w:val="single" w:sz="4" w:color="C9D5DD"/>
-              <w:bottom w:val="single" w:sz="4" w:color="C9D5DD"/>
-              <w:right w:val="single" w:sz="4" w:color="C9D5DD"/>
-              <w:insideH w:val="single" w:sz="4" w:color="C9D5DD"/>
-              <w:insideV w:val="single" w:sz="4" w:color="C9D5DD"/>
-            </w:tcBorders>
-            <w:tcMar>
-              <w:top w:w="90" w:type="dxa"/>
-              <w:start w:w="110" w:type="dxa"/>
-              <w:bottom w:w="90" w:type="dxa"/>
-              <w:end w:w="110" w:type="dxa"/>
-            </w:tcMar>
-            <w:vAlign w:val="center"/>
-          </w:tcPr>
-          <w:p>
-            <w:r>
-              <w:rPr>
-                <w:color w:val="263B53"/>
-                <w:sz w:val="20"/>
-              </w:rPr>
-              <w:t>Kısmi</w:t>
-            </w:r>
-          </w:p>
-        </w:tc>
-      </w:tr>
-      <w:tr>
-        <w:trPr>
-          <w:cantSplit w:val="true"/>
-        </w:trPr>
-        <w:tc>
-          <w:tcPr>
-            <w:tcW w:type="dxa" w:w="3364"/>
-            <w:shd w:fill="FFFFFF"/>
-            <w:tcBorders>
-              <w:top w:val="single" w:sz="4" w:color="C9D5DD"/>
-              <w:left w:val="single" w:sz="4" w:color="C9D5DD"/>
-              <w:bottom w:val="single" w:sz="4" w:color="C9D5DD"/>
-              <w:right w:val="single" w:sz="4" w:color="C9D5DD"/>
-              <w:insideH w:val="single" w:sz="4" w:color="C9D5DD"/>
-              <w:insideV w:val="single" w:sz="4" w:color="C9D5DD"/>
-            </w:tcBorders>
-            <w:tcMar>
-              <w:top w:w="90" w:type="dxa"/>
-              <w:start w:w="110" w:type="dxa"/>
-              <w:bottom w:w="90" w:type="dxa"/>
-              <w:end w:w="110" w:type="dxa"/>
-            </w:tcMar>
-            <w:vAlign w:val="center"/>
-          </w:tcPr>
-          <w:p>
-            <w:r>
-              <w:rPr>
-                <w:color w:val="263B53"/>
-                <w:sz w:val="20"/>
-              </w:rPr>
-              <w:t>Rollback</w:t>
-            </w:r>
-          </w:p>
-        </w:tc>
-        <w:tc>
-          <w:tcPr>
-            <w:tcW w:type="dxa" w:w="3364"/>
-            <w:shd w:fill="FFFFFF"/>
-            <w:tcBorders>
-              <w:top w:val="single" w:sz="4" w:color="C9D5DD"/>
-              <w:left w:val="single" w:sz="4" w:color="C9D5DD"/>
-              <w:bottom w:val="single" w:sz="4" w:color="C9D5DD"/>
-              <w:right w:val="single" w:sz="4" w:color="C9D5DD"/>
-              <w:insideH w:val="single" w:sz="4" w:color="C9D5DD"/>
-              <w:insideV w:val="single" w:sz="4" w:color="C9D5DD"/>
-            </w:tcBorders>
-            <w:tcMar>
-              <w:top w:w="90" w:type="dxa"/>
-              <w:start w:w="110" w:type="dxa"/>
-              <w:bottom w:w="90" w:type="dxa"/>
-              <w:end w:w="110" w:type="dxa"/>
-            </w:tcMar>
-            <w:vAlign w:val="center"/>
-          </w:tcPr>
-          <w:p>
-            <w:r>
-              <w:rPr>
-                <w:color w:val="263B53"/>
-                <w:sz w:val="20"/>
-              </w:rPr>
-              <w:t>Önceki image + DB uyumluluk prosedürü</w:t>
-            </w:r>
-          </w:p>
-        </w:tc>
-        <w:tc>
-          <w:tcPr>
-            <w:tcW w:type="dxa" w:w="3364"/>
-            <w:shd w:fill="FFFFFF"/>
-            <w:tcBorders>
-              <w:top w:val="single" w:sz="4" w:color="C9D5DD"/>
-              <w:left w:val="single" w:sz="4" w:color="C9D5DD"/>
-              <w:bottom w:val="single" w:sz="4" w:color="C9D5DD"/>
-              <w:right w:val="single" w:sz="4" w:color="C9D5DD"/>
-              <w:insideH w:val="single" w:sz="4" w:color="C9D5DD"/>
-              <w:insideV w:val="single" w:sz="4" w:color="C9D5DD"/>
-            </w:tcBorders>
-            <w:tcMar>
-              <w:top w:w="90" w:type="dxa"/>
-              <w:start w:w="110" w:type="dxa"/>
-              <w:bottom w:w="90" w:type="dxa"/>
-              <w:end w:w="110" w:type="dxa"/>
-            </w:tcMar>
-            <w:vAlign w:val="center"/>
-          </w:tcPr>
-          <w:p>
-            <w:r>
-              <w:rPr>
-                <w:color w:val="263B53"/>
-                <w:sz w:val="20"/>
-              </w:rPr>
-              <w:t>Açık</w:t>
-            </w:r>
-          </w:p>
-        </w:tc>
-      </w:tr>
-      <w:tr>
-        <w:trPr>
-          <w:cantSplit w:val="true"/>
-        </w:trPr>
-        <w:tc>
-          <w:tcPr>
-            <w:tcW w:type="dxa" w:w="3364"/>
-            <w:shd w:fill="E7F2EE"/>
-            <w:tcBorders>
-              <w:top w:val="single" w:sz="4" w:color="C9D5DD"/>
-              <w:left w:val="single" w:sz="4" w:color="C9D5DD"/>
-              <w:bottom w:val="single" w:sz="4" w:color="C9D5DD"/>
-              <w:right w:val="single" w:sz="4" w:color="C9D5DD"/>
-              <w:insideH w:val="single" w:sz="4" w:color="C9D5DD"/>
-              <w:insideV w:val="single" w:sz="4" w:color="C9D5DD"/>
-            </w:tcBorders>
-            <w:tcMar>
-              <w:top w:w="90" w:type="dxa"/>
-              <w:start w:w="110" w:type="dxa"/>
-              <w:bottom w:w="90" w:type="dxa"/>
-              <w:end w:w="110" w:type="dxa"/>
-            </w:tcMar>
-            <w:vAlign w:val="center"/>
-          </w:tcPr>
-          <w:p>
-            <w:r>
-              <w:rPr>
-                <w:color w:val="263B53"/>
-                <w:sz w:val="20"/>
-              </w:rPr>
-              <w:t>Performance</w:t>
-            </w:r>
-          </w:p>
-        </w:tc>
-        <w:tc>
-          <w:tcPr>
-            <w:tcW w:type="dxa" w:w="3364"/>
-            <w:shd w:fill="E7F2EE"/>
-            <w:tcBorders>
-              <w:top w:val="single" w:sz="4" w:color="C9D5DD"/>
-              <w:left w:val="single" w:sz="4" w:color="C9D5DD"/>
-              <w:bottom w:val="single" w:sz="4" w:color="C9D5DD"/>
-              <w:right w:val="single" w:sz="4" w:color="C9D5DD"/>
-              <w:insideH w:val="single" w:sz="4" w:color="C9D5DD"/>
-              <w:insideV w:val="single" w:sz="4" w:color="C9D5DD"/>
-            </w:tcBorders>
-            <w:tcMar>
-              <w:top w:w="90" w:type="dxa"/>
-              <w:start w:w="110" w:type="dxa"/>
-              <w:bottom w:w="90" w:type="dxa"/>
-              <w:end w:w="110" w:type="dxa"/>
-            </w:tcMar>
-            <w:vAlign w:val="center"/>
-          </w:tcPr>
-          <w:p>
-            <w:r>
-              <w:rPr>
-                <w:color w:val="263B53"/>
-                <w:sz w:val="20"/>
-              </w:rPr>
-              <w:t>Steady-state load test ve capacity raporu</w:t>
-            </w:r>
-          </w:p>
-        </w:tc>
-        <w:tc>
-          <w:tcPr>
-            <w:tcW w:type="dxa" w:w="3364"/>
-            <w:shd w:fill="E7F2EE"/>
-            <w:tcBorders>
-              <w:top w:val="single" w:sz="4" w:color="C9D5DD"/>
-              <w:left w:val="single" w:sz="4" w:color="C9D5DD"/>
-              <w:bottom w:val="single" w:sz="4" w:color="C9D5DD"/>
-              <w:right w:val="single" w:sz="4" w:color="C9D5DD"/>
-              <w:insideH w:val="single" w:sz="4" w:color="C9D5DD"/>
-              <w:insideV w:val="single" w:sz="4" w:color="C9D5DD"/>
-            </w:tcBorders>
-            <w:tcMar>
-              <w:top w:w="90" w:type="dxa"/>
-              <w:start w:w="110" w:type="dxa"/>
-              <w:bottom w:w="90" w:type="dxa"/>
-              <w:end w:w="110" w:type="dxa"/>
-            </w:tcMar>
-            <w:vAlign w:val="center"/>
-          </w:tcPr>
-          <w:p>
-            <w:r>
-              <w:rPr>
-                <w:color w:val="263B53"/>
-                <w:sz w:val="20"/>
-              </w:rPr>
-              <w:t>Açık</w:t>
-            </w:r>
-          </w:p>
-        </w:tc>
-      </w:tr>
-    </w:tbl>
-    <w:p>
-      <w:pPr>
         <w:spacing w:after="20"/>
       </w:pPr>
     </w:p>
@@ -23021,7 +17455,7 @@
         <w:keepNext/>
       </w:pPr>
       <w:r>
-        <w:t>13) Operasyon Rehberi</w:t>
+        <w:t>12) Operasyon Rehberi</w:t>
       </w:r>
     </w:p>
     <w:p>
@@ -23030,7 +17464,7 @@
         <w:keepNext/>
       </w:pPr>
       <w:r>
-        <w:t>13.1 Development Başlatma</w:t>
+        <w:t>12.1 Development Başlatma</w:t>
       </w:r>
     </w:p>
     <w:p>
@@ -23517,7 +17951,7 @@
         <w:keepNext/>
       </w:pPr>
       <w:r>
-        <w:t>13.2 Health ve Smoke Kontrolleri</w:t>
+        <w:t>12.2 Health ve Smoke Kontrolleri</w:t>
       </w:r>
     </w:p>
     <w:tbl>
@@ -24305,7 +18739,7 @@
         <w:keepNext/>
       </w:pPr>
       <w:r>
-        <w:t>13.3 Arıza Ayırma Sırası</w:t>
+        <w:t>12.3 Arıza Ayırma Sırası</w:t>
       </w:r>
     </w:p>
     <w:p>
@@ -24398,7 +18832,7 @@
         <w:keepNext/>
       </w:pPr>
       <w:r>
-        <w:t>13.4 Secret Güvenliği</w:t>
+        <w:t>12.4 Secret Güvenliği</w:t>
       </w:r>
     </w:p>
     <w:p>
@@ -24443,7 +18877,7 @@
         <w:keepNext/>
       </w:pPr>
       <w:r>
-        <w:t>14) Sonuç ve Yol Haritası</w:t>
+        <w:t>13) Sonuç ve Yol Haritası</w:t>
       </w:r>
     </w:p>
     <w:p>
@@ -24451,504 +18885,6 @@
         <w:t>MintStack, eğitim/prototip seviyesini aşan ve kurumsal bileşenleri gerçek entegrasyonlarla kullanan güçlü bir modüler monolith uygulamasıdır. Kod tabanı development ortamında uçtan uca doğrulanmıştır. En doğru sonraki yatırım yeni özellik eklemek değil; production güvenlik kapılarını kapatmak, restore/load test kanıtı üretmek ve yüksek sorumluluklu servisleri sadeleştirmektir.</w:t>
       </w:r>
     </w:p>
-    <w:p>
-      <w:pPr>
-        <w:pStyle w:val="Heading2"/>
-        <w:keepNext/>
-      </w:pPr>
-      <w:r>
-        <w:t>14.1 Aşamalı Plan</w:t>
-      </w:r>
-    </w:p>
-    <w:tbl>
-      <w:tblPr>
-        <w:tblW w:type="auto" w:w="0"/>
-        <w:jc w:val="center"/>
-        <w:tblLayout w:type="autofit"/>
-        <w:tblLook w:firstColumn="1" w:firstRow="1" w:lastColumn="0" w:lastRow="0" w:noHBand="0" w:noVBand="1" w:val="04A0"/>
-      </w:tblPr>
-      <w:tblGrid>
-        <w:gridCol w:w="3364"/>
-        <w:gridCol w:w="3364"/>
-        <w:gridCol w:w="3364"/>
-      </w:tblGrid>
-      <w:tr>
-        <w:trPr>
-          <w:tblHeader w:val="true"/>
-          <w:cantSplit w:val="true"/>
-        </w:trPr>
-        <w:tc>
-          <w:tcPr>
-            <w:tcW w:type="dxa" w:w="3364"/>
-            <w:shd w:fill="0B3F33"/>
-            <w:tcBorders>
-              <w:top w:val="single" w:sz="4" w:color="C9D5DD"/>
-              <w:left w:val="single" w:sz="4" w:color="C9D5DD"/>
-              <w:bottom w:val="single" w:sz="4" w:color="C9D5DD"/>
-              <w:right w:val="single" w:sz="4" w:color="C9D5DD"/>
-              <w:insideH w:val="single" w:sz="4" w:color="C9D5DD"/>
-              <w:insideV w:val="single" w:sz="4" w:color="C9D5DD"/>
-            </w:tcBorders>
-            <w:tcMar>
-              <w:top w:w="90" w:type="dxa"/>
-              <w:start w:w="110" w:type="dxa"/>
-              <w:bottom w:w="90" w:type="dxa"/>
-              <w:end w:w="110" w:type="dxa"/>
-            </w:tcMar>
-          </w:tcPr>
-          <w:p>
-            <w:r>
-              <w:rPr>
-                <w:b/>
-                <w:color w:val="FFFFFF"/>
-                <w:sz w:val="21"/>
-              </w:rPr>
-              <w:t>Faz</w:t>
-            </w:r>
-          </w:p>
-        </w:tc>
-        <w:tc>
-          <w:tcPr>
-            <w:tcW w:type="dxa" w:w="3364"/>
-            <w:shd w:fill="0B3F33"/>
-            <w:tcBorders>
-              <w:top w:val="single" w:sz="4" w:color="C9D5DD"/>
-              <w:left w:val="single" w:sz="4" w:color="C9D5DD"/>
-              <w:bottom w:val="single" w:sz="4" w:color="C9D5DD"/>
-              <w:right w:val="single" w:sz="4" w:color="C9D5DD"/>
-              <w:insideH w:val="single" w:sz="4" w:color="C9D5DD"/>
-              <w:insideV w:val="single" w:sz="4" w:color="C9D5DD"/>
-            </w:tcBorders>
-            <w:tcMar>
-              <w:top w:w="90" w:type="dxa"/>
-              <w:start w:w="110" w:type="dxa"/>
-              <w:bottom w:w="90" w:type="dxa"/>
-              <w:end w:w="110" w:type="dxa"/>
-            </w:tcMar>
-          </w:tcPr>
-          <w:p>
-            <w:r>
-              <w:rPr>
-                <w:b/>
-                <w:color w:val="FFFFFF"/>
-                <w:sz w:val="21"/>
-              </w:rPr>
-              <w:t>Süre</w:t>
-            </w:r>
-          </w:p>
-        </w:tc>
-        <w:tc>
-          <w:tcPr>
-            <w:tcW w:type="dxa" w:w="3364"/>
-            <w:shd w:fill="0B3F33"/>
-            <w:tcBorders>
-              <w:top w:val="single" w:sz="4" w:color="C9D5DD"/>
-              <w:left w:val="single" w:sz="4" w:color="C9D5DD"/>
-              <w:bottom w:val="single" w:sz="4" w:color="C9D5DD"/>
-              <w:right w:val="single" w:sz="4" w:color="C9D5DD"/>
-              <w:insideH w:val="single" w:sz="4" w:color="C9D5DD"/>
-              <w:insideV w:val="single" w:sz="4" w:color="C9D5DD"/>
-            </w:tcBorders>
-            <w:tcMar>
-              <w:top w:w="90" w:type="dxa"/>
-              <w:start w:w="110" w:type="dxa"/>
-              <w:bottom w:w="90" w:type="dxa"/>
-              <w:end w:w="110" w:type="dxa"/>
-            </w:tcMar>
-          </w:tcPr>
-          <w:p>
-            <w:r>
-              <w:rPr>
-                <w:b/>
-                <w:color w:val="FFFFFF"/>
-                <w:sz w:val="21"/>
-              </w:rPr>
-              <w:t>Çıktı</w:t>
-            </w:r>
-          </w:p>
-        </w:tc>
-      </w:tr>
-      <w:tr>
-        <w:trPr>
-          <w:cantSplit w:val="true"/>
-        </w:trPr>
-        <w:tc>
-          <w:tcPr>
-            <w:tcW w:type="dxa" w:w="3364"/>
-            <w:shd w:fill="E7F2EE"/>
-            <w:tcBorders>
-              <w:top w:val="single" w:sz="4" w:color="C9D5DD"/>
-              <w:left w:val="single" w:sz="4" w:color="C9D5DD"/>
-              <w:bottom w:val="single" w:sz="4" w:color="C9D5DD"/>
-              <w:right w:val="single" w:sz="4" w:color="C9D5DD"/>
-              <w:insideH w:val="single" w:sz="4" w:color="C9D5DD"/>
-              <w:insideV w:val="single" w:sz="4" w:color="C9D5DD"/>
-            </w:tcBorders>
-            <w:tcMar>
-              <w:top w:w="90" w:type="dxa"/>
-              <w:start w:w="110" w:type="dxa"/>
-              <w:bottom w:w="90" w:type="dxa"/>
-              <w:end w:w="110" w:type="dxa"/>
-            </w:tcMar>
-            <w:vAlign w:val="center"/>
-          </w:tcPr>
-          <w:p>
-            <w:r>
-              <w:rPr>
-                <w:color w:val="263B53"/>
-                <w:sz w:val="20"/>
-              </w:rPr>
-              <w:t>Faz 1</w:t>
-            </w:r>
-          </w:p>
-        </w:tc>
-        <w:tc>
-          <w:tcPr>
-            <w:tcW w:type="dxa" w:w="3364"/>
-            <w:shd w:fill="E7F2EE"/>
-            <w:tcBorders>
-              <w:top w:val="single" w:sz="4" w:color="C9D5DD"/>
-              <w:left w:val="single" w:sz="4" w:color="C9D5DD"/>
-              <w:bottom w:val="single" w:sz="4" w:color="C9D5DD"/>
-              <w:right w:val="single" w:sz="4" w:color="C9D5DD"/>
-              <w:insideH w:val="single" w:sz="4" w:color="C9D5DD"/>
-              <w:insideV w:val="single" w:sz="4" w:color="C9D5DD"/>
-            </w:tcBorders>
-            <w:tcMar>
-              <w:top w:w="90" w:type="dxa"/>
-              <w:start w:w="110" w:type="dxa"/>
-              <w:bottom w:w="90" w:type="dxa"/>
-              <w:end w:w="110" w:type="dxa"/>
-            </w:tcMar>
-            <w:vAlign w:val="center"/>
-          </w:tcPr>
-          <w:p>
-            <w:r>
-              <w:rPr>
-                <w:color w:val="263B53"/>
-                <w:sz w:val="20"/>
-              </w:rPr>
-              <w:t>1–2 gün</w:t>
-            </w:r>
-          </w:p>
-        </w:tc>
-        <w:tc>
-          <w:tcPr>
-            <w:tcW w:type="dxa" w:w="3364"/>
-            <w:shd w:fill="E7F2EE"/>
-            <w:tcBorders>
-              <w:top w:val="single" w:sz="4" w:color="C9D5DD"/>
-              <w:left w:val="single" w:sz="4" w:color="C9D5DD"/>
-              <w:bottom w:val="single" w:sz="4" w:color="C9D5DD"/>
-              <w:right w:val="single" w:sz="4" w:color="C9D5DD"/>
-              <w:insideH w:val="single" w:sz="4" w:color="C9D5DD"/>
-              <w:insideV w:val="single" w:sz="4" w:color="C9D5DD"/>
-            </w:tcBorders>
-            <w:tcMar>
-              <w:top w:w="90" w:type="dxa"/>
-              <w:start w:w="110" w:type="dxa"/>
-              <w:bottom w:w="90" w:type="dxa"/>
-              <w:end w:w="110" w:type="dxa"/>
-            </w:tcMar>
-            <w:vAlign w:val="center"/>
-          </w:tcPr>
-          <w:p>
-            <w:r>
-              <w:rPr>
-                <w:color w:val="263B53"/>
-                <w:sz w:val="20"/>
-              </w:rPr>
-              <w:t>Credential rotation/history purge, blocking CI scans, prod realm ve TLS doğrulaması</w:t>
-            </w:r>
-          </w:p>
-        </w:tc>
-      </w:tr>
-      <w:tr>
-        <w:trPr>
-          <w:cantSplit w:val="true"/>
-        </w:trPr>
-        <w:tc>
-          <w:tcPr>
-            <w:tcW w:type="dxa" w:w="3364"/>
-            <w:shd w:fill="FFFFFF"/>
-            <w:tcBorders>
-              <w:top w:val="single" w:sz="4" w:color="C9D5DD"/>
-              <w:left w:val="single" w:sz="4" w:color="C9D5DD"/>
-              <w:bottom w:val="single" w:sz="4" w:color="C9D5DD"/>
-              <w:right w:val="single" w:sz="4" w:color="C9D5DD"/>
-              <w:insideH w:val="single" w:sz="4" w:color="C9D5DD"/>
-              <w:insideV w:val="single" w:sz="4" w:color="C9D5DD"/>
-            </w:tcBorders>
-            <w:tcMar>
-              <w:top w:w="90" w:type="dxa"/>
-              <w:start w:w="110" w:type="dxa"/>
-              <w:bottom w:w="90" w:type="dxa"/>
-              <w:end w:w="110" w:type="dxa"/>
-            </w:tcMar>
-            <w:vAlign w:val="center"/>
-          </w:tcPr>
-          <w:p>
-            <w:r>
-              <w:rPr>
-                <w:color w:val="263B53"/>
-                <w:sz w:val="20"/>
-              </w:rPr>
-              <w:t>Faz 2</w:t>
-            </w:r>
-          </w:p>
-        </w:tc>
-        <w:tc>
-          <w:tcPr>
-            <w:tcW w:type="dxa" w:w="3364"/>
-            <w:shd w:fill="FFFFFF"/>
-            <w:tcBorders>
-              <w:top w:val="single" w:sz="4" w:color="C9D5DD"/>
-              <w:left w:val="single" w:sz="4" w:color="C9D5DD"/>
-              <w:bottom w:val="single" w:sz="4" w:color="C9D5DD"/>
-              <w:right w:val="single" w:sz="4" w:color="C9D5DD"/>
-              <w:insideH w:val="single" w:sz="4" w:color="C9D5DD"/>
-              <w:insideV w:val="single" w:sz="4" w:color="C9D5DD"/>
-            </w:tcBorders>
-            <w:tcMar>
-              <w:top w:w="90" w:type="dxa"/>
-              <w:start w:w="110" w:type="dxa"/>
-              <w:bottom w:w="90" w:type="dxa"/>
-              <w:end w:w="110" w:type="dxa"/>
-            </w:tcMar>
-            <w:vAlign w:val="center"/>
-          </w:tcPr>
-          <w:p>
-            <w:r>
-              <w:rPr>
-                <w:color w:val="263B53"/>
-                <w:sz w:val="20"/>
-              </w:rPr>
-              <w:t>İlk hafta</w:t>
-            </w:r>
-          </w:p>
-        </w:tc>
-        <w:tc>
-          <w:tcPr>
-            <w:tcW w:type="dxa" w:w="3364"/>
-            <w:shd w:fill="FFFFFF"/>
-            <w:tcBorders>
-              <w:top w:val="single" w:sz="4" w:color="C9D5DD"/>
-              <w:left w:val="single" w:sz="4" w:color="C9D5DD"/>
-              <w:bottom w:val="single" w:sz="4" w:color="C9D5DD"/>
-              <w:right w:val="single" w:sz="4" w:color="C9D5DD"/>
-              <w:insideH w:val="single" w:sz="4" w:color="C9D5DD"/>
-              <w:insideV w:val="single" w:sz="4" w:color="C9D5DD"/>
-            </w:tcBorders>
-            <w:tcMar>
-              <w:top w:w="90" w:type="dxa"/>
-              <w:start w:w="110" w:type="dxa"/>
-              <w:bottom w:w="90" w:type="dxa"/>
-              <w:end w:w="110" w:type="dxa"/>
-            </w:tcMar>
-            <w:vAlign w:val="center"/>
-          </w:tcPr>
-          <w:p>
-            <w:r>
-              <w:rPr>
-                <w:color w:val="263B53"/>
-                <w:sz w:val="20"/>
-              </w:rPr>
-              <w:t>Backup/restore drill, auth E2E, alarm teslim testi, staging migration kanıtı</w:t>
-            </w:r>
-          </w:p>
-        </w:tc>
-      </w:tr>
-      <w:tr>
-        <w:trPr>
-          <w:cantSplit w:val="true"/>
-        </w:trPr>
-        <w:tc>
-          <w:tcPr>
-            <w:tcW w:type="dxa" w:w="3364"/>
-            <w:shd w:fill="E7F2EE"/>
-            <w:tcBorders>
-              <w:top w:val="single" w:sz="4" w:color="C9D5DD"/>
-              <w:left w:val="single" w:sz="4" w:color="C9D5DD"/>
-              <w:bottom w:val="single" w:sz="4" w:color="C9D5DD"/>
-              <w:right w:val="single" w:sz="4" w:color="C9D5DD"/>
-              <w:insideH w:val="single" w:sz="4" w:color="C9D5DD"/>
-              <w:insideV w:val="single" w:sz="4" w:color="C9D5DD"/>
-            </w:tcBorders>
-            <w:tcMar>
-              <w:top w:w="90" w:type="dxa"/>
-              <w:start w:w="110" w:type="dxa"/>
-              <w:bottom w:w="90" w:type="dxa"/>
-              <w:end w:w="110" w:type="dxa"/>
-            </w:tcMar>
-            <w:vAlign w:val="center"/>
-          </w:tcPr>
-          <w:p>
-            <w:r>
-              <w:rPr>
-                <w:color w:val="263B53"/>
-                <w:sz w:val="20"/>
-              </w:rPr>
-              <w:t>Faz 3</w:t>
-            </w:r>
-          </w:p>
-        </w:tc>
-        <w:tc>
-          <w:tcPr>
-            <w:tcW w:type="dxa" w:w="3364"/>
-            <w:shd w:fill="E7F2EE"/>
-            <w:tcBorders>
-              <w:top w:val="single" w:sz="4" w:color="C9D5DD"/>
-              <w:left w:val="single" w:sz="4" w:color="C9D5DD"/>
-              <w:bottom w:val="single" w:sz="4" w:color="C9D5DD"/>
-              <w:right w:val="single" w:sz="4" w:color="C9D5DD"/>
-              <w:insideH w:val="single" w:sz="4" w:color="C9D5DD"/>
-              <w:insideV w:val="single" w:sz="4" w:color="C9D5DD"/>
-            </w:tcBorders>
-            <w:tcMar>
-              <w:top w:w="90" w:type="dxa"/>
-              <w:start w:w="110" w:type="dxa"/>
-              <w:bottom w:w="90" w:type="dxa"/>
-              <w:end w:w="110" w:type="dxa"/>
-            </w:tcMar>
-            <w:vAlign w:val="center"/>
-          </w:tcPr>
-          <w:p>
-            <w:r>
-              <w:rPr>
-                <w:color w:val="263B53"/>
-                <w:sz w:val="20"/>
-              </w:rPr>
-              <w:t>Production öncesi</w:t>
-            </w:r>
-          </w:p>
-        </w:tc>
-        <w:tc>
-          <w:tcPr>
-            <w:tcW w:type="dxa" w:w="3364"/>
-            <w:shd w:fill="E7F2EE"/>
-            <w:tcBorders>
-              <w:top w:val="single" w:sz="4" w:color="C9D5DD"/>
-              <w:left w:val="single" w:sz="4" w:color="C9D5DD"/>
-              <w:bottom w:val="single" w:sz="4" w:color="C9D5DD"/>
-              <w:right w:val="single" w:sz="4" w:color="C9D5DD"/>
-              <w:insideH w:val="single" w:sz="4" w:color="C9D5DD"/>
-              <w:insideV w:val="single" w:sz="4" w:color="C9D5DD"/>
-            </w:tcBorders>
-            <w:tcMar>
-              <w:top w:w="90" w:type="dxa"/>
-              <w:start w:w="110" w:type="dxa"/>
-              <w:bottom w:w="90" w:type="dxa"/>
-              <w:end w:w="110" w:type="dxa"/>
-            </w:tcMar>
-            <w:vAlign w:val="center"/>
-          </w:tcPr>
-          <w:p>
-            <w:r>
-              <w:rPr>
-                <w:color w:val="263B53"/>
-                <w:sz w:val="20"/>
-              </w:rPr>
-              <w:t>Load test, rollback provası, SLO dashboard ve on-call runbook</w:t>
-            </w:r>
-          </w:p>
-        </w:tc>
-      </w:tr>
-      <w:tr>
-        <w:trPr>
-          <w:cantSplit w:val="true"/>
-        </w:trPr>
-        <w:tc>
-          <w:tcPr>
-            <w:tcW w:type="dxa" w:w="3364"/>
-            <w:shd w:fill="FFFFFF"/>
-            <w:tcBorders>
-              <w:top w:val="single" w:sz="4" w:color="C9D5DD"/>
-              <w:left w:val="single" w:sz="4" w:color="C9D5DD"/>
-              <w:bottom w:val="single" w:sz="4" w:color="C9D5DD"/>
-              <w:right w:val="single" w:sz="4" w:color="C9D5DD"/>
-              <w:insideH w:val="single" w:sz="4" w:color="C9D5DD"/>
-              <w:insideV w:val="single" w:sz="4" w:color="C9D5DD"/>
-            </w:tcBorders>
-            <w:tcMar>
-              <w:top w:w="90" w:type="dxa"/>
-              <w:start w:w="110" w:type="dxa"/>
-              <w:bottom w:w="90" w:type="dxa"/>
-              <w:end w:w="110" w:type="dxa"/>
-            </w:tcMar>
-            <w:vAlign w:val="center"/>
-          </w:tcPr>
-          <w:p>
-            <w:r>
-              <w:rPr>
-                <w:color w:val="263B53"/>
-                <w:sz w:val="20"/>
-              </w:rPr>
-              <w:t>Faz 4</w:t>
-            </w:r>
-          </w:p>
-        </w:tc>
-        <w:tc>
-          <w:tcPr>
-            <w:tcW w:type="dxa" w:w="3364"/>
-            <w:shd w:fill="FFFFFF"/>
-            <w:tcBorders>
-              <w:top w:val="single" w:sz="4" w:color="C9D5DD"/>
-              <w:left w:val="single" w:sz="4" w:color="C9D5DD"/>
-              <w:bottom w:val="single" w:sz="4" w:color="C9D5DD"/>
-              <w:right w:val="single" w:sz="4" w:color="C9D5DD"/>
-              <w:insideH w:val="single" w:sz="4" w:color="C9D5DD"/>
-              <w:insideV w:val="single" w:sz="4" w:color="C9D5DD"/>
-            </w:tcBorders>
-            <w:tcMar>
-              <w:top w:w="90" w:type="dxa"/>
-              <w:start w:w="110" w:type="dxa"/>
-              <w:bottom w:w="90" w:type="dxa"/>
-              <w:end w:w="110" w:type="dxa"/>
-            </w:tcMar>
-            <w:vAlign w:val="center"/>
-          </w:tcPr>
-          <w:p>
-            <w:r>
-              <w:rPr>
-                <w:color w:val="263B53"/>
-                <w:sz w:val="20"/>
-              </w:rPr>
-              <w:t>Uzun vade</w:t>
-            </w:r>
-          </w:p>
-        </w:tc>
-        <w:tc>
-          <w:tcPr>
-            <w:tcW w:type="dxa" w:w="3364"/>
-            <w:shd w:fill="FFFFFF"/>
-            <w:tcBorders>
-              <w:top w:val="single" w:sz="4" w:color="C9D5DD"/>
-              <w:left w:val="single" w:sz="4" w:color="C9D5DD"/>
-              <w:bottom w:val="single" w:sz="4" w:color="C9D5DD"/>
-              <w:right w:val="single" w:sz="4" w:color="C9D5DD"/>
-              <w:insideH w:val="single" w:sz="4" w:color="C9D5DD"/>
-              <w:insideV w:val="single" w:sz="4" w:color="C9D5DD"/>
-            </w:tcBorders>
-            <w:tcMar>
-              <w:top w:w="90" w:type="dxa"/>
-              <w:start w:w="110" w:type="dxa"/>
-              <w:bottom w:w="90" w:type="dxa"/>
-              <w:end w:w="110" w:type="dxa"/>
-            </w:tcMar>
-            <w:vAlign w:val="center"/>
-          </w:tcPr>
-          <w:p>
-            <w:r>
-              <w:rPr>
-                <w:color w:val="263B53"/>
-                <w:sz w:val="20"/>
-              </w:rPr>
-              <w:t>Service refactor, coverage artışı, managed Kafka/OpenSearch veya HA topolojisi</w:t>
-            </w:r>
-          </w:p>
-        </w:tc>
-      </w:tr>
-    </w:tbl>
     <w:p>
       <w:pPr>
         <w:spacing w:after="20"/>
@@ -24999,7 +18935,7 @@
               <w:rPr>
                 <w:color w:val="263B53"/>
               </w:rPr>
-              <w:t>Development readiness: 10/10. Production readiness: 7.0/10. Go-live kararı yalnızca 12.1’deki P0/P1 kapıları kapatıldıktan sonra verilmelidir.</w:t>
+              <w:t>Development readiness: 10/10. Production readiness: 7.0/10. Go-live kararı, üretim güvenlik ve operasyon ön koşulları tamamlandıktan sonra verilmelidir.</w:t>
             </w:r>
           </w:p>
         </w:tc>
